--- a/docs/Panduan_Pengguna_SPeRK.docx
+++ b/docs/Panduan_Pengguna_SPeRK.docx
@@ -393,7 +393,7 @@
           <w:szCs w:val="22"/>
           <w:lang w:val="ms-MY"/>
         </w:rPr>
-        <w:pict w14:anchorId="5DBB2346">
+        <w:pict w14:anchorId="2A033A1C">
           <v:rect id="_x0000_i1025" style="width:0;height:1.5pt" o:hralign="center" o:hrstd="t" o:hr="t" fillcolor="#a0a0a0" stroked="f"/>
         </w:pict>
       </w:r>
@@ -684,7 +684,7 @@
           <w:szCs w:val="22"/>
           <w:lang w:val="ms-MY"/>
         </w:rPr>
-        <w:pict w14:anchorId="6F450A12">
+        <w:pict w14:anchorId="58D90B5A">
           <v:rect id="_x0000_i1026" style="width:0;height:1.5pt" o:hralign="center" o:hrstd="t" o:hr="t" fillcolor="#a0a0a0" stroked="f"/>
         </w:pict>
       </w:r>
@@ -1187,7 +1187,7 @@
     <w:p>
       <w:pPr>
         <w:pStyle w:val="NormalWeb"/>
-        <w:divId w:val="916748473"/>
+        <w:divId w:val="375006909"/>
         <w:rPr>
           <w:rFonts w:ascii="Calibri" w:hAnsi="Calibri" w:cs="Calibri"/>
           <w:color w:val="1F2937"/>
@@ -1267,7 +1267,7 @@
           <w:szCs w:val="22"/>
           <w:lang w:val="ms-MY"/>
         </w:rPr>
-        <w:pict w14:anchorId="46A045FB">
+        <w:pict w14:anchorId="19956AF7">
           <v:rect id="_x0000_i1027" style="width:0;height:1.5pt" o:hralign="center" o:hrstd="t" o:hr="t" fillcolor="#a0a0a0" stroked="f"/>
         </w:pict>
       </w:r>
@@ -1490,7 +1490,7 @@
           <w:lang w:val="ms-MY"/>
         </w:rPr>
         <w:drawing>
-          <wp:inline distT="0" distB="0" distL="0" distR="0" wp14:anchorId="0DA98853" wp14:editId="3BDF9F56">
+          <wp:inline distT="0" distB="0" distL="0" distR="0" wp14:anchorId="14355575" wp14:editId="5D1C272B">
             <wp:extent cx="13011150" cy="8572500"/>
             <wp:effectExtent l="0" t="0" r="0" b="0"/>
             <wp:docPr id="4" name="Picture 4" descr="Halaman log masuk"/>
@@ -1586,6 +1586,101 @@
     </w:p>
     <w:p>
       <w:pPr>
+        <w:pStyle w:val="NormalWeb"/>
+        <w:rPr>
+          <w:rFonts w:ascii="Calibri" w:hAnsi="Calibri" w:cs="Calibri"/>
+          <w:color w:val="1F2937"/>
+          <w:sz w:val="22"/>
+          <w:szCs w:val="22"/>
+          <w:lang w:val="ms-MY"/>
+        </w:rPr>
+      </w:pPr>
+      <w:r>
+        <w:rPr>
+          <w:rFonts w:ascii="Calibri" w:hAnsi="Calibri" w:cs="Calibri"/>
+          <w:color w:val="1F2937"/>
+          <w:sz w:val="22"/>
+          <w:szCs w:val="22"/>
+          <w:lang w:val="ms-MY"/>
+        </w:rPr>
+        <w:t xml:space="preserve">Di bawah butang Log Masuk terdapat pautan </w:t>
+      </w:r>
+      <w:r>
+        <w:rPr>
+          <w:rStyle w:val="Strong"/>
+          <w:rFonts w:ascii="Calibri" w:hAnsi="Calibri" w:cs="Calibri"/>
+          <w:color w:val="1F2937"/>
+          <w:sz w:val="22"/>
+          <w:szCs w:val="22"/>
+          <w:lang w:val="ms-MY"/>
+        </w:rPr>
+        <w:t>Panduan Pengguna (PDF)</w:t>
+      </w:r>
+      <w:r>
+        <w:rPr>
+          <w:rFonts w:ascii="Calibri" w:hAnsi="Calibri" w:cs="Calibri"/>
+          <w:color w:val="1F2937"/>
+          <w:sz w:val="22"/>
+          <w:szCs w:val="22"/>
+          <w:lang w:val="ms-MY"/>
+        </w:rPr>
+        <w:t xml:space="preserve"> </w:t>
+      </w:r>
+      <w:r>
+        <w:rPr>
+          <w:rFonts w:ascii="Calibri" w:hAnsi="Calibri" w:cs="Calibri"/>
+          <w:color w:val="1F2937"/>
+          <w:sz w:val="22"/>
+          <w:szCs w:val="22"/>
+          <w:lang w:val="ms-MY"/>
+        </w:rPr>
+        <w:t xml:space="preserve">— dokumen yang sedang anda baca ini. Selepas log masuk, pautan </w:t>
+      </w:r>
+      <w:r>
+        <w:rPr>
+          <w:rStyle w:val="Strong"/>
+          <w:rFonts w:ascii="Calibri" w:hAnsi="Calibri" w:cs="Calibri"/>
+          <w:color w:val="1F2937"/>
+          <w:sz w:val="22"/>
+          <w:szCs w:val="22"/>
+          <w:lang w:val="ms-MY"/>
+        </w:rPr>
+        <w:t>Panduan</w:t>
+      </w:r>
+      <w:r>
+        <w:rPr>
+          <w:rFonts w:ascii="Calibri" w:hAnsi="Calibri" w:cs="Calibri"/>
+          <w:color w:val="1F2937"/>
+          <w:sz w:val="22"/>
+          <w:szCs w:val="22"/>
+          <w:lang w:val="ms-MY"/>
+        </w:rPr>
+        <w:t xml:space="preserve"> juga tersedia di bar navigasi atas dan pautan </w:t>
+      </w:r>
+      <w:r>
+        <w:rPr>
+          <w:rStyle w:val="Strong"/>
+          <w:rFonts w:ascii="Calibri" w:hAnsi="Calibri" w:cs="Calibri"/>
+          <w:color w:val="1F2937"/>
+          <w:sz w:val="22"/>
+          <w:szCs w:val="22"/>
+          <w:lang w:val="ms-MY"/>
+        </w:rPr>
+        <w:t>Panduan Pengguna (PDF)</w:t>
+      </w:r>
+      <w:r>
+        <w:rPr>
+          <w:rFonts w:ascii="Calibri" w:hAnsi="Calibri" w:cs="Calibri"/>
+          <w:color w:val="1F2937"/>
+          <w:sz w:val="22"/>
+          <w:szCs w:val="22"/>
+          <w:lang w:val="ms-MY"/>
+        </w:rPr>
+        <w:t xml:space="preserve"> di bahagian bawah setiap halaman.</w:t>
+      </w:r>
+    </w:p>
+    <w:p>
+      <w:pPr>
         <w:pStyle w:val="Heading3"/>
         <w:rPr>
           <w:rFonts w:eastAsia="Times New Roman"/>
@@ -1644,17 +1739,7 @@
           <w:szCs w:val="22"/>
           <w:lang w:val="ms-MY"/>
         </w:rPr>
-        <w:t xml:space="preserve"> </w:t>
-      </w:r>
-      <w:r>
-        <w:rPr>
-          <w:rFonts w:ascii="Calibri" w:eastAsia="Times New Roman" w:hAnsi="Calibri" w:cs="Calibri"/>
-          <w:color w:val="1F2937"/>
-          <w:sz w:val="22"/>
-          <w:szCs w:val="22"/>
-          <w:lang w:val="ms-MY"/>
-        </w:rPr>
-        <w:t>berada di penjuru kanan atas (di sebelah alamat e-mel anda).</w:t>
+        <w:t xml:space="preserve"> berada di penjuru kanan atas (di sebelah alamat e-mel anda).</w:t>
       </w:r>
     </w:p>
     <w:p>
@@ -1712,7 +1797,7 @@
           <w:szCs w:val="22"/>
           <w:lang w:val="ms-MY"/>
         </w:rPr>
-        <w:pict w14:anchorId="0CF06F27">
+        <w:pict w14:anchorId="1C178945">
           <v:rect id="_x0000_i1029" style="width:0;height:1.5pt" o:hralign="center" o:hrstd="t" o:hr="t" fillcolor="#a0a0a0" stroked="f"/>
         </w:pict>
       </w:r>
@@ -1776,9 +1861,9 @@
           <w:lang w:val="ms-MY"/>
         </w:rPr>
         <w:drawing>
-          <wp:inline distT="0" distB="0" distL="0" distR="0" wp14:anchorId="7EE4D486" wp14:editId="2BBA2313">
-            <wp:extent cx="13011150" cy="11372850"/>
-            <wp:effectExtent l="0" t="0" r="0" b="0"/>
+          <wp:inline distT="0" distB="0" distL="0" distR="0" wp14:anchorId="4DF9DE14" wp14:editId="05C98015">
+            <wp:extent cx="13011150" cy="10356850"/>
+            <wp:effectExtent l="0" t="0" r="0" b="6350"/>
             <wp:docPr id="6" name="Picture 6" descr="Papan Pemuka"/>
             <wp:cNvGraphicFramePr>
               <a:graphicFrameLocks xmlns:a="http://schemas.openxmlformats.org/drawingml/2006/main" noChangeAspect="1"/>
@@ -1808,7 +1893,7 @@
                   <pic:spPr bwMode="auto">
                     <a:xfrm>
                       <a:off x="0" y="0"/>
-                      <a:ext cx="13011150" cy="11372850"/>
+                      <a:ext cx="13011150" cy="10356850"/>
                     </a:xfrm>
                     <a:prstGeom prst="rect">
                       <a:avLst/>
@@ -2375,17 +2460,7 @@
           <w:szCs w:val="22"/>
           <w:lang w:val="ms-MY"/>
         </w:rPr>
-        <w:t xml:space="preserve"> </w:t>
-      </w:r>
-      <w:r>
-        <w:rPr>
-          <w:rFonts w:ascii="Calibri" w:eastAsia="Times New Roman" w:hAnsi="Calibri" w:cs="Calibri"/>
-          <w:color w:val="1F2937"/>
-          <w:sz w:val="22"/>
-          <w:szCs w:val="22"/>
-          <w:lang w:val="ms-MY"/>
-        </w:rPr>
-        <w:t>→ membuka halaman e-Daftar (kaunter pendaftaran).</w:t>
+        <w:t xml:space="preserve"> → membuka halaman e-Daftar (kaunter pendaftaran).</w:t>
       </w:r>
     </w:p>
     <w:p>
@@ -2486,7 +2561,17 @@
           <w:szCs w:val="22"/>
           <w:lang w:val="ms-MY"/>
         </w:rPr>
-        <w:t xml:space="preserve"> dan senarai resit terkini (No. Resit, Tarikh, Murid, Jumlah, Bayaran). No. resit dan nama murid dalam senarai ini boleh ditekan untuk membuka butiran penuh resit.</w:t>
+        <w:t xml:space="preserve"> </w:t>
+      </w:r>
+      <w:r>
+        <w:rPr>
+          <w:rFonts w:ascii="Calibri" w:hAnsi="Calibri" w:cs="Calibri"/>
+          <w:color w:val="1F2937"/>
+          <w:sz w:val="22"/>
+          <w:szCs w:val="22"/>
+          <w:lang w:val="ms-MY"/>
+        </w:rPr>
+        <w:t>dan senarai resit terkini (No. Resit, Tarikh, Murid, Jumlah, Bayaran). No. resit dan nama murid dalam senarai ini boleh ditekan untuk membuka butiran penuh resit.</w:t>
       </w:r>
     </w:p>
     <w:p>
@@ -2507,7 +2592,7 @@
           <w:szCs w:val="22"/>
           <w:lang w:val="ms-MY"/>
         </w:rPr>
-        <w:pict w14:anchorId="1EE05643">
+        <w:pict w14:anchorId="1E435ECD">
           <v:rect id="_x0000_i1031" style="width:0;height:1.5pt" o:hralign="center" o:hrstd="t" o:hr="t" fillcolor="#a0a0a0" stroked="f"/>
         </w:pict>
       </w:r>
@@ -2610,8 +2695,8 @@
           <w:lang w:val="ms-MY"/>
         </w:rPr>
         <w:drawing>
-          <wp:inline distT="0" distB="0" distL="0" distR="0" wp14:anchorId="1F5A1153" wp14:editId="5D574D7B">
-            <wp:extent cx="13011150" cy="12763500"/>
+          <wp:inline distT="0" distB="0" distL="0" distR="0" wp14:anchorId="1998A8A8" wp14:editId="108AE1C4">
+            <wp:extent cx="13011150" cy="13068300"/>
             <wp:effectExtent l="0" t="0" r="0" b="0"/>
             <wp:docPr id="8" name="Picture 8" descr="Halaman e-Daftar"/>
             <wp:cNvGraphicFramePr>
@@ -2642,7 +2727,7 @@
                   <pic:spPr bwMode="auto">
                     <a:xfrm>
                       <a:off x="0" y="0"/>
-                      <a:ext cx="13011150" cy="12763500"/>
+                      <a:ext cx="13011150" cy="13068300"/>
                     </a:xfrm>
                     <a:prstGeom prst="rect">
                       <a:avLst/>
@@ -3259,7 +3344,17 @@
           <w:szCs w:val="22"/>
           <w:lang w:val="ms-MY"/>
         </w:rPr>
-        <w:t xml:space="preserve"> pada baris murid untuk membetulkan maklumat sedia ada.</w:t>
+        <w:t xml:space="preserve"> </w:t>
+      </w:r>
+      <w:r>
+        <w:rPr>
+          <w:rFonts w:ascii="Calibri" w:hAnsi="Calibri" w:cs="Calibri"/>
+          <w:color w:val="1F2937"/>
+          <w:sz w:val="22"/>
+          <w:szCs w:val="22"/>
+          <w:lang w:val="ms-MY"/>
+        </w:rPr>
+        <w:t>pada baris murid untuk membetulkan maklumat sedia ada.</w:t>
       </w:r>
     </w:p>
     <w:p>
@@ -3283,8 +3378,8 @@
           <w:lang w:val="ms-MY"/>
         </w:rPr>
         <w:drawing>
-          <wp:inline distT="0" distB="0" distL="0" distR="0" wp14:anchorId="79444797" wp14:editId="4B7B58E0">
-            <wp:extent cx="13011150" cy="8572500"/>
+          <wp:inline distT="0" distB="0" distL="0" distR="0" wp14:anchorId="3B03E08A" wp14:editId="1EC9DAC9">
+            <wp:extent cx="13011150" cy="11430000"/>
             <wp:effectExtent l="0" t="0" r="0" b="0"/>
             <wp:docPr id="9" name="Picture 9" descr="Borang murid"/>
             <wp:cNvGraphicFramePr>
@@ -3315,7 +3410,7 @@
                   <pic:spPr bwMode="auto">
                     <a:xfrm>
                       <a:off x="0" y="0"/>
-                      <a:ext cx="13011150" cy="8572500"/>
+                      <a:ext cx="13011150" cy="11430000"/>
                     </a:xfrm>
                     <a:prstGeom prst="rect">
                       <a:avLst/>
@@ -3367,8 +3462,8 @@
         <w:tblLook w:val="04A0" w:firstRow="1" w:lastRow="0" w:firstColumn="1" w:lastColumn="0" w:noHBand="0" w:noVBand="1"/>
       </w:tblPr>
       <w:tblGrid>
-        <w:gridCol w:w="2717"/>
-        <w:gridCol w:w="6289"/>
+        <w:gridCol w:w="1807"/>
+        <w:gridCol w:w="7199"/>
       </w:tblGrid>
       <w:tr>
         <w:trPr>
@@ -4068,7 +4163,64 @@
                 <w:sz w:val="20"/>
                 <w:szCs w:val="20"/>
               </w:rPr>
-              <w:t xml:space="preserve"> akan muncul.</w:t>
+              <w:t xml:space="preserve"> akan muncul. </w:t>
+            </w:r>
+            <w:r>
+              <w:rPr>
+                <w:rStyle w:val="Strong"/>
+                <w:rFonts w:ascii="Calibri" w:eastAsia="Times New Roman" w:hAnsi="Calibri" w:cs="Calibri"/>
+                <w:color w:val="1F2937"/>
+                <w:sz w:val="20"/>
+                <w:szCs w:val="20"/>
+              </w:rPr>
+              <w:t>Sebab</w:t>
+            </w:r>
+            <w:r>
+              <w:rPr>
+                <w:rFonts w:ascii="Calibri" w:eastAsia="Times New Roman" w:hAnsi="Calibri" w:cs="Calibri"/>
+                <w:color w:val="1F2937"/>
+                <w:sz w:val="20"/>
+                <w:szCs w:val="20"/>
+              </w:rPr>
+              <w:t xml:space="preserve"> dipilih daripada senarai (</w:t>
+            </w:r>
+            <w:r>
+              <w:rPr>
+                <w:rStyle w:val="Strong"/>
+                <w:rFonts w:ascii="Calibri" w:eastAsia="Times New Roman" w:hAnsi="Calibri" w:cs="Calibri"/>
+                <w:color w:val="1F2937"/>
+                <w:sz w:val="20"/>
+                <w:szCs w:val="20"/>
+              </w:rPr>
+              <w:t>Sekolah lebih dekat / Berpindah rumah / Masalah pengangkutan / Adik-beradik di sekolah sama</w:t>
+            </w:r>
+            <w:r>
+              <w:rPr>
+                <w:rFonts w:ascii="Calibri" w:eastAsia="Times New Roman" w:hAnsi="Calibri" w:cs="Calibri"/>
+                <w:color w:val="1F2937"/>
+                <w:sz w:val="20"/>
+                <w:szCs w:val="20"/>
+              </w:rPr>
+              <w:t xml:space="preserve">) dan </w:t>
+            </w:r>
+            <w:r>
+              <w:rPr>
+                <w:rStyle w:val="Strong"/>
+                <w:rFonts w:ascii="Calibri" w:eastAsia="Times New Roman" w:hAnsi="Calibri" w:cs="Calibri"/>
+                <w:color w:val="1F2937"/>
+                <w:sz w:val="20"/>
+                <w:szCs w:val="20"/>
+              </w:rPr>
+              <w:t>Catatan</w:t>
+            </w:r>
+            <w:r>
+              <w:rPr>
+                <w:rFonts w:ascii="Calibri" w:eastAsia="Times New Roman" w:hAnsi="Calibri" w:cs="Calibri"/>
+                <w:color w:val="1F2937"/>
+                <w:sz w:val="20"/>
+                <w:szCs w:val="20"/>
+              </w:rPr>
+              <w:t xml:space="preserve"> akan diisi automatik dengan huraian penuh — catatan itu masih boleh diedit mengikut keperluan.</w:t>
             </w:r>
           </w:p>
         </w:tc>
@@ -4156,13 +4308,23 @@
           <w:szCs w:val="22"/>
           <w:lang w:val="ms-MY"/>
         </w:rPr>
-        <w:t xml:space="preserve"> untuk keluar tanpa menyimpan.</w:t>
+        <w:t xml:space="preserve"> </w:t>
+      </w:r>
+      <w:r>
+        <w:rPr>
+          <w:rFonts w:ascii="Calibri" w:hAnsi="Calibri" w:cs="Calibri"/>
+          <w:color w:val="1F2937"/>
+          <w:sz w:val="22"/>
+          <w:szCs w:val="22"/>
+          <w:lang w:val="ms-MY"/>
+        </w:rPr>
+        <w:t>untuk keluar tanpa menyimpan.</w:t>
       </w:r>
     </w:p>
     <w:p>
       <w:pPr>
         <w:pStyle w:val="NormalWeb"/>
-        <w:divId w:val="1565993963"/>
+        <w:divId w:val="2008435586"/>
         <w:rPr>
           <w:rFonts w:ascii="Calibri" w:hAnsi="Calibri" w:cs="Calibri"/>
           <w:color w:val="1F2937"/>
@@ -4499,7 +4661,7 @@
           <w:szCs w:val="22"/>
           <w:lang w:val="ms-MY"/>
         </w:rPr>
-        <w:pict w14:anchorId="560D6E4D">
+        <w:pict w14:anchorId="40DB23E4">
           <v:rect id="_x0000_i1034" style="width:0;height:1.5pt" o:hralign="center" o:hrstd="t" o:hr="t" fillcolor="#a0a0a0" stroked="f"/>
         </w:pict>
       </w:r>
@@ -4644,7 +4806,7 @@
           <w:lang w:val="ms-MY"/>
         </w:rPr>
         <w:drawing>
-          <wp:inline distT="0" distB="0" distL="0" distR="0" wp14:anchorId="5C4D7383" wp14:editId="225545E1">
+          <wp:inline distT="0" distB="0" distL="0" distR="0" wp14:anchorId="31FCB79F" wp14:editId="471D27C7">
             <wp:extent cx="13011150" cy="8572500"/>
             <wp:effectExtent l="0" t="0" r="0" b="0"/>
             <wp:docPr id="11" name="Picture 11" descr="Halaman Import Data"/>
@@ -6497,17 +6659,7 @@
           <w:szCs w:val="22"/>
           <w:lang w:val="ms-MY"/>
         </w:rPr>
-        <w:t xml:space="preserve"> </w:t>
-      </w:r>
-      <w:r>
-        <w:rPr>
-          <w:rFonts w:ascii="Calibri" w:hAnsi="Calibri" w:cs="Calibri"/>
-          <w:color w:val="1F2937"/>
-          <w:sz w:val="22"/>
-          <w:szCs w:val="22"/>
-          <w:lang w:val="ms-MY"/>
-        </w:rPr>
-        <w:t>semuanya diterima).</w:t>
+        <w:t xml:space="preserve"> semuanya diterima).</w:t>
       </w:r>
     </w:p>
     <w:p>
@@ -7111,7 +7263,8 @@
     <w:p>
       <w:pPr>
         <w:pStyle w:val="NormalWeb"/>
-        <w:divId w:val="1025521115"/>
+        <w:ind w:right="720"/>
+        <w:divId w:val="1348289021"/>
         <w:rPr>
           <w:rFonts w:ascii="Calibri" w:hAnsi="Calibri" w:cs="Calibri"/>
           <w:color w:val="1F2937"/>
@@ -7202,7 +7355,7 @@
           <w:szCs w:val="22"/>
           <w:lang w:val="ms-MY"/>
         </w:rPr>
-        <w:pict w14:anchorId="3C6681AF">
+        <w:pict w14:anchorId="448BCF0A">
           <v:rect id="_x0000_i1036" style="width:0;height:1.5pt" o:hralign="center" o:hrstd="t" o:hr="t" fillcolor="#a0a0a0" stroked="f"/>
         </w:pict>
       </w:r>
@@ -7300,8 +7453,8 @@
           <w:lang w:val="ms-MY"/>
         </w:rPr>
         <w:drawing>
-          <wp:inline distT="0" distB="0" distL="0" distR="0" wp14:anchorId="4389F236" wp14:editId="1E1DE114">
-            <wp:extent cx="13011150" cy="14433550"/>
+          <wp:inline distT="0" distB="0" distL="0" distR="0" wp14:anchorId="429292FE" wp14:editId="0C1DE462">
+            <wp:extent cx="13011150" cy="14738350"/>
             <wp:effectExtent l="0" t="0" r="0" b="6350"/>
             <wp:docPr id="13" name="Picture 13" descr="Carian murid"/>
             <wp:cNvGraphicFramePr>
@@ -7332,7 +7485,7 @@
                   <pic:spPr bwMode="auto">
                     <a:xfrm>
                       <a:off x="0" y="0"/>
-                      <a:ext cx="13011150" cy="14433550"/>
+                      <a:ext cx="13011150" cy="14738350"/>
                     </a:xfrm>
                     <a:prstGeom prst="rect">
                       <a:avLst/>
@@ -7536,8 +7689,8 @@
           <w:lang w:val="ms-MY"/>
         </w:rPr>
         <w:drawing>
-          <wp:inline distT="0" distB="0" distL="0" distR="0" wp14:anchorId="7B507F79" wp14:editId="5A374289">
-            <wp:extent cx="13011150" cy="14224000"/>
+          <wp:inline distT="0" distB="0" distL="0" distR="0" wp14:anchorId="71CF295D" wp14:editId="3372C39B">
+            <wp:extent cx="13011150" cy="14528800"/>
             <wp:effectExtent l="0" t="0" r="0" b="6350"/>
             <wp:docPr id="14" name="Picture 14" descr="Borang jana resit yang lengkap"/>
             <wp:cNvGraphicFramePr>
@@ -7568,7 +7721,7 @@
                   <pic:spPr bwMode="auto">
                     <a:xfrm>
                       <a:off x="0" y="0"/>
-                      <a:ext cx="13011150" cy="14224000"/>
+                      <a:ext cx="13011150" cy="14528800"/>
                     </a:xfrm>
                     <a:prstGeom prst="rect">
                       <a:avLst/>
@@ -7967,7 +8120,17 @@
           <w:szCs w:val="22"/>
           <w:lang w:val="ms-MY"/>
         </w:rPr>
-        <w:t xml:space="preserve">) terus daripada panel </w:t>
+        <w:t>) terus daripada panel</w:t>
+      </w:r>
+      <w:r>
+        <w:rPr>
+          <w:rFonts w:ascii="Calibri" w:eastAsia="Times New Roman" w:hAnsi="Calibri" w:cs="Calibri"/>
+          <w:color w:val="1F2937"/>
+          <w:sz w:val="22"/>
+          <w:szCs w:val="22"/>
+          <w:lang w:val="ms-MY"/>
+        </w:rPr>
+        <w:t xml:space="preserve"> </w:t>
       </w:r>
       <w:r>
         <w:rPr>
@@ -8537,7 +8700,8 @@
     <w:p>
       <w:pPr>
         <w:pStyle w:val="NormalWeb"/>
-        <w:divId w:val="1062823900"/>
+        <w:ind w:right="720"/>
+        <w:divId w:val="1917470522"/>
         <w:rPr>
           <w:rFonts w:ascii="Calibri" w:hAnsi="Calibri" w:cs="Calibri"/>
           <w:color w:val="1F2937"/>
@@ -8636,8 +8800,8 @@
           <w:lang w:val="ms-MY"/>
         </w:rPr>
         <w:drawing>
-          <wp:inline distT="0" distB="0" distL="0" distR="0" wp14:anchorId="15006C19" wp14:editId="4C3FA4E4">
-            <wp:extent cx="13011150" cy="8928100"/>
+          <wp:inline distT="0" distB="0" distL="0" distR="0" wp14:anchorId="54C6DDA9" wp14:editId="6C3279C1">
+            <wp:extent cx="13011150" cy="9232900"/>
             <wp:effectExtent l="0" t="0" r="0" b="6350"/>
             <wp:docPr id="15" name="Picture 15" descr="Butiran resit"/>
             <wp:cNvGraphicFramePr>
@@ -8668,7 +8832,7 @@
                   <pic:spPr bwMode="auto">
                     <a:xfrm>
                       <a:off x="0" y="0"/>
-                      <a:ext cx="13011150" cy="8928100"/>
+                      <a:ext cx="13011150" cy="9232900"/>
                     </a:xfrm>
                     <a:prstGeom prst="rect">
                       <a:avLst/>
@@ -9259,7 +9423,28 @@
           <w:szCs w:val="22"/>
           <w:lang w:val="ms-MY"/>
         </w:rPr>
-        <w:t xml:space="preserve"> membolehkan resit dihantar kepada ibu bapa/penjaga:</w:t>
+        <w:t xml:space="preserve"> membolehkan resit dihantar kepada ibu bapa/penjaga, </w:t>
+      </w:r>
+      <w:r>
+        <w:rPr>
+          <w:rStyle w:val="Strong"/>
+          <w:rFonts w:ascii="Calibri" w:hAnsi="Calibri" w:cs="Calibri"/>
+          <w:color w:val="1F2937"/>
+          <w:sz w:val="22"/>
+          <w:szCs w:val="22"/>
+          <w:lang w:val="ms-MY"/>
+        </w:rPr>
+        <w:t>berserta fail PDF resit</w:t>
+      </w:r>
+      <w:r>
+        <w:rPr>
+          <w:rFonts w:ascii="Calibri" w:hAnsi="Calibri" w:cs="Calibri"/>
+          <w:color w:val="1F2937"/>
+          <w:sz w:val="22"/>
+          <w:szCs w:val="22"/>
+          <w:lang w:val="ms-MY"/>
+        </w:rPr>
+        <w:t>:</w:t>
       </w:r>
     </w:p>
     <w:p>
@@ -9329,7 +9514,7 @@
           <w:szCs w:val="22"/>
           <w:lang w:val="ms-MY"/>
         </w:rPr>
-        <w:t xml:space="preserve">Tekan </w:t>
+        <w:t xml:space="preserve">Biarkan kotak </w:t>
       </w:r>
       <w:r>
         <w:rPr>
@@ -9340,6 +9525,38 @@
           <w:szCs w:val="22"/>
           <w:lang w:val="ms-MY"/>
         </w:rPr>
+        <w:t>"</w:t>
+      </w:r>
+      <w:r>
+        <w:rPr>
+          <w:rStyle w:val="Strong"/>
+          <w:rFonts w:ascii="Calibri" w:eastAsia="Times New Roman" w:hAnsi="Calibri" w:cs="Calibri"/>
+          <w:color w:val="1F2937"/>
+          <w:sz w:val="22"/>
+          <w:szCs w:val="22"/>
+          <w:lang w:val="ms-MY"/>
+        </w:rPr>
+        <w:t>Muat turun PDF resit supaya boleh dilampirkan"</w:t>
+      </w:r>
+      <w:r>
+        <w:rPr>
+          <w:rFonts w:ascii="Calibri" w:eastAsia="Times New Roman" w:hAnsi="Calibri" w:cs="Calibri"/>
+          <w:color w:val="1F2937"/>
+          <w:sz w:val="22"/>
+          <w:szCs w:val="22"/>
+          <w:lang w:val="ms-MY"/>
+        </w:rPr>
+        <w:t xml:space="preserve"> bertanda (lalai). Tekan </w:t>
+      </w:r>
+      <w:r>
+        <w:rPr>
+          <w:rStyle w:val="Strong"/>
+          <w:rFonts w:ascii="Calibri" w:eastAsia="Times New Roman" w:hAnsi="Calibri" w:cs="Calibri"/>
+          <w:color w:val="1F2937"/>
+          <w:sz w:val="22"/>
+          <w:szCs w:val="22"/>
+          <w:lang w:val="ms-MY"/>
+        </w:rPr>
         <w:t>Buka WhatsApp</w:t>
       </w:r>
       <w:r>
@@ -9350,7 +9567,7 @@
           <w:szCs w:val="22"/>
           <w:lang w:val="ms-MY"/>
         </w:rPr>
-        <w:t>; mesej ringkasan resit akan disediakan secara automatik.</w:t>
+        <w:t xml:space="preserve"> — mesej ringkasan resit akan disediakan secara automatik dan fail PDF resit akan dimuat turun serentak.</w:t>
       </w:r>
     </w:p>
     <w:p>
@@ -9370,24 +9587,24 @@
       </w:pPr>
       <w:r>
         <w:rPr>
+          <w:rFonts w:ascii="Calibri" w:eastAsia="Times New Roman" w:hAnsi="Calibri" w:cs="Calibri"/>
+          <w:color w:val="1F2937"/>
+          <w:sz w:val="22"/>
+          <w:szCs w:val="22"/>
+          <w:lang w:val="ms-MY"/>
+        </w:rPr>
+        <w:t xml:space="preserve">Dalam WhatsApp, tekan </w:t>
+      </w:r>
+      <w:r>
+        <w:rPr>
           <w:rStyle w:val="Strong"/>
-          <w:rFonts w:ascii="Calibri" w:eastAsia="Times New Roman" w:hAnsi="Calibri" w:cs="Calibri"/>
-          <w:color w:val="1F2937"/>
-          <w:sz w:val="22"/>
-          <w:szCs w:val="22"/>
-          <w:lang w:val="ms-MY"/>
-        </w:rPr>
-        <w:t>No. telefon tidak disimpan</w:t>
-      </w:r>
-      <w:r>
-        <w:rPr>
-          <w:rFonts w:ascii="Calibri" w:eastAsia="Times New Roman" w:hAnsi="Calibri" w:cs="Calibri"/>
-          <w:color w:val="1F2937"/>
-          <w:sz w:val="22"/>
-          <w:szCs w:val="22"/>
-          <w:lang w:val="ms-MY"/>
-        </w:rPr>
-        <w:t xml:space="preserve"> dan </w:t>
+          <w:rFonts w:ascii="Segoe UI Emoji" w:eastAsia="Times New Roman" w:hAnsi="Segoe UI Emoji" w:cs="Segoe UI Emoji"/>
+          <w:color w:val="1F2937"/>
+          <w:sz w:val="22"/>
+          <w:szCs w:val="22"/>
+          <w:lang w:val="ms-MY"/>
+        </w:rPr>
+        <w:t>📎</w:t>
       </w:r>
       <w:r>
         <w:rPr>
@@ -9398,78 +9615,276 @@
           <w:szCs w:val="22"/>
           <w:lang w:val="ms-MY"/>
         </w:rPr>
-        <w:t>No. IC tidak dimasukkan</w:t>
-      </w:r>
-      <w:r>
-        <w:rPr>
-          <w:rFonts w:ascii="Calibri" w:eastAsia="Times New Roman" w:hAnsi="Calibri" w:cs="Calibri"/>
-          <w:color w:val="1F2937"/>
-          <w:sz w:val="22"/>
-          <w:szCs w:val="22"/>
-          <w:lang w:val="ms-MY"/>
-        </w:rPr>
-        <w:t xml:space="preserve"> dalam mesej, demi privasi murid.</w:t>
+        <w:t xml:space="preserve"> (Lampiran) → Dokumen</w:t>
+      </w:r>
+      <w:r>
+        <w:rPr>
+          <w:rFonts w:ascii="Calibri" w:eastAsia="Times New Roman" w:hAnsi="Calibri" w:cs="Calibri"/>
+          <w:color w:val="1F2937"/>
+          <w:sz w:val="22"/>
+          <w:szCs w:val="22"/>
+          <w:lang w:val="ms-MY"/>
+        </w:rPr>
+        <w:t xml:space="preserve">, kemudian pilih fail </w:t>
+      </w:r>
+      <w:r>
+        <w:rPr>
+          <w:rStyle w:val="HTMLCode"/>
+          <w:color w:val="1F2937"/>
+          <w:lang w:val="ms-MY"/>
+        </w:rPr>
+        <w:t>Resit-&lt;no. resit&gt;.pdf</w:t>
+      </w:r>
+      <w:r>
+        <w:rPr>
+          <w:rFonts w:ascii="Calibri" w:eastAsia="Times New Roman" w:hAnsi="Calibri" w:cs="Calibri"/>
+          <w:color w:val="1F2937"/>
+          <w:sz w:val="22"/>
+          <w:szCs w:val="22"/>
+          <w:lang w:val="ms-MY"/>
+        </w:rPr>
+        <w:t xml:space="preserve"> yang baru dimuat turun itu untuk dilampirkan, dan tekan </w:t>
+      </w:r>
+      <w:r>
+        <w:rPr>
+          <w:rStyle w:val="Strong"/>
+          <w:rFonts w:ascii="Calibri" w:eastAsia="Times New Roman" w:hAnsi="Calibri" w:cs="Calibri"/>
+          <w:color w:val="1F2937"/>
+          <w:sz w:val="22"/>
+          <w:szCs w:val="22"/>
+          <w:lang w:val="ms-MY"/>
+        </w:rPr>
+        <w:t>Hantar</w:t>
+      </w:r>
+      <w:r>
+        <w:rPr>
+          <w:rFonts w:ascii="Calibri" w:eastAsia="Times New Roman" w:hAnsi="Calibri" w:cs="Calibri"/>
+          <w:color w:val="1F2937"/>
+          <w:sz w:val="22"/>
+          <w:szCs w:val="22"/>
+          <w:lang w:val="ms-MY"/>
+        </w:rPr>
+        <w:t>.</w:t>
       </w:r>
     </w:p>
     <w:p>
       <w:pPr>
-        <w:pStyle w:val="Heading3"/>
-        <w:rPr>
-          <w:rFonts w:eastAsia="Times New Roman"/>
-          <w:lang w:val="ms-MY"/>
-        </w:rPr>
-      </w:pPr>
-      <w:r>
-        <w:rPr>
-          <w:rFonts w:eastAsia="Times New Roman"/>
-          <w:lang w:val="ms-MY"/>
-        </w:rPr>
-        <w:t>6.3 Sejarah Resit</w:t>
+        <w:numPr>
+          <w:ilvl w:val="0"/>
+          <w:numId w:val="15"/>
+        </w:numPr>
+        <w:spacing w:before="100" w:beforeAutospacing="1" w:after="100" w:afterAutospacing="1"/>
+        <w:rPr>
+          <w:rFonts w:ascii="Calibri" w:eastAsia="Times New Roman" w:hAnsi="Calibri" w:cs="Calibri"/>
+          <w:color w:val="1F2937"/>
+          <w:sz w:val="22"/>
+          <w:szCs w:val="22"/>
+          <w:lang w:val="ms-MY"/>
+        </w:rPr>
+      </w:pPr>
+      <w:r>
+        <w:rPr>
+          <w:rStyle w:val="Strong"/>
+          <w:rFonts w:ascii="Calibri" w:eastAsia="Times New Roman" w:hAnsi="Calibri" w:cs="Calibri"/>
+          <w:color w:val="1F2937"/>
+          <w:sz w:val="22"/>
+          <w:szCs w:val="22"/>
+          <w:lang w:val="ms-MY"/>
+        </w:rPr>
+        <w:t>No. telefon tidak disimpan</w:t>
+      </w:r>
+      <w:r>
+        <w:rPr>
+          <w:rFonts w:ascii="Calibri" w:eastAsia="Times New Roman" w:hAnsi="Calibri" w:cs="Calibri"/>
+          <w:color w:val="1F2937"/>
+          <w:sz w:val="22"/>
+          <w:szCs w:val="22"/>
+          <w:lang w:val="ms-MY"/>
+        </w:rPr>
+        <w:t xml:space="preserve"> dan </w:t>
+      </w:r>
+      <w:r>
+        <w:rPr>
+          <w:rStyle w:val="Strong"/>
+          <w:rFonts w:ascii="Calibri" w:eastAsia="Times New Roman" w:hAnsi="Calibri" w:cs="Calibri"/>
+          <w:color w:val="1F2937"/>
+          <w:sz w:val="22"/>
+          <w:szCs w:val="22"/>
+          <w:lang w:val="ms-MY"/>
+        </w:rPr>
+        <w:t>No. IC tidak dimasukkan</w:t>
+      </w:r>
+      <w:r>
+        <w:rPr>
+          <w:rFonts w:ascii="Calibri" w:eastAsia="Times New Roman" w:hAnsi="Calibri" w:cs="Calibri"/>
+          <w:color w:val="1F2937"/>
+          <w:sz w:val="22"/>
+          <w:szCs w:val="22"/>
+          <w:lang w:val="ms-MY"/>
+        </w:rPr>
+        <w:t xml:space="preserve"> dalam mesej, demi privasi murid.</w:t>
       </w:r>
     </w:p>
     <w:p>
       <w:pPr>
         <w:pStyle w:val="NormalWeb"/>
-        <w:rPr>
-          <w:rFonts w:ascii="Calibri" w:hAnsi="Calibri" w:cs="Calibri"/>
-          <w:color w:val="1F2937"/>
-          <w:sz w:val="22"/>
-          <w:szCs w:val="22"/>
-          <w:lang w:val="ms-MY"/>
-        </w:rPr>
-      </w:pPr>
-      <w:r>
-        <w:rPr>
-          <w:rFonts w:ascii="Calibri" w:hAnsi="Calibri" w:cs="Calibri"/>
-          <w:color w:val="1F2937"/>
-          <w:sz w:val="22"/>
-          <w:szCs w:val="22"/>
-          <w:lang w:val="ms-MY"/>
-        </w:rPr>
-        <w:t xml:space="preserve">Buka </w:t>
-      </w:r>
-      <w:r>
-        <w:rPr>
-          <w:rStyle w:val="HTMLCode"/>
-          <w:color w:val="1F2937"/>
-          <w:lang w:val="ms-MY"/>
-        </w:rPr>
-        <w:t>Papan Pemuka › e-Resit Koperasi › Sejarah Resit</w:t>
-      </w:r>
-      <w:r>
-        <w:rPr>
-          <w:rFonts w:ascii="Calibri" w:hAnsi="Calibri" w:cs="Calibri"/>
-          <w:color w:val="1F2937"/>
-          <w:sz w:val="22"/>
-          <w:szCs w:val="22"/>
-          <w:lang w:val="ms-MY"/>
-        </w:rPr>
-        <w:t>.</w:t>
+        <w:ind w:right="720"/>
+        <w:divId w:val="1023704324"/>
+        <w:rPr>
+          <w:rFonts w:ascii="Calibri" w:hAnsi="Calibri" w:cs="Calibri"/>
+          <w:color w:val="1F2937"/>
+          <w:sz w:val="22"/>
+          <w:szCs w:val="22"/>
+          <w:lang w:val="ms-MY"/>
+        </w:rPr>
+      </w:pPr>
+      <w:r>
+        <w:rPr>
+          <w:rStyle w:val="Strong"/>
+          <w:rFonts w:ascii="Calibri" w:hAnsi="Calibri" w:cs="Calibri"/>
+          <w:color w:val="1F2937"/>
+          <w:sz w:val="22"/>
+          <w:szCs w:val="22"/>
+          <w:lang w:val="ms-MY"/>
+        </w:rPr>
+        <w:t>Pada telefon (Android/iPhone):</w:t>
+      </w:r>
+      <w:r>
+        <w:rPr>
+          <w:rFonts w:ascii="Calibri" w:hAnsi="Calibri" w:cs="Calibri"/>
+          <w:color w:val="1F2937"/>
+          <w:sz w:val="22"/>
+          <w:szCs w:val="22"/>
+          <w:lang w:val="ms-MY"/>
+        </w:rPr>
+        <w:t xml:space="preserve"> butang </w:t>
+      </w:r>
+      <w:r>
+        <w:rPr>
+          <w:rStyle w:val="Strong"/>
+          <w:rFonts w:ascii="Calibri" w:hAnsi="Calibri" w:cs="Calibri"/>
+          <w:color w:val="1F2937"/>
+          <w:sz w:val="22"/>
+          <w:szCs w:val="22"/>
+          <w:lang w:val="ms-MY"/>
+        </w:rPr>
+        <w:t>Kongsi PDF (peranti)</w:t>
+      </w:r>
+      <w:r>
+        <w:rPr>
+          <w:rFonts w:ascii="Calibri" w:hAnsi="Calibri" w:cs="Calibri"/>
+          <w:color w:val="1F2937"/>
+          <w:sz w:val="22"/>
+          <w:szCs w:val="22"/>
+          <w:lang w:val="ms-MY"/>
+        </w:rPr>
+        <w:t xml:space="preserve"> </w:t>
+      </w:r>
+      <w:r>
+        <w:rPr>
+          <w:rFonts w:ascii="Calibri" w:hAnsi="Calibri" w:cs="Calibri"/>
+          <w:color w:val="1F2937"/>
+          <w:sz w:val="22"/>
+          <w:szCs w:val="22"/>
+          <w:lang w:val="ms-MY"/>
+        </w:rPr>
+        <w:t>membolehkan mesej dan PDF dihantar sekali gus — pilih WhatsApp daripada lembaran kongsi yang muncul.</w:t>
       </w:r>
     </w:p>
     <w:p>
       <w:pPr>
         <w:pStyle w:val="NormalWeb"/>
+        <w:ind w:right="720"/>
+        <w:divId w:val="739181987"/>
+        <w:rPr>
+          <w:rFonts w:ascii="Calibri" w:hAnsi="Calibri" w:cs="Calibri"/>
+          <w:color w:val="1F2937"/>
+          <w:sz w:val="22"/>
+          <w:szCs w:val="22"/>
+          <w:lang w:val="ms-MY"/>
+        </w:rPr>
+      </w:pPr>
+      <w:r>
+        <w:rPr>
+          <w:rStyle w:val="Strong"/>
+          <w:rFonts w:ascii="Calibri" w:hAnsi="Calibri" w:cs="Calibri"/>
+          <w:color w:val="1F2937"/>
+          <w:sz w:val="22"/>
+          <w:szCs w:val="22"/>
+          <w:lang w:val="ms-MY"/>
+        </w:rPr>
+        <w:t>Mengapa perlu lampirkan secara manual?</w:t>
+      </w:r>
+      <w:r>
+        <w:rPr>
+          <w:rFonts w:ascii="Calibri" w:hAnsi="Calibri" w:cs="Calibri"/>
+          <w:color w:val="1F2937"/>
+          <w:sz w:val="22"/>
+          <w:szCs w:val="22"/>
+          <w:lang w:val="ms-MY"/>
+        </w:rPr>
+        <w:t xml:space="preserve"> WhatsApp tidak membenarkan laman web melampirkan fail secara automatik atas sebab keselamatan. SPeRK menyediakan kedua-duanya sekali klik (mesej + muat turun PDF) supaya anda hanya perlu memilih fail dalam WhatsApp.</w:t>
+      </w:r>
+    </w:p>
+    <w:p>
+      <w:pPr>
+        <w:pStyle w:val="Heading3"/>
+        <w:rPr>
+          <w:rFonts w:eastAsia="Times New Roman"/>
+          <w:lang w:val="ms-MY"/>
+        </w:rPr>
+      </w:pPr>
+      <w:r>
+        <w:rPr>
+          <w:rFonts w:eastAsia="Times New Roman"/>
+          <w:lang w:val="ms-MY"/>
+        </w:rPr>
+        <w:t>6.3 Sejarah Resit</w:t>
+      </w:r>
+    </w:p>
+    <w:p>
+      <w:pPr>
+        <w:pStyle w:val="NormalWeb"/>
+        <w:rPr>
+          <w:rFonts w:ascii="Calibri" w:hAnsi="Calibri" w:cs="Calibri"/>
+          <w:color w:val="1F2937"/>
+          <w:sz w:val="22"/>
+          <w:szCs w:val="22"/>
+          <w:lang w:val="ms-MY"/>
+        </w:rPr>
+      </w:pPr>
+      <w:r>
+        <w:rPr>
+          <w:rFonts w:ascii="Calibri" w:hAnsi="Calibri" w:cs="Calibri"/>
+          <w:color w:val="1F2937"/>
+          <w:sz w:val="22"/>
+          <w:szCs w:val="22"/>
+          <w:lang w:val="ms-MY"/>
+        </w:rPr>
+        <w:t xml:space="preserve">Buka </w:t>
+      </w:r>
+      <w:r>
+        <w:rPr>
+          <w:rStyle w:val="HTMLCode"/>
+          <w:color w:val="1F2937"/>
+          <w:lang w:val="ms-MY"/>
+        </w:rPr>
+        <w:t>Papan Pemuka › e-Resit Koperasi › Sejarah Resit</w:t>
+      </w:r>
+      <w:r>
+        <w:rPr>
+          <w:rFonts w:ascii="Calibri" w:hAnsi="Calibri" w:cs="Calibri"/>
+          <w:color w:val="1F2937"/>
+          <w:sz w:val="22"/>
+          <w:szCs w:val="22"/>
+          <w:lang w:val="ms-MY"/>
+        </w:rPr>
+        <w:t>.</w:t>
+      </w:r>
+    </w:p>
+    <w:p>
+      <w:pPr>
+        <w:pStyle w:val="NormalWeb"/>
         <w:rPr>
           <w:rFonts w:ascii="Calibri" w:hAnsi="Calibri" w:cs="Calibri"/>
           <w:color w:val="1F2937"/>
@@ -9488,7 +9903,7 @@
           <w:lang w:val="ms-MY"/>
         </w:rPr>
         <w:drawing>
-          <wp:inline distT="0" distB="0" distL="0" distR="0" wp14:anchorId="40A5A64E" wp14:editId="2DE9D242">
+          <wp:inline distT="0" distB="0" distL="0" distR="0" wp14:anchorId="6775C763" wp14:editId="2C6F1EEC">
             <wp:extent cx="13011150" cy="8572500"/>
             <wp:effectExtent l="0" t="0" r="0" b="0"/>
             <wp:docPr id="16" name="Picture 16" descr="Sejarah Resit"/>
@@ -9604,7 +10019,17 @@
           <w:szCs w:val="22"/>
           <w:lang w:val="ms-MY"/>
         </w:rPr>
-        <w:t xml:space="preserve"> (contoh: </w:t>
+        <w:t xml:space="preserve"> </w:t>
+      </w:r>
+      <w:r>
+        <w:rPr>
+          <w:rFonts w:ascii="Calibri" w:eastAsia="Times New Roman" w:hAnsi="Calibri" w:cs="Calibri"/>
+          <w:color w:val="1F2937"/>
+          <w:sz w:val="22"/>
+          <w:szCs w:val="22"/>
+          <w:lang w:val="ms-MY"/>
+        </w:rPr>
+        <w:t xml:space="preserve">(contoh: </w:t>
       </w:r>
       <w:r>
         <w:rPr>
@@ -9796,8 +10221,8 @@
           <w:lang w:val="ms-MY"/>
         </w:rPr>
         <w:drawing>
-          <wp:inline distT="0" distB="0" distL="0" distR="0" wp14:anchorId="7E33F23C" wp14:editId="29E0D3D8">
-            <wp:extent cx="13011150" cy="9201150"/>
+          <wp:inline distT="0" distB="0" distL="0" distR="0" wp14:anchorId="3E02042C" wp14:editId="6E66EDEA">
+            <wp:extent cx="13011150" cy="9505950"/>
             <wp:effectExtent l="0" t="0" r="0" b="0"/>
             <wp:docPr id="17" name="Picture 17" descr="Senarai barangan"/>
             <wp:cNvGraphicFramePr>
@@ -9828,7 +10253,7 @@
                   <pic:spPr bwMode="auto">
                     <a:xfrm>
                       <a:off x="0" y="0"/>
-                      <a:ext cx="13011150" cy="9201150"/>
+                      <a:ext cx="13011150" cy="9505950"/>
                     </a:xfrm>
                     <a:prstGeom prst="rect">
                       <a:avLst/>
@@ -10133,7 +10558,16 @@
                 <w:sz w:val="20"/>
                 <w:szCs w:val="20"/>
               </w:rPr>
-              <w:t xml:space="preserve"> — kuantiti dikunci; </w:t>
+              <w:t xml:space="preserve"> </w:t>
+            </w:r>
+            <w:r>
+              <w:rPr>
+                <w:rFonts w:ascii="Calibri" w:eastAsia="Times New Roman" w:hAnsi="Calibri" w:cs="Calibri"/>
+                <w:color w:val="1F2937"/>
+                <w:sz w:val="20"/>
+                <w:szCs w:val="20"/>
+              </w:rPr>
+              <w:t xml:space="preserve">— kuantiti dikunci; </w:t>
             </w:r>
             <w:r>
               <w:rPr>
@@ -10267,7 +10701,8 @@
     <w:p>
       <w:pPr>
         <w:pStyle w:val="NormalWeb"/>
-        <w:divId w:val="199562181"/>
+        <w:ind w:right="720"/>
+        <w:divId w:val="2111388394"/>
         <w:rPr>
           <w:rFonts w:ascii="Calibri" w:hAnsi="Calibri" w:cs="Calibri"/>
           <w:color w:val="1F2937"/>
@@ -10326,7 +10761,7 @@
           <w:szCs w:val="22"/>
           <w:lang w:val="ms-MY"/>
         </w:rPr>
-        <w:pict w14:anchorId="312BDC9D">
+        <w:pict w14:anchorId="7DC2135B">
           <v:rect id="_x0000_i1042" style="width:0;height:1.5pt" o:hralign="center" o:hrstd="t" o:hr="t" fillcolor="#a0a0a0" stroked="f"/>
         </w:pict>
       </w:r>
@@ -10377,7 +10812,17 @@
           <w:szCs w:val="22"/>
           <w:lang w:val="ms-MY"/>
         </w:rPr>
-        <w:t xml:space="preserve"> Hubungi pentadbir sistem SPeRK. Pentadbir boleh menjana e-mel penetapan semula kata laluan daripada konsol Firebase (prosedur dalam </w:t>
+        <w:t xml:space="preserve"> </w:t>
+      </w:r>
+      <w:r>
+        <w:rPr>
+          <w:rFonts w:ascii="Calibri" w:hAnsi="Calibri" w:cs="Calibri"/>
+          <w:color w:val="1F2937"/>
+          <w:sz w:val="22"/>
+          <w:szCs w:val="22"/>
+          <w:lang w:val="ms-MY"/>
+        </w:rPr>
+        <w:t xml:space="preserve">Hubungi pentadbir sistem SPeRK. Pentadbir boleh menjana e-mel penetapan semula kata laluan daripada konsol Firebase (prosedur dalam </w:t>
       </w:r>
       <w:r>
         <w:rPr>
@@ -10431,17 +10876,7 @@
           <w:szCs w:val="22"/>
           <w:lang w:val="ms-MY"/>
         </w:rPr>
-        <w:t xml:space="preserve"> </w:t>
-      </w:r>
-      <w:r>
-        <w:rPr>
-          <w:rFonts w:ascii="Calibri" w:hAnsi="Calibri" w:cs="Calibri"/>
-          <w:color w:val="1F2937"/>
-          <w:sz w:val="22"/>
-          <w:szCs w:val="22"/>
-          <w:lang w:val="ms-MY"/>
-        </w:rPr>
-        <w:t>Demi keselamatan komputer koperasi yang digunakan bersama, sesi ditamatkan apabila tab pelayar ditutup. Ini memang tingkah laku yang dirancang.</w:t>
+        <w:t xml:space="preserve"> Demi keselamatan komputer koperasi yang digunakan bersama, sesi ditamatkan apabila tab pelayar ditutup. Ini memang tingkah laku yang dirancang.</w:t>
       </w:r>
     </w:p>
     <w:p>
@@ -10474,7 +10909,17 @@
           <w:szCs w:val="22"/>
           <w:lang w:val="ms-MY"/>
         </w:rPr>
-        <w:t xml:space="preserve"> E-mel anda belum didaftarkan sebagai pengguna SPeRK. Hubungi pentadbir sistem untuk menambah e-mel anda (senarai pengguna dibenarkan dikawal oleh sistem).</w:t>
+        <w:t xml:space="preserve"> </w:t>
+      </w:r>
+      <w:r>
+        <w:rPr>
+          <w:rFonts w:ascii="Calibri" w:hAnsi="Calibri" w:cs="Calibri"/>
+          <w:color w:val="1F2937"/>
+          <w:sz w:val="22"/>
+          <w:szCs w:val="22"/>
+          <w:lang w:val="ms-MY"/>
+        </w:rPr>
+        <w:t>E-mel anda belum didaftarkan sebagai pengguna SPeRK. Hubungi pentadbir sistem untuk menambah e-mel anda (senarai pengguna dibenarkan dikawal oleh sistem).</w:t>
       </w:r>
     </w:p>
     <w:p>
@@ -10528,17 +10973,7 @@
           <w:szCs w:val="22"/>
           <w:lang w:val="ms-MY"/>
         </w:rPr>
-        <w:t xml:space="preserve"> </w:t>
-      </w:r>
-      <w:r>
-        <w:rPr>
-          <w:rFonts w:ascii="Calibri" w:hAnsi="Calibri" w:cs="Calibri"/>
-          <w:color w:val="1F2937"/>
-          <w:sz w:val="22"/>
-          <w:szCs w:val="22"/>
-          <w:lang w:val="ms-MY"/>
-        </w:rPr>
-        <w:t xml:space="preserve">dalam dialog yang sama, atau gunakan butang </w:t>
+        <w:t xml:space="preserve"> dalam dialog yang sama, atau gunakan butang </w:t>
       </w:r>
       <w:r>
         <w:rPr>
@@ -10592,7 +11027,17 @@
           <w:szCs w:val="22"/>
           <w:lang w:val="ms-MY"/>
         </w:rPr>
-        <w:t xml:space="preserve"> Boleh. Setiap pengguna hendaklah log masuk pada komputernya sendiri. Senarai murid dikemas kini secara automatik setiap 30 saat, dan resit dikongsi serta-merta.</w:t>
+        <w:t xml:space="preserve"> </w:t>
+      </w:r>
+      <w:r>
+        <w:rPr>
+          <w:rFonts w:ascii="Calibri" w:hAnsi="Calibri" w:cs="Calibri"/>
+          <w:color w:val="1F2937"/>
+          <w:sz w:val="22"/>
+          <w:szCs w:val="22"/>
+          <w:lang w:val="ms-MY"/>
+        </w:rPr>
+        <w:t>Boleh. Setiap pengguna hendaklah log masuk pada komputernya sendiri. Senarai murid dikemas kini secara automatik setiap 30 saat, dan resit dikongsi serta-merta.</w:t>
       </w:r>
     </w:p>
     <w:p>
@@ -10732,28 +11177,230 @@
           <w:szCs w:val="22"/>
           <w:lang w:val="ms-MY"/>
         </w:rPr>
-        <w:t xml:space="preserve"> (sekali sepanjang tempoh persekolahan), bukan hanya hari ini.</w:t>
+        <w:t xml:space="preserve"> </w:t>
+      </w:r>
+      <w:r>
+        <w:rPr>
+          <w:rFonts w:ascii="Calibri" w:hAnsi="Calibri" w:cs="Calibri"/>
+          <w:color w:val="1F2937"/>
+          <w:sz w:val="22"/>
+          <w:szCs w:val="22"/>
+          <w:lang w:val="ms-MY"/>
+        </w:rPr>
+        <w:t>(sekali sepanjang tempoh persekolahan), bukan hanya hari ini.</w:t>
       </w:r>
     </w:p>
     <w:p>
       <w:pPr>
-        <w:rPr>
-          <w:rFonts w:ascii="Calibri" w:eastAsia="Times New Roman" w:hAnsi="Calibri" w:cs="Calibri"/>
-          <w:color w:val="1F2937"/>
-          <w:sz w:val="22"/>
-          <w:szCs w:val="22"/>
-          <w:lang w:val="ms-MY"/>
-        </w:rPr>
-      </w:pPr>
-      <w:r>
-        <w:rPr>
-          <w:rFonts w:ascii="Calibri" w:eastAsia="Times New Roman" w:hAnsi="Calibri" w:cs="Calibri"/>
-          <w:color w:val="1F2937"/>
-          <w:sz w:val="22"/>
-          <w:szCs w:val="22"/>
-          <w:lang w:val="ms-MY"/>
-        </w:rPr>
-        <w:pict w14:anchorId="7ABB3006">
+        <w:pStyle w:val="NormalWeb"/>
+        <w:rPr>
+          <w:rFonts w:ascii="Calibri" w:hAnsi="Calibri" w:cs="Calibri"/>
+          <w:color w:val="1F2937"/>
+          <w:sz w:val="22"/>
+          <w:szCs w:val="22"/>
+          <w:lang w:val="ms-MY"/>
+        </w:rPr>
+      </w:pPr>
+      <w:r>
+        <w:rPr>
+          <w:rStyle w:val="Strong"/>
+          <w:rFonts w:ascii="Calibri" w:hAnsi="Calibri" w:cs="Calibri"/>
+          <w:color w:val="1F2937"/>
+          <w:sz w:val="22"/>
+          <w:szCs w:val="22"/>
+          <w:lang w:val="ms-MY"/>
+        </w:rPr>
+        <w:t>Bolehkah PDF resit dihantar terus melalui WhatsApp?</w:t>
+      </w:r>
+      <w:r>
+        <w:rPr>
+          <w:rFonts w:ascii="Calibri" w:hAnsi="Calibri" w:cs="Calibri"/>
+          <w:color w:val="1F2937"/>
+          <w:sz w:val="22"/>
+          <w:szCs w:val="22"/>
+          <w:lang w:val="ms-MY"/>
+        </w:rPr>
+        <w:t xml:space="preserve"> Ya — tekan </w:t>
+      </w:r>
+      <w:r>
+        <w:rPr>
+          <w:rStyle w:val="Strong"/>
+          <w:rFonts w:ascii="Calibri" w:hAnsi="Calibri" w:cs="Calibri"/>
+          <w:color w:val="1F2937"/>
+          <w:sz w:val="22"/>
+          <w:szCs w:val="22"/>
+          <w:lang w:val="ms-MY"/>
+        </w:rPr>
+        <w:t>Buka WhatsApp</w:t>
+      </w:r>
+      <w:r>
+        <w:rPr>
+          <w:rFonts w:ascii="Calibri" w:hAnsi="Calibri" w:cs="Calibri"/>
+          <w:color w:val="1F2937"/>
+          <w:sz w:val="22"/>
+          <w:szCs w:val="22"/>
+          <w:lang w:val="ms-MY"/>
+        </w:rPr>
+        <w:t xml:space="preserve">: mesej resit disediakan dan PDF dimuat turun serentak. Kemudian dalam WhatsApp tekan </w:t>
+      </w:r>
+      <w:r>
+        <w:rPr>
+          <w:rStyle w:val="Strong"/>
+          <w:rFonts w:ascii="Segoe UI Emoji" w:hAnsi="Segoe UI Emoji" w:cs="Segoe UI Emoji"/>
+          <w:color w:val="1F2937"/>
+          <w:sz w:val="22"/>
+          <w:szCs w:val="22"/>
+          <w:lang w:val="ms-MY"/>
+        </w:rPr>
+        <w:t>📎</w:t>
+      </w:r>
+      <w:r>
+        <w:rPr>
+          <w:rStyle w:val="Strong"/>
+          <w:rFonts w:ascii="Calibri" w:hAnsi="Calibri" w:cs="Calibri"/>
+          <w:color w:val="1F2937"/>
+          <w:sz w:val="22"/>
+          <w:szCs w:val="22"/>
+          <w:lang w:val="ms-MY"/>
+        </w:rPr>
+        <w:t xml:space="preserve"> → Dokumen → pilih fail PDF</w:t>
+      </w:r>
+      <w:r>
+        <w:rPr>
+          <w:rFonts w:ascii="Calibri" w:hAnsi="Calibri" w:cs="Calibri"/>
+          <w:color w:val="1F2937"/>
+          <w:sz w:val="22"/>
+          <w:szCs w:val="22"/>
+          <w:lang w:val="ms-MY"/>
+        </w:rPr>
+        <w:t xml:space="preserve"> tersebut sebelum menghantar. Pada telefon, butang </w:t>
+      </w:r>
+      <w:r>
+        <w:rPr>
+          <w:rStyle w:val="Strong"/>
+          <w:rFonts w:ascii="Calibri" w:hAnsi="Calibri" w:cs="Calibri"/>
+          <w:color w:val="1F2937"/>
+          <w:sz w:val="22"/>
+          <w:szCs w:val="22"/>
+          <w:lang w:val="ms-MY"/>
+        </w:rPr>
+        <w:t>Kongsi PDF (peranti)</w:t>
+      </w:r>
+      <w:r>
+        <w:rPr>
+          <w:rFonts w:ascii="Calibri" w:hAnsi="Calibri" w:cs="Calibri"/>
+          <w:color w:val="1F2937"/>
+          <w:sz w:val="22"/>
+          <w:szCs w:val="22"/>
+          <w:lang w:val="ms-MY"/>
+        </w:rPr>
+        <w:t xml:space="preserve"> boleh menghantar mesej dan PDF sekali gus.</w:t>
+      </w:r>
+    </w:p>
+    <w:p>
+      <w:pPr>
+        <w:pStyle w:val="NormalWeb"/>
+        <w:rPr>
+          <w:rFonts w:ascii="Calibri" w:hAnsi="Calibri" w:cs="Calibri"/>
+          <w:color w:val="1F2937"/>
+          <w:sz w:val="22"/>
+          <w:szCs w:val="22"/>
+          <w:lang w:val="ms-MY"/>
+        </w:rPr>
+      </w:pPr>
+      <w:r>
+        <w:rPr>
+          <w:rStyle w:val="Strong"/>
+          <w:rFonts w:ascii="Calibri" w:hAnsi="Calibri" w:cs="Calibri"/>
+          <w:color w:val="1F2937"/>
+          <w:sz w:val="22"/>
+          <w:szCs w:val="22"/>
+          <w:lang w:val="ms-MY"/>
+        </w:rPr>
+        <w:t>Di manakah saya boleh merujuk panduan ini kemudian?</w:t>
+      </w:r>
+      <w:r>
+        <w:rPr>
+          <w:rFonts w:ascii="Calibri" w:hAnsi="Calibri" w:cs="Calibri"/>
+          <w:color w:val="1F2937"/>
+          <w:sz w:val="22"/>
+          <w:szCs w:val="22"/>
+          <w:lang w:val="ms-MY"/>
+        </w:rPr>
+        <w:t xml:space="preserve"> Buka pautan </w:t>
+      </w:r>
+      <w:r>
+        <w:rPr>
+          <w:rStyle w:val="Strong"/>
+          <w:rFonts w:ascii="Calibri" w:hAnsi="Calibri" w:cs="Calibri"/>
+          <w:color w:val="1F2937"/>
+          <w:sz w:val="22"/>
+          <w:szCs w:val="22"/>
+          <w:lang w:val="ms-MY"/>
+        </w:rPr>
+        <w:t>Panduan</w:t>
+      </w:r>
+      <w:r>
+        <w:rPr>
+          <w:rFonts w:ascii="Calibri" w:hAnsi="Calibri" w:cs="Calibri"/>
+          <w:color w:val="1F2937"/>
+          <w:sz w:val="22"/>
+          <w:szCs w:val="22"/>
+          <w:lang w:val="ms-MY"/>
+        </w:rPr>
+        <w:t xml:space="preserve"> pada bar navigasi atas (atau </w:t>
+      </w:r>
+      <w:r>
+        <w:rPr>
+          <w:rStyle w:val="Strong"/>
+          <w:rFonts w:ascii="Calibri" w:hAnsi="Calibri" w:cs="Calibri"/>
+          <w:color w:val="1F2937"/>
+          <w:sz w:val="22"/>
+          <w:szCs w:val="22"/>
+          <w:lang w:val="ms-MY"/>
+        </w:rPr>
+        <w:t>Panduan Pengguna (PDF)</w:t>
+      </w:r>
+      <w:r>
+        <w:rPr>
+          <w:rFonts w:ascii="Calibri" w:hAnsi="Calibri" w:cs="Calibri"/>
+          <w:color w:val="1F2937"/>
+          <w:sz w:val="22"/>
+          <w:szCs w:val="22"/>
+          <w:lang w:val="ms-MY"/>
+        </w:rPr>
+        <w:t xml:space="preserve"> </w:t>
+      </w:r>
+      <w:r>
+        <w:rPr>
+          <w:rFonts w:ascii="Calibri" w:hAnsi="Calibri" w:cs="Calibri"/>
+          <w:color w:val="1F2937"/>
+          <w:sz w:val="22"/>
+          <w:szCs w:val="22"/>
+          <w:lang w:val="ms-MY"/>
+        </w:rPr>
+        <w:t>di bahagian bawah halaman dan pada halaman log masuk). Anda juga boleh menyimpan PDF ini untuk rujukan luar talian.</w:t>
+      </w:r>
+    </w:p>
+    <w:p>
+      <w:pPr>
+        <w:rPr>
+          <w:rFonts w:ascii="Calibri" w:eastAsia="Times New Roman" w:hAnsi="Calibri" w:cs="Calibri"/>
+          <w:color w:val="1F2937"/>
+          <w:sz w:val="22"/>
+          <w:szCs w:val="22"/>
+          <w:lang w:val="ms-MY"/>
+        </w:rPr>
+      </w:pPr>
+      <w:r>
+        <w:rPr>
+          <w:rFonts w:ascii="Calibri" w:eastAsia="Times New Roman" w:hAnsi="Calibri" w:cs="Calibri"/>
+          <w:color w:val="1F2937"/>
+          <w:sz w:val="22"/>
+          <w:szCs w:val="22"/>
+          <w:lang w:val="ms-MY"/>
+        </w:rPr>
+        <w:pict w14:anchorId="196D72E3">
           <v:rect id="_x0000_i1043" style="width:0;height:1.5pt" o:hralign="center" o:hrstd="t" o:hr="t" fillcolor="#a0a0a0" stroked="f"/>
         </w:pict>
       </w:r>
@@ -11991,7 +12638,7 @@
           <w:szCs w:val="22"/>
           <w:lang w:val="ms-MY"/>
         </w:rPr>
-        <w:pict w14:anchorId="7A2E50D6">
+        <w:pict w14:anchorId="16DD2670">
           <v:rect id="_x0000_i1044" style="width:0;height:1.5pt" o:hralign="center" o:hrstd="t" o:hr="t" fillcolor="#a0a0a0" stroked="f"/>
         </w:pict>
       </w:r>
@@ -12194,17 +12841,7 @@
           <w:szCs w:val="22"/>
           <w:lang w:val="ms-MY"/>
         </w:rPr>
-        <w:t xml:space="preserve"> </w:t>
-      </w:r>
-      <w:r>
-        <w:rPr>
-          <w:rFonts w:ascii="Calibri" w:eastAsia="Times New Roman" w:hAnsi="Calibri" w:cs="Calibri"/>
-          <w:color w:val="1F2937"/>
-          <w:sz w:val="22"/>
-          <w:szCs w:val="22"/>
-          <w:lang w:val="ms-MY"/>
-        </w:rPr>
-        <w:t>sepadan dengan senarai rasmi.</w:t>
+        <w:t xml:space="preserve"> sepadan dengan senarai rasmi.</w:t>
       </w:r>
     </w:p>
     <w:p>
@@ -12253,7 +12890,17 @@
           <w:szCs w:val="22"/>
           <w:lang w:val="ms-MY"/>
         </w:rPr>
-        <w:t xml:space="preserve">Kaunter pendaftaran: cari murid → </w:t>
+        <w:t>Kaunter pendaftaran: cari murid →</w:t>
+      </w:r>
+      <w:r>
+        <w:rPr>
+          <w:rFonts w:ascii="Calibri" w:eastAsia="Times New Roman" w:hAnsi="Calibri" w:cs="Calibri"/>
+          <w:color w:val="1F2937"/>
+          <w:sz w:val="22"/>
+          <w:szCs w:val="22"/>
+          <w:lang w:val="ms-MY"/>
+        </w:rPr>
+        <w:t xml:space="preserve"> </w:t>
       </w:r>
       <w:r>
         <w:rPr>
@@ -12285,7 +12932,17 @@
           <w:szCs w:val="22"/>
           <w:lang w:val="ms-MY"/>
         </w:rPr>
-        <w:t xml:space="preserve"> (satu ketukan) → murid bergerak ke kaunter koperasi.</w:t>
+        <w:t xml:space="preserve"> </w:t>
+      </w:r>
+      <w:r>
+        <w:rPr>
+          <w:rFonts w:ascii="Calibri" w:eastAsia="Times New Roman" w:hAnsi="Calibri" w:cs="Calibri"/>
+          <w:color w:val="1F2937"/>
+          <w:sz w:val="22"/>
+          <w:szCs w:val="22"/>
+          <w:lang w:val="ms-MY"/>
+        </w:rPr>
+        <w:t>(satu ketukan) → murid bergerak ke kaunter koperasi.</w:t>
       </w:r>
     </w:p>
     <w:p>
@@ -12332,7 +12989,27 @@
           <w:szCs w:val="22"/>
           <w:lang w:val="ms-MY"/>
         </w:rPr>
-        <w:t xml:space="preserve"> → pilih murid → tambah barangan → pilih </w:t>
+        <w:t xml:space="preserve"> </w:t>
+      </w:r>
+      <w:r>
+        <w:rPr>
+          <w:rFonts w:ascii="Calibri" w:eastAsia="Times New Roman" w:hAnsi="Calibri" w:cs="Calibri"/>
+          <w:color w:val="1F2937"/>
+          <w:sz w:val="22"/>
+          <w:szCs w:val="22"/>
+          <w:lang w:val="ms-MY"/>
+        </w:rPr>
+        <w:t>→ pilih murid → tambah barangan → pilih</w:t>
+      </w:r>
+      <w:r>
+        <w:rPr>
+          <w:rFonts w:ascii="Calibri" w:eastAsia="Times New Roman" w:hAnsi="Calibri" w:cs="Calibri"/>
+          <w:color w:val="1F2937"/>
+          <w:sz w:val="22"/>
+          <w:szCs w:val="22"/>
+          <w:lang w:val="ms-MY"/>
+        </w:rPr>
+        <w:t xml:space="preserve"> </w:t>
       </w:r>
       <w:r>
         <w:rPr>
@@ -12374,7 +13051,27 @@
           <w:szCs w:val="22"/>
           <w:lang w:val="ms-MY"/>
         </w:rPr>
-        <w:t xml:space="preserve"> (isi No. Rujukan) → tandakan pengesahan → </w:t>
+        <w:t xml:space="preserve"> </w:t>
+      </w:r>
+      <w:r>
+        <w:rPr>
+          <w:rFonts w:ascii="Calibri" w:eastAsia="Times New Roman" w:hAnsi="Calibri" w:cs="Calibri"/>
+          <w:color w:val="1F2937"/>
+          <w:sz w:val="22"/>
+          <w:szCs w:val="22"/>
+          <w:lang w:val="ms-MY"/>
+        </w:rPr>
+        <w:t>(isi No. Rujukan) → tandakan pengesahan →</w:t>
+      </w:r>
+      <w:r>
+        <w:rPr>
+          <w:rFonts w:ascii="Calibri" w:eastAsia="Times New Roman" w:hAnsi="Calibri" w:cs="Calibri"/>
+          <w:color w:val="1F2937"/>
+          <w:sz w:val="22"/>
+          <w:szCs w:val="22"/>
+          <w:lang w:val="ms-MY"/>
+        </w:rPr>
+        <w:t xml:space="preserve"> </w:t>
       </w:r>
       <w:r>
         <w:rPr>
@@ -12616,7 +13313,7 @@
           <w:szCs w:val="22"/>
           <w:lang w:val="ms-MY"/>
         </w:rPr>
-        <w:pict w14:anchorId="5DE008EB">
+        <w:pict w14:anchorId="3D186477">
           <v:rect id="_x0000_i1045" style="width:0;height:1.5pt" o:hralign="center" o:hrstd="t" o:hr="t" fillcolor="#a0a0a0" stroked="f"/>
         </w:pict>
       </w:r>
@@ -12678,348 +13375,9 @@
 <file path=word/numbering.xml><?xml version="1.0" encoding="utf-8"?>
 <w:numbering xmlns:wpc="http://schemas.microsoft.com/office/word/2010/wordprocessingCanvas" xmlns:cx="http://schemas.microsoft.com/office/drawing/2014/chartex" xmlns:cx1="http://schemas.microsoft.com/office/drawing/2015/9/8/chartex" xmlns:cx2="http://schemas.microsoft.com/office/drawing/2015/10/21/chartex" xmlns:cx3="http://schemas.microsoft.com/office/drawing/2016/5/9/chartex" xmlns:cx4="http://schemas.microsoft.com/office/drawing/2016/5/10/chartex" xmlns:cx5="http://schemas.microsoft.com/office/drawing/2016/5/11/chartex" xmlns:cx6="http://schemas.microsoft.com/office/drawing/2016/5/12/chartex" xmlns:cx7="http://schemas.microsoft.com/office/drawing/2016/5/13/chartex" xmlns:cx8="http://schemas.microsoft.com/office/drawing/2016/5/14/chartex" xmlns:mc="http://schemas.openxmlformats.org/markup-compatibility/2006" xmlns:aink="http://schemas.microsoft.com/office/drawing/2016/ink" xmlns:am3d="http://schemas.microsoft.com/office/drawing/2017/model3d" xmlns:o="urn:schemas-microsoft-com:office:office" xmlns:oel="http://schemas.microsoft.com/office/2019/extlst" xmlns:r="http://schemas.openxmlformats.org/officeDocument/2006/relationships" xmlns:m="http://schemas.openxmlformats.org/officeDocument/2006/math" xmlns:v="urn:schemas-microsoft-com:vml" xmlns:wp14="http://schemas.microsoft.com/office/word/2010/wordprocessingDrawing" xmlns:wp="http://schemas.openxmlformats.org/drawingml/2006/wordprocessingDrawing" xmlns:w10="urn:schemas-microsoft-com:office:word" xmlns:w="http://schemas.openxmlformats.org/wordprocessingml/2006/main" xmlns:w14="http://schemas.microsoft.com/office/word/2010/wordml" xmlns:w15="http://schemas.microsoft.com/office/word/2012/wordml" xmlns:w16cex="http://schemas.microsoft.com/office/word/2018/wordml/cex" xmlns:w16cid="http://schemas.microsoft.com/office/word/2016/wordml/cid" xmlns:w16="http://schemas.microsoft.com/office/word/2018/wordml" xmlns:w16du="http://schemas.microsoft.com/office/word/2023/wordml/word16du" xmlns:w16sdtdh="http://schemas.microsoft.com/office/word/2020/wordml/sdtdatahash" xmlns:w16sdtfl="http://schemas.microsoft.com/office/word/2024/wordml/sdtformatlock" xmlns:w16se="http://schemas.microsoft.com/office/word/2015/wordml/symex" xmlns:wpg="http://schemas.microsoft.com/office/word/2010/wordprocessingGroup" xmlns:wpi="http://schemas.microsoft.com/office/word/2010/wordprocessingInk" xmlns:wne="http://schemas.microsoft.com/office/word/2006/wordml" xmlns:wps="http://schemas.microsoft.com/office/word/2010/wordprocessingShape" mc:Ignorable="w14 w15 w16se w16cid w16 w16cex w16sdtdh w16sdtfl w16du wp14">
   <w:abstractNum w:abstractNumId="0" w15:restartNumberingAfterBreak="0">
-    <w:nsid w:val="19D10B62"/>
+    <w:nsid w:val="0BBA21B8"/>
     <w:multiLevelType w:val="multilevel"/>
-    <w:tmpl w:val="BD9A6CFE"/>
-    <w:lvl w:ilvl="0">
-      <w:start w:val="1"/>
-      <w:numFmt w:val="decimal"/>
-      <w:lvlText w:val="%1."/>
-      <w:lvlJc w:val="left"/>
-      <w:pPr>
-        <w:tabs>
-          <w:tab w:val="num" w:pos="720"/>
-        </w:tabs>
-        <w:ind w:left="720" w:hanging="360"/>
-      </w:pPr>
-    </w:lvl>
-    <w:lvl w:ilvl="1" w:tentative="1">
-      <w:start w:val="1"/>
-      <w:numFmt w:val="decimal"/>
-      <w:lvlText w:val="%2."/>
-      <w:lvlJc w:val="left"/>
-      <w:pPr>
-        <w:tabs>
-          <w:tab w:val="num" w:pos="1440"/>
-        </w:tabs>
-        <w:ind w:left="1440" w:hanging="360"/>
-      </w:pPr>
-    </w:lvl>
-    <w:lvl w:ilvl="2" w:tentative="1">
-      <w:start w:val="1"/>
-      <w:numFmt w:val="decimal"/>
-      <w:lvlText w:val="%3."/>
-      <w:lvlJc w:val="left"/>
-      <w:pPr>
-        <w:tabs>
-          <w:tab w:val="num" w:pos="2160"/>
-        </w:tabs>
-        <w:ind w:left="2160" w:hanging="360"/>
-      </w:pPr>
-    </w:lvl>
-    <w:lvl w:ilvl="3" w:tentative="1">
-      <w:start w:val="1"/>
-      <w:numFmt w:val="decimal"/>
-      <w:lvlText w:val="%4."/>
-      <w:lvlJc w:val="left"/>
-      <w:pPr>
-        <w:tabs>
-          <w:tab w:val="num" w:pos="2880"/>
-        </w:tabs>
-        <w:ind w:left="2880" w:hanging="360"/>
-      </w:pPr>
-    </w:lvl>
-    <w:lvl w:ilvl="4" w:tentative="1">
-      <w:start w:val="1"/>
-      <w:numFmt w:val="decimal"/>
-      <w:lvlText w:val="%5."/>
-      <w:lvlJc w:val="left"/>
-      <w:pPr>
-        <w:tabs>
-          <w:tab w:val="num" w:pos="3600"/>
-        </w:tabs>
-        <w:ind w:left="3600" w:hanging="360"/>
-      </w:pPr>
-    </w:lvl>
-    <w:lvl w:ilvl="5" w:tentative="1">
-      <w:start w:val="1"/>
-      <w:numFmt w:val="decimal"/>
-      <w:lvlText w:val="%6."/>
-      <w:lvlJc w:val="left"/>
-      <w:pPr>
-        <w:tabs>
-          <w:tab w:val="num" w:pos="4320"/>
-        </w:tabs>
-        <w:ind w:left="4320" w:hanging="360"/>
-      </w:pPr>
-    </w:lvl>
-    <w:lvl w:ilvl="6" w:tentative="1">
-      <w:start w:val="1"/>
-      <w:numFmt w:val="decimal"/>
-      <w:lvlText w:val="%7."/>
-      <w:lvlJc w:val="left"/>
-      <w:pPr>
-        <w:tabs>
-          <w:tab w:val="num" w:pos="5040"/>
-        </w:tabs>
-        <w:ind w:left="5040" w:hanging="360"/>
-      </w:pPr>
-    </w:lvl>
-    <w:lvl w:ilvl="7" w:tentative="1">
-      <w:start w:val="1"/>
-      <w:numFmt w:val="decimal"/>
-      <w:lvlText w:val="%8."/>
-      <w:lvlJc w:val="left"/>
-      <w:pPr>
-        <w:tabs>
-          <w:tab w:val="num" w:pos="5760"/>
-        </w:tabs>
-        <w:ind w:left="5760" w:hanging="360"/>
-      </w:pPr>
-    </w:lvl>
-    <w:lvl w:ilvl="8" w:tentative="1">
-      <w:start w:val="1"/>
-      <w:numFmt w:val="decimal"/>
-      <w:lvlText w:val="%9."/>
-      <w:lvlJc w:val="left"/>
-      <w:pPr>
-        <w:tabs>
-          <w:tab w:val="num" w:pos="6480"/>
-        </w:tabs>
-        <w:ind w:left="6480" w:hanging="360"/>
-      </w:pPr>
-    </w:lvl>
-  </w:abstractNum>
-  <w:abstractNum w:abstractNumId="1" w15:restartNumberingAfterBreak="0">
-    <w:nsid w:val="19DB2DCF"/>
-    <w:multiLevelType w:val="multilevel"/>
-    <w:tmpl w:val="48962852"/>
-    <w:lvl w:ilvl="0">
-      <w:start w:val="1"/>
-      <w:numFmt w:val="decimal"/>
-      <w:lvlText w:val="%1."/>
-      <w:lvlJc w:val="left"/>
-      <w:pPr>
-        <w:tabs>
-          <w:tab w:val="num" w:pos="720"/>
-        </w:tabs>
-        <w:ind w:left="720" w:hanging="360"/>
-      </w:pPr>
-    </w:lvl>
-    <w:lvl w:ilvl="1" w:tentative="1">
-      <w:start w:val="1"/>
-      <w:numFmt w:val="decimal"/>
-      <w:lvlText w:val="%2."/>
-      <w:lvlJc w:val="left"/>
-      <w:pPr>
-        <w:tabs>
-          <w:tab w:val="num" w:pos="1440"/>
-        </w:tabs>
-        <w:ind w:left="1440" w:hanging="360"/>
-      </w:pPr>
-    </w:lvl>
-    <w:lvl w:ilvl="2" w:tentative="1">
-      <w:start w:val="1"/>
-      <w:numFmt w:val="decimal"/>
-      <w:lvlText w:val="%3."/>
-      <w:lvlJc w:val="left"/>
-      <w:pPr>
-        <w:tabs>
-          <w:tab w:val="num" w:pos="2160"/>
-        </w:tabs>
-        <w:ind w:left="2160" w:hanging="360"/>
-      </w:pPr>
-    </w:lvl>
-    <w:lvl w:ilvl="3" w:tentative="1">
-      <w:start w:val="1"/>
-      <w:numFmt w:val="decimal"/>
-      <w:lvlText w:val="%4."/>
-      <w:lvlJc w:val="left"/>
-      <w:pPr>
-        <w:tabs>
-          <w:tab w:val="num" w:pos="2880"/>
-        </w:tabs>
-        <w:ind w:left="2880" w:hanging="360"/>
-      </w:pPr>
-    </w:lvl>
-    <w:lvl w:ilvl="4" w:tentative="1">
-      <w:start w:val="1"/>
-      <w:numFmt w:val="decimal"/>
-      <w:lvlText w:val="%5."/>
-      <w:lvlJc w:val="left"/>
-      <w:pPr>
-        <w:tabs>
-          <w:tab w:val="num" w:pos="3600"/>
-        </w:tabs>
-        <w:ind w:left="3600" w:hanging="360"/>
-      </w:pPr>
-    </w:lvl>
-    <w:lvl w:ilvl="5" w:tentative="1">
-      <w:start w:val="1"/>
-      <w:numFmt w:val="decimal"/>
-      <w:lvlText w:val="%6."/>
-      <w:lvlJc w:val="left"/>
-      <w:pPr>
-        <w:tabs>
-          <w:tab w:val="num" w:pos="4320"/>
-        </w:tabs>
-        <w:ind w:left="4320" w:hanging="360"/>
-      </w:pPr>
-    </w:lvl>
-    <w:lvl w:ilvl="6" w:tentative="1">
-      <w:start w:val="1"/>
-      <w:numFmt w:val="decimal"/>
-      <w:lvlText w:val="%7."/>
-      <w:lvlJc w:val="left"/>
-      <w:pPr>
-        <w:tabs>
-          <w:tab w:val="num" w:pos="5040"/>
-        </w:tabs>
-        <w:ind w:left="5040" w:hanging="360"/>
-      </w:pPr>
-    </w:lvl>
-    <w:lvl w:ilvl="7" w:tentative="1">
-      <w:start w:val="1"/>
-      <w:numFmt w:val="decimal"/>
-      <w:lvlText w:val="%8."/>
-      <w:lvlJc w:val="left"/>
-      <w:pPr>
-        <w:tabs>
-          <w:tab w:val="num" w:pos="5760"/>
-        </w:tabs>
-        <w:ind w:left="5760" w:hanging="360"/>
-      </w:pPr>
-    </w:lvl>
-    <w:lvl w:ilvl="8" w:tentative="1">
-      <w:start w:val="1"/>
-      <w:numFmt w:val="decimal"/>
-      <w:lvlText w:val="%9."/>
-      <w:lvlJc w:val="left"/>
-      <w:pPr>
-        <w:tabs>
-          <w:tab w:val="num" w:pos="6480"/>
-        </w:tabs>
-        <w:ind w:left="6480" w:hanging="360"/>
-      </w:pPr>
-    </w:lvl>
-  </w:abstractNum>
-  <w:abstractNum w:abstractNumId="2" w15:restartNumberingAfterBreak="0">
-    <w:nsid w:val="1A254314"/>
-    <w:multiLevelType w:val="multilevel"/>
-    <w:tmpl w:val="525E4052"/>
-    <w:lvl w:ilvl="0">
-      <w:start w:val="1"/>
-      <w:numFmt w:val="decimal"/>
-      <w:lvlText w:val="%1."/>
-      <w:lvlJc w:val="left"/>
-      <w:pPr>
-        <w:tabs>
-          <w:tab w:val="num" w:pos="720"/>
-        </w:tabs>
-        <w:ind w:left="720" w:hanging="360"/>
-      </w:pPr>
-    </w:lvl>
-    <w:lvl w:ilvl="1" w:tentative="1">
-      <w:start w:val="1"/>
-      <w:numFmt w:val="decimal"/>
-      <w:lvlText w:val="%2."/>
-      <w:lvlJc w:val="left"/>
-      <w:pPr>
-        <w:tabs>
-          <w:tab w:val="num" w:pos="1440"/>
-        </w:tabs>
-        <w:ind w:left="1440" w:hanging="360"/>
-      </w:pPr>
-    </w:lvl>
-    <w:lvl w:ilvl="2" w:tentative="1">
-      <w:start w:val="1"/>
-      <w:numFmt w:val="decimal"/>
-      <w:lvlText w:val="%3."/>
-      <w:lvlJc w:val="left"/>
-      <w:pPr>
-        <w:tabs>
-          <w:tab w:val="num" w:pos="2160"/>
-        </w:tabs>
-        <w:ind w:left="2160" w:hanging="360"/>
-      </w:pPr>
-    </w:lvl>
-    <w:lvl w:ilvl="3" w:tentative="1">
-      <w:start w:val="1"/>
-      <w:numFmt w:val="decimal"/>
-      <w:lvlText w:val="%4."/>
-      <w:lvlJc w:val="left"/>
-      <w:pPr>
-        <w:tabs>
-          <w:tab w:val="num" w:pos="2880"/>
-        </w:tabs>
-        <w:ind w:left="2880" w:hanging="360"/>
-      </w:pPr>
-    </w:lvl>
-    <w:lvl w:ilvl="4" w:tentative="1">
-      <w:start w:val="1"/>
-      <w:numFmt w:val="decimal"/>
-      <w:lvlText w:val="%5."/>
-      <w:lvlJc w:val="left"/>
-      <w:pPr>
-        <w:tabs>
-          <w:tab w:val="num" w:pos="3600"/>
-        </w:tabs>
-        <w:ind w:left="3600" w:hanging="360"/>
-      </w:pPr>
-    </w:lvl>
-    <w:lvl w:ilvl="5" w:tentative="1">
-      <w:start w:val="1"/>
-      <w:numFmt w:val="decimal"/>
-      <w:lvlText w:val="%6."/>
-      <w:lvlJc w:val="left"/>
-      <w:pPr>
-        <w:tabs>
-          <w:tab w:val="num" w:pos="4320"/>
-        </w:tabs>
-        <w:ind w:left="4320" w:hanging="360"/>
-      </w:pPr>
-    </w:lvl>
-    <w:lvl w:ilvl="6" w:tentative="1">
-      <w:start w:val="1"/>
-      <w:numFmt w:val="decimal"/>
-      <w:lvlText w:val="%7."/>
-      <w:lvlJc w:val="left"/>
-      <w:pPr>
-        <w:tabs>
-          <w:tab w:val="num" w:pos="5040"/>
-        </w:tabs>
-        <w:ind w:left="5040" w:hanging="360"/>
-      </w:pPr>
-    </w:lvl>
-    <w:lvl w:ilvl="7" w:tentative="1">
-      <w:start w:val="1"/>
-      <w:numFmt w:val="decimal"/>
-      <w:lvlText w:val="%8."/>
-      <w:lvlJc w:val="left"/>
-      <w:pPr>
-        <w:tabs>
-          <w:tab w:val="num" w:pos="5760"/>
-        </w:tabs>
-        <w:ind w:left="5760" w:hanging="360"/>
-      </w:pPr>
-    </w:lvl>
-    <w:lvl w:ilvl="8" w:tentative="1">
-      <w:start w:val="1"/>
-      <w:numFmt w:val="decimal"/>
-      <w:lvlText w:val="%9."/>
-      <w:lvlJc w:val="left"/>
-      <w:pPr>
-        <w:tabs>
-          <w:tab w:val="num" w:pos="6480"/>
-        </w:tabs>
-        <w:ind w:left="6480" w:hanging="360"/>
-      </w:pPr>
-    </w:lvl>
-  </w:abstractNum>
-  <w:abstractNum w:abstractNumId="3" w15:restartNumberingAfterBreak="0">
-    <w:nsid w:val="1C3F5018"/>
-    <w:multiLevelType w:val="multilevel"/>
-    <w:tmpl w:val="CCB2852C"/>
+    <w:tmpl w:val="845661A2"/>
     <w:lvl w:ilvl="0">
       <w:start w:val="1"/>
       <w:numFmt w:val="bullet"/>
@@ -13165,10 +13523,236 @@
       </w:rPr>
     </w:lvl>
   </w:abstractNum>
-  <w:abstractNum w:abstractNumId="4" w15:restartNumberingAfterBreak="0">
-    <w:nsid w:val="209C3081"/>
+  <w:abstractNum w:abstractNumId="1" w15:restartNumberingAfterBreak="0">
+    <w:nsid w:val="0BE87E85"/>
     <w:multiLevelType w:val="multilevel"/>
-    <w:tmpl w:val="26F62E02"/>
+    <w:tmpl w:val="1CD21468"/>
+    <w:lvl w:ilvl="0">
+      <w:start w:val="1"/>
+      <w:numFmt w:val="decimal"/>
+      <w:lvlText w:val="%1."/>
+      <w:lvlJc w:val="left"/>
+      <w:pPr>
+        <w:tabs>
+          <w:tab w:val="num" w:pos="720"/>
+        </w:tabs>
+        <w:ind w:left="720" w:hanging="360"/>
+      </w:pPr>
+    </w:lvl>
+    <w:lvl w:ilvl="1" w:tentative="1">
+      <w:start w:val="1"/>
+      <w:numFmt w:val="decimal"/>
+      <w:lvlText w:val="%2."/>
+      <w:lvlJc w:val="left"/>
+      <w:pPr>
+        <w:tabs>
+          <w:tab w:val="num" w:pos="1440"/>
+        </w:tabs>
+        <w:ind w:left="1440" w:hanging="360"/>
+      </w:pPr>
+    </w:lvl>
+    <w:lvl w:ilvl="2" w:tentative="1">
+      <w:start w:val="1"/>
+      <w:numFmt w:val="decimal"/>
+      <w:lvlText w:val="%3."/>
+      <w:lvlJc w:val="left"/>
+      <w:pPr>
+        <w:tabs>
+          <w:tab w:val="num" w:pos="2160"/>
+        </w:tabs>
+        <w:ind w:left="2160" w:hanging="360"/>
+      </w:pPr>
+    </w:lvl>
+    <w:lvl w:ilvl="3" w:tentative="1">
+      <w:start w:val="1"/>
+      <w:numFmt w:val="decimal"/>
+      <w:lvlText w:val="%4."/>
+      <w:lvlJc w:val="left"/>
+      <w:pPr>
+        <w:tabs>
+          <w:tab w:val="num" w:pos="2880"/>
+        </w:tabs>
+        <w:ind w:left="2880" w:hanging="360"/>
+      </w:pPr>
+    </w:lvl>
+    <w:lvl w:ilvl="4" w:tentative="1">
+      <w:start w:val="1"/>
+      <w:numFmt w:val="decimal"/>
+      <w:lvlText w:val="%5."/>
+      <w:lvlJc w:val="left"/>
+      <w:pPr>
+        <w:tabs>
+          <w:tab w:val="num" w:pos="3600"/>
+        </w:tabs>
+        <w:ind w:left="3600" w:hanging="360"/>
+      </w:pPr>
+    </w:lvl>
+    <w:lvl w:ilvl="5" w:tentative="1">
+      <w:start w:val="1"/>
+      <w:numFmt w:val="decimal"/>
+      <w:lvlText w:val="%6."/>
+      <w:lvlJc w:val="left"/>
+      <w:pPr>
+        <w:tabs>
+          <w:tab w:val="num" w:pos="4320"/>
+        </w:tabs>
+        <w:ind w:left="4320" w:hanging="360"/>
+      </w:pPr>
+    </w:lvl>
+    <w:lvl w:ilvl="6" w:tentative="1">
+      <w:start w:val="1"/>
+      <w:numFmt w:val="decimal"/>
+      <w:lvlText w:val="%7."/>
+      <w:lvlJc w:val="left"/>
+      <w:pPr>
+        <w:tabs>
+          <w:tab w:val="num" w:pos="5040"/>
+        </w:tabs>
+        <w:ind w:left="5040" w:hanging="360"/>
+      </w:pPr>
+    </w:lvl>
+    <w:lvl w:ilvl="7" w:tentative="1">
+      <w:start w:val="1"/>
+      <w:numFmt w:val="decimal"/>
+      <w:lvlText w:val="%8."/>
+      <w:lvlJc w:val="left"/>
+      <w:pPr>
+        <w:tabs>
+          <w:tab w:val="num" w:pos="5760"/>
+        </w:tabs>
+        <w:ind w:left="5760" w:hanging="360"/>
+      </w:pPr>
+    </w:lvl>
+    <w:lvl w:ilvl="8" w:tentative="1">
+      <w:start w:val="1"/>
+      <w:numFmt w:val="decimal"/>
+      <w:lvlText w:val="%9."/>
+      <w:lvlJc w:val="left"/>
+      <w:pPr>
+        <w:tabs>
+          <w:tab w:val="num" w:pos="6480"/>
+        </w:tabs>
+        <w:ind w:left="6480" w:hanging="360"/>
+      </w:pPr>
+    </w:lvl>
+  </w:abstractNum>
+  <w:abstractNum w:abstractNumId="2" w15:restartNumberingAfterBreak="0">
+    <w:nsid w:val="184B32A3"/>
+    <w:multiLevelType w:val="multilevel"/>
+    <w:tmpl w:val="C76636A0"/>
+    <w:lvl w:ilvl="0">
+      <w:start w:val="1"/>
+      <w:numFmt w:val="decimal"/>
+      <w:lvlText w:val="%1."/>
+      <w:lvlJc w:val="left"/>
+      <w:pPr>
+        <w:tabs>
+          <w:tab w:val="num" w:pos="720"/>
+        </w:tabs>
+        <w:ind w:left="720" w:hanging="360"/>
+      </w:pPr>
+    </w:lvl>
+    <w:lvl w:ilvl="1" w:tentative="1">
+      <w:start w:val="1"/>
+      <w:numFmt w:val="decimal"/>
+      <w:lvlText w:val="%2."/>
+      <w:lvlJc w:val="left"/>
+      <w:pPr>
+        <w:tabs>
+          <w:tab w:val="num" w:pos="1440"/>
+        </w:tabs>
+        <w:ind w:left="1440" w:hanging="360"/>
+      </w:pPr>
+    </w:lvl>
+    <w:lvl w:ilvl="2" w:tentative="1">
+      <w:start w:val="1"/>
+      <w:numFmt w:val="decimal"/>
+      <w:lvlText w:val="%3."/>
+      <w:lvlJc w:val="left"/>
+      <w:pPr>
+        <w:tabs>
+          <w:tab w:val="num" w:pos="2160"/>
+        </w:tabs>
+        <w:ind w:left="2160" w:hanging="360"/>
+      </w:pPr>
+    </w:lvl>
+    <w:lvl w:ilvl="3" w:tentative="1">
+      <w:start w:val="1"/>
+      <w:numFmt w:val="decimal"/>
+      <w:lvlText w:val="%4."/>
+      <w:lvlJc w:val="left"/>
+      <w:pPr>
+        <w:tabs>
+          <w:tab w:val="num" w:pos="2880"/>
+        </w:tabs>
+        <w:ind w:left="2880" w:hanging="360"/>
+      </w:pPr>
+    </w:lvl>
+    <w:lvl w:ilvl="4" w:tentative="1">
+      <w:start w:val="1"/>
+      <w:numFmt w:val="decimal"/>
+      <w:lvlText w:val="%5."/>
+      <w:lvlJc w:val="left"/>
+      <w:pPr>
+        <w:tabs>
+          <w:tab w:val="num" w:pos="3600"/>
+        </w:tabs>
+        <w:ind w:left="3600" w:hanging="360"/>
+      </w:pPr>
+    </w:lvl>
+    <w:lvl w:ilvl="5" w:tentative="1">
+      <w:start w:val="1"/>
+      <w:numFmt w:val="decimal"/>
+      <w:lvlText w:val="%6."/>
+      <w:lvlJc w:val="left"/>
+      <w:pPr>
+        <w:tabs>
+          <w:tab w:val="num" w:pos="4320"/>
+        </w:tabs>
+        <w:ind w:left="4320" w:hanging="360"/>
+      </w:pPr>
+    </w:lvl>
+    <w:lvl w:ilvl="6" w:tentative="1">
+      <w:start w:val="1"/>
+      <w:numFmt w:val="decimal"/>
+      <w:lvlText w:val="%7."/>
+      <w:lvlJc w:val="left"/>
+      <w:pPr>
+        <w:tabs>
+          <w:tab w:val="num" w:pos="5040"/>
+        </w:tabs>
+        <w:ind w:left="5040" w:hanging="360"/>
+      </w:pPr>
+    </w:lvl>
+    <w:lvl w:ilvl="7" w:tentative="1">
+      <w:start w:val="1"/>
+      <w:numFmt w:val="decimal"/>
+      <w:lvlText w:val="%8."/>
+      <w:lvlJc w:val="left"/>
+      <w:pPr>
+        <w:tabs>
+          <w:tab w:val="num" w:pos="5760"/>
+        </w:tabs>
+        <w:ind w:left="5760" w:hanging="360"/>
+      </w:pPr>
+    </w:lvl>
+    <w:lvl w:ilvl="8" w:tentative="1">
+      <w:start w:val="1"/>
+      <w:numFmt w:val="decimal"/>
+      <w:lvlText w:val="%9."/>
+      <w:lvlJc w:val="left"/>
+      <w:pPr>
+        <w:tabs>
+          <w:tab w:val="num" w:pos="6480"/>
+        </w:tabs>
+        <w:ind w:left="6480" w:hanging="360"/>
+      </w:pPr>
+    </w:lvl>
+  </w:abstractNum>
+  <w:abstractNum w:abstractNumId="3" w15:restartNumberingAfterBreak="0">
+    <w:nsid w:val="1BDB56E6"/>
+    <w:multiLevelType w:val="multilevel"/>
+    <w:tmpl w:val="FB22E028"/>
     <w:lvl w:ilvl="0">
       <w:start w:val="1"/>
       <w:numFmt w:val="bullet"/>
@@ -13314,10 +13898,462 @@
       </w:rPr>
     </w:lvl>
   </w:abstractNum>
+  <w:abstractNum w:abstractNumId="4" w15:restartNumberingAfterBreak="0">
+    <w:nsid w:val="21DB0512"/>
+    <w:multiLevelType w:val="multilevel"/>
+    <w:tmpl w:val="51D60D26"/>
+    <w:lvl w:ilvl="0">
+      <w:start w:val="1"/>
+      <w:numFmt w:val="decimal"/>
+      <w:lvlText w:val="%1."/>
+      <w:lvlJc w:val="left"/>
+      <w:pPr>
+        <w:tabs>
+          <w:tab w:val="num" w:pos="720"/>
+        </w:tabs>
+        <w:ind w:left="720" w:hanging="360"/>
+      </w:pPr>
+    </w:lvl>
+    <w:lvl w:ilvl="1" w:tentative="1">
+      <w:start w:val="1"/>
+      <w:numFmt w:val="decimal"/>
+      <w:lvlText w:val="%2."/>
+      <w:lvlJc w:val="left"/>
+      <w:pPr>
+        <w:tabs>
+          <w:tab w:val="num" w:pos="1440"/>
+        </w:tabs>
+        <w:ind w:left="1440" w:hanging="360"/>
+      </w:pPr>
+    </w:lvl>
+    <w:lvl w:ilvl="2" w:tentative="1">
+      <w:start w:val="1"/>
+      <w:numFmt w:val="decimal"/>
+      <w:lvlText w:val="%3."/>
+      <w:lvlJc w:val="left"/>
+      <w:pPr>
+        <w:tabs>
+          <w:tab w:val="num" w:pos="2160"/>
+        </w:tabs>
+        <w:ind w:left="2160" w:hanging="360"/>
+      </w:pPr>
+    </w:lvl>
+    <w:lvl w:ilvl="3" w:tentative="1">
+      <w:start w:val="1"/>
+      <w:numFmt w:val="decimal"/>
+      <w:lvlText w:val="%4."/>
+      <w:lvlJc w:val="left"/>
+      <w:pPr>
+        <w:tabs>
+          <w:tab w:val="num" w:pos="2880"/>
+        </w:tabs>
+        <w:ind w:left="2880" w:hanging="360"/>
+      </w:pPr>
+    </w:lvl>
+    <w:lvl w:ilvl="4" w:tentative="1">
+      <w:start w:val="1"/>
+      <w:numFmt w:val="decimal"/>
+      <w:lvlText w:val="%5."/>
+      <w:lvlJc w:val="left"/>
+      <w:pPr>
+        <w:tabs>
+          <w:tab w:val="num" w:pos="3600"/>
+        </w:tabs>
+        <w:ind w:left="3600" w:hanging="360"/>
+      </w:pPr>
+    </w:lvl>
+    <w:lvl w:ilvl="5" w:tentative="1">
+      <w:start w:val="1"/>
+      <w:numFmt w:val="decimal"/>
+      <w:lvlText w:val="%6."/>
+      <w:lvlJc w:val="left"/>
+      <w:pPr>
+        <w:tabs>
+          <w:tab w:val="num" w:pos="4320"/>
+        </w:tabs>
+        <w:ind w:left="4320" w:hanging="360"/>
+      </w:pPr>
+    </w:lvl>
+    <w:lvl w:ilvl="6" w:tentative="1">
+      <w:start w:val="1"/>
+      <w:numFmt w:val="decimal"/>
+      <w:lvlText w:val="%7."/>
+      <w:lvlJc w:val="left"/>
+      <w:pPr>
+        <w:tabs>
+          <w:tab w:val="num" w:pos="5040"/>
+        </w:tabs>
+        <w:ind w:left="5040" w:hanging="360"/>
+      </w:pPr>
+    </w:lvl>
+    <w:lvl w:ilvl="7" w:tentative="1">
+      <w:start w:val="1"/>
+      <w:numFmt w:val="decimal"/>
+      <w:lvlText w:val="%8."/>
+      <w:lvlJc w:val="left"/>
+      <w:pPr>
+        <w:tabs>
+          <w:tab w:val="num" w:pos="5760"/>
+        </w:tabs>
+        <w:ind w:left="5760" w:hanging="360"/>
+      </w:pPr>
+    </w:lvl>
+    <w:lvl w:ilvl="8" w:tentative="1">
+      <w:start w:val="1"/>
+      <w:numFmt w:val="decimal"/>
+      <w:lvlText w:val="%9."/>
+      <w:lvlJc w:val="left"/>
+      <w:pPr>
+        <w:tabs>
+          <w:tab w:val="num" w:pos="6480"/>
+        </w:tabs>
+        <w:ind w:left="6480" w:hanging="360"/>
+      </w:pPr>
+    </w:lvl>
+  </w:abstractNum>
   <w:abstractNum w:abstractNumId="5" w15:restartNumberingAfterBreak="0">
-    <w:nsid w:val="215C7FE0"/>
+    <w:nsid w:val="233E3A75"/>
     <w:multiLevelType w:val="multilevel"/>
-    <w:tmpl w:val="249AA594"/>
+    <w:tmpl w:val="C2B41522"/>
+    <w:lvl w:ilvl="0">
+      <w:start w:val="1"/>
+      <w:numFmt w:val="decimal"/>
+      <w:lvlText w:val="%1."/>
+      <w:lvlJc w:val="left"/>
+      <w:pPr>
+        <w:tabs>
+          <w:tab w:val="num" w:pos="720"/>
+        </w:tabs>
+        <w:ind w:left="720" w:hanging="360"/>
+      </w:pPr>
+    </w:lvl>
+    <w:lvl w:ilvl="1" w:tentative="1">
+      <w:start w:val="1"/>
+      <w:numFmt w:val="decimal"/>
+      <w:lvlText w:val="%2."/>
+      <w:lvlJc w:val="left"/>
+      <w:pPr>
+        <w:tabs>
+          <w:tab w:val="num" w:pos="1440"/>
+        </w:tabs>
+        <w:ind w:left="1440" w:hanging="360"/>
+      </w:pPr>
+    </w:lvl>
+    <w:lvl w:ilvl="2" w:tentative="1">
+      <w:start w:val="1"/>
+      <w:numFmt w:val="decimal"/>
+      <w:lvlText w:val="%3."/>
+      <w:lvlJc w:val="left"/>
+      <w:pPr>
+        <w:tabs>
+          <w:tab w:val="num" w:pos="2160"/>
+        </w:tabs>
+        <w:ind w:left="2160" w:hanging="360"/>
+      </w:pPr>
+    </w:lvl>
+    <w:lvl w:ilvl="3" w:tentative="1">
+      <w:start w:val="1"/>
+      <w:numFmt w:val="decimal"/>
+      <w:lvlText w:val="%4."/>
+      <w:lvlJc w:val="left"/>
+      <w:pPr>
+        <w:tabs>
+          <w:tab w:val="num" w:pos="2880"/>
+        </w:tabs>
+        <w:ind w:left="2880" w:hanging="360"/>
+      </w:pPr>
+    </w:lvl>
+    <w:lvl w:ilvl="4" w:tentative="1">
+      <w:start w:val="1"/>
+      <w:numFmt w:val="decimal"/>
+      <w:lvlText w:val="%5."/>
+      <w:lvlJc w:val="left"/>
+      <w:pPr>
+        <w:tabs>
+          <w:tab w:val="num" w:pos="3600"/>
+        </w:tabs>
+        <w:ind w:left="3600" w:hanging="360"/>
+      </w:pPr>
+    </w:lvl>
+    <w:lvl w:ilvl="5" w:tentative="1">
+      <w:start w:val="1"/>
+      <w:numFmt w:val="decimal"/>
+      <w:lvlText w:val="%6."/>
+      <w:lvlJc w:val="left"/>
+      <w:pPr>
+        <w:tabs>
+          <w:tab w:val="num" w:pos="4320"/>
+        </w:tabs>
+        <w:ind w:left="4320" w:hanging="360"/>
+      </w:pPr>
+    </w:lvl>
+    <w:lvl w:ilvl="6" w:tentative="1">
+      <w:start w:val="1"/>
+      <w:numFmt w:val="decimal"/>
+      <w:lvlText w:val="%7."/>
+      <w:lvlJc w:val="left"/>
+      <w:pPr>
+        <w:tabs>
+          <w:tab w:val="num" w:pos="5040"/>
+        </w:tabs>
+        <w:ind w:left="5040" w:hanging="360"/>
+      </w:pPr>
+    </w:lvl>
+    <w:lvl w:ilvl="7" w:tentative="1">
+      <w:start w:val="1"/>
+      <w:numFmt w:val="decimal"/>
+      <w:lvlText w:val="%8."/>
+      <w:lvlJc w:val="left"/>
+      <w:pPr>
+        <w:tabs>
+          <w:tab w:val="num" w:pos="5760"/>
+        </w:tabs>
+        <w:ind w:left="5760" w:hanging="360"/>
+      </w:pPr>
+    </w:lvl>
+    <w:lvl w:ilvl="8" w:tentative="1">
+      <w:start w:val="1"/>
+      <w:numFmt w:val="decimal"/>
+      <w:lvlText w:val="%9."/>
+      <w:lvlJc w:val="left"/>
+      <w:pPr>
+        <w:tabs>
+          <w:tab w:val="num" w:pos="6480"/>
+        </w:tabs>
+        <w:ind w:left="6480" w:hanging="360"/>
+      </w:pPr>
+    </w:lvl>
+  </w:abstractNum>
+  <w:abstractNum w:abstractNumId="6" w15:restartNumberingAfterBreak="0">
+    <w:nsid w:val="2C3E72EB"/>
+    <w:multiLevelType w:val="multilevel"/>
+    <w:tmpl w:val="F3F224B2"/>
+    <w:lvl w:ilvl="0">
+      <w:start w:val="1"/>
+      <w:numFmt w:val="decimal"/>
+      <w:lvlText w:val="%1."/>
+      <w:lvlJc w:val="left"/>
+      <w:pPr>
+        <w:tabs>
+          <w:tab w:val="num" w:pos="720"/>
+        </w:tabs>
+        <w:ind w:left="720" w:hanging="360"/>
+      </w:pPr>
+    </w:lvl>
+    <w:lvl w:ilvl="1" w:tentative="1">
+      <w:start w:val="1"/>
+      <w:numFmt w:val="decimal"/>
+      <w:lvlText w:val="%2."/>
+      <w:lvlJc w:val="left"/>
+      <w:pPr>
+        <w:tabs>
+          <w:tab w:val="num" w:pos="1440"/>
+        </w:tabs>
+        <w:ind w:left="1440" w:hanging="360"/>
+      </w:pPr>
+    </w:lvl>
+    <w:lvl w:ilvl="2" w:tentative="1">
+      <w:start w:val="1"/>
+      <w:numFmt w:val="decimal"/>
+      <w:lvlText w:val="%3."/>
+      <w:lvlJc w:val="left"/>
+      <w:pPr>
+        <w:tabs>
+          <w:tab w:val="num" w:pos="2160"/>
+        </w:tabs>
+        <w:ind w:left="2160" w:hanging="360"/>
+      </w:pPr>
+    </w:lvl>
+    <w:lvl w:ilvl="3" w:tentative="1">
+      <w:start w:val="1"/>
+      <w:numFmt w:val="decimal"/>
+      <w:lvlText w:val="%4."/>
+      <w:lvlJc w:val="left"/>
+      <w:pPr>
+        <w:tabs>
+          <w:tab w:val="num" w:pos="2880"/>
+        </w:tabs>
+        <w:ind w:left="2880" w:hanging="360"/>
+      </w:pPr>
+    </w:lvl>
+    <w:lvl w:ilvl="4" w:tentative="1">
+      <w:start w:val="1"/>
+      <w:numFmt w:val="decimal"/>
+      <w:lvlText w:val="%5."/>
+      <w:lvlJc w:val="left"/>
+      <w:pPr>
+        <w:tabs>
+          <w:tab w:val="num" w:pos="3600"/>
+        </w:tabs>
+        <w:ind w:left="3600" w:hanging="360"/>
+      </w:pPr>
+    </w:lvl>
+    <w:lvl w:ilvl="5" w:tentative="1">
+      <w:start w:val="1"/>
+      <w:numFmt w:val="decimal"/>
+      <w:lvlText w:val="%6."/>
+      <w:lvlJc w:val="left"/>
+      <w:pPr>
+        <w:tabs>
+          <w:tab w:val="num" w:pos="4320"/>
+        </w:tabs>
+        <w:ind w:left="4320" w:hanging="360"/>
+      </w:pPr>
+    </w:lvl>
+    <w:lvl w:ilvl="6" w:tentative="1">
+      <w:start w:val="1"/>
+      <w:numFmt w:val="decimal"/>
+      <w:lvlText w:val="%7."/>
+      <w:lvlJc w:val="left"/>
+      <w:pPr>
+        <w:tabs>
+          <w:tab w:val="num" w:pos="5040"/>
+        </w:tabs>
+        <w:ind w:left="5040" w:hanging="360"/>
+      </w:pPr>
+    </w:lvl>
+    <w:lvl w:ilvl="7" w:tentative="1">
+      <w:start w:val="1"/>
+      <w:numFmt w:val="decimal"/>
+      <w:lvlText w:val="%8."/>
+      <w:lvlJc w:val="left"/>
+      <w:pPr>
+        <w:tabs>
+          <w:tab w:val="num" w:pos="5760"/>
+        </w:tabs>
+        <w:ind w:left="5760" w:hanging="360"/>
+      </w:pPr>
+    </w:lvl>
+    <w:lvl w:ilvl="8" w:tentative="1">
+      <w:start w:val="1"/>
+      <w:numFmt w:val="decimal"/>
+      <w:lvlText w:val="%9."/>
+      <w:lvlJc w:val="left"/>
+      <w:pPr>
+        <w:tabs>
+          <w:tab w:val="num" w:pos="6480"/>
+        </w:tabs>
+        <w:ind w:left="6480" w:hanging="360"/>
+      </w:pPr>
+    </w:lvl>
+  </w:abstractNum>
+  <w:abstractNum w:abstractNumId="7" w15:restartNumberingAfterBreak="0">
+    <w:nsid w:val="34211085"/>
+    <w:multiLevelType w:val="multilevel"/>
+    <w:tmpl w:val="EEF03720"/>
+    <w:lvl w:ilvl="0">
+      <w:start w:val="1"/>
+      <w:numFmt w:val="decimal"/>
+      <w:lvlText w:val="%1."/>
+      <w:lvlJc w:val="left"/>
+      <w:pPr>
+        <w:tabs>
+          <w:tab w:val="num" w:pos="720"/>
+        </w:tabs>
+        <w:ind w:left="720" w:hanging="360"/>
+      </w:pPr>
+    </w:lvl>
+    <w:lvl w:ilvl="1" w:tentative="1">
+      <w:start w:val="1"/>
+      <w:numFmt w:val="decimal"/>
+      <w:lvlText w:val="%2."/>
+      <w:lvlJc w:val="left"/>
+      <w:pPr>
+        <w:tabs>
+          <w:tab w:val="num" w:pos="1440"/>
+        </w:tabs>
+        <w:ind w:left="1440" w:hanging="360"/>
+      </w:pPr>
+    </w:lvl>
+    <w:lvl w:ilvl="2" w:tentative="1">
+      <w:start w:val="1"/>
+      <w:numFmt w:val="decimal"/>
+      <w:lvlText w:val="%3."/>
+      <w:lvlJc w:val="left"/>
+      <w:pPr>
+        <w:tabs>
+          <w:tab w:val="num" w:pos="2160"/>
+        </w:tabs>
+        <w:ind w:left="2160" w:hanging="360"/>
+      </w:pPr>
+    </w:lvl>
+    <w:lvl w:ilvl="3" w:tentative="1">
+      <w:start w:val="1"/>
+      <w:numFmt w:val="decimal"/>
+      <w:lvlText w:val="%4."/>
+      <w:lvlJc w:val="left"/>
+      <w:pPr>
+        <w:tabs>
+          <w:tab w:val="num" w:pos="2880"/>
+        </w:tabs>
+        <w:ind w:left="2880" w:hanging="360"/>
+      </w:pPr>
+    </w:lvl>
+    <w:lvl w:ilvl="4" w:tentative="1">
+      <w:start w:val="1"/>
+      <w:numFmt w:val="decimal"/>
+      <w:lvlText w:val="%5."/>
+      <w:lvlJc w:val="left"/>
+      <w:pPr>
+        <w:tabs>
+          <w:tab w:val="num" w:pos="3600"/>
+        </w:tabs>
+        <w:ind w:left="3600" w:hanging="360"/>
+      </w:pPr>
+    </w:lvl>
+    <w:lvl w:ilvl="5" w:tentative="1">
+      <w:start w:val="1"/>
+      <w:numFmt w:val="decimal"/>
+      <w:lvlText w:val="%6."/>
+      <w:lvlJc w:val="left"/>
+      <w:pPr>
+        <w:tabs>
+          <w:tab w:val="num" w:pos="4320"/>
+        </w:tabs>
+        <w:ind w:left="4320" w:hanging="360"/>
+      </w:pPr>
+    </w:lvl>
+    <w:lvl w:ilvl="6" w:tentative="1">
+      <w:start w:val="1"/>
+      <w:numFmt w:val="decimal"/>
+      <w:lvlText w:val="%7."/>
+      <w:lvlJc w:val="left"/>
+      <w:pPr>
+        <w:tabs>
+          <w:tab w:val="num" w:pos="5040"/>
+        </w:tabs>
+        <w:ind w:left="5040" w:hanging="360"/>
+      </w:pPr>
+    </w:lvl>
+    <w:lvl w:ilvl="7" w:tentative="1">
+      <w:start w:val="1"/>
+      <w:numFmt w:val="decimal"/>
+      <w:lvlText w:val="%8."/>
+      <w:lvlJc w:val="left"/>
+      <w:pPr>
+        <w:tabs>
+          <w:tab w:val="num" w:pos="5760"/>
+        </w:tabs>
+        <w:ind w:left="5760" w:hanging="360"/>
+      </w:pPr>
+    </w:lvl>
+    <w:lvl w:ilvl="8" w:tentative="1">
+      <w:start w:val="1"/>
+      <w:numFmt w:val="decimal"/>
+      <w:lvlText w:val="%9."/>
+      <w:lvlJc w:val="left"/>
+      <w:pPr>
+        <w:tabs>
+          <w:tab w:val="num" w:pos="6480"/>
+        </w:tabs>
+        <w:ind w:left="6480" w:hanging="360"/>
+      </w:pPr>
+    </w:lvl>
+  </w:abstractNum>
+  <w:abstractNum w:abstractNumId="8" w15:restartNumberingAfterBreak="0">
+    <w:nsid w:val="438C269E"/>
+    <w:multiLevelType w:val="multilevel"/>
+    <w:tmpl w:val="60B8D48A"/>
     <w:lvl w:ilvl="0">
       <w:start w:val="1"/>
       <w:numFmt w:val="bullet"/>
@@ -13463,10 +14499,10 @@
       </w:rPr>
     </w:lvl>
   </w:abstractNum>
-  <w:abstractNum w:abstractNumId="6" w15:restartNumberingAfterBreak="0">
-    <w:nsid w:val="28F572A6"/>
+  <w:abstractNum w:abstractNumId="9" w15:restartNumberingAfterBreak="0">
+    <w:nsid w:val="44606C8E"/>
     <w:multiLevelType w:val="multilevel"/>
-    <w:tmpl w:val="5B1A5A5A"/>
+    <w:tmpl w:val="BC14EE6A"/>
     <w:lvl w:ilvl="0">
       <w:start w:val="1"/>
       <w:numFmt w:val="bullet"/>
@@ -13612,10 +14648,1022 @@
       </w:rPr>
     </w:lvl>
   </w:abstractNum>
-  <w:abstractNum w:abstractNumId="7" w15:restartNumberingAfterBreak="0">
-    <w:nsid w:val="2E047AE3"/>
+  <w:abstractNum w:abstractNumId="10" w15:restartNumberingAfterBreak="0">
+    <w:nsid w:val="44BB0EB0"/>
     <w:multiLevelType w:val="multilevel"/>
-    <w:tmpl w:val="3F6EDEB2"/>
+    <w:tmpl w:val="5E869EA6"/>
+    <w:lvl w:ilvl="0">
+      <w:start w:val="1"/>
+      <w:numFmt w:val="decimal"/>
+      <w:lvlText w:val="%1."/>
+      <w:lvlJc w:val="left"/>
+      <w:pPr>
+        <w:tabs>
+          <w:tab w:val="num" w:pos="720"/>
+        </w:tabs>
+        <w:ind w:left="720" w:hanging="360"/>
+      </w:pPr>
+    </w:lvl>
+    <w:lvl w:ilvl="1" w:tentative="1">
+      <w:start w:val="1"/>
+      <w:numFmt w:val="decimal"/>
+      <w:lvlText w:val="%2."/>
+      <w:lvlJc w:val="left"/>
+      <w:pPr>
+        <w:tabs>
+          <w:tab w:val="num" w:pos="1440"/>
+        </w:tabs>
+        <w:ind w:left="1440" w:hanging="360"/>
+      </w:pPr>
+    </w:lvl>
+    <w:lvl w:ilvl="2" w:tentative="1">
+      <w:start w:val="1"/>
+      <w:numFmt w:val="decimal"/>
+      <w:lvlText w:val="%3."/>
+      <w:lvlJc w:val="left"/>
+      <w:pPr>
+        <w:tabs>
+          <w:tab w:val="num" w:pos="2160"/>
+        </w:tabs>
+        <w:ind w:left="2160" w:hanging="360"/>
+      </w:pPr>
+    </w:lvl>
+    <w:lvl w:ilvl="3" w:tentative="1">
+      <w:start w:val="1"/>
+      <w:numFmt w:val="decimal"/>
+      <w:lvlText w:val="%4."/>
+      <w:lvlJc w:val="left"/>
+      <w:pPr>
+        <w:tabs>
+          <w:tab w:val="num" w:pos="2880"/>
+        </w:tabs>
+        <w:ind w:left="2880" w:hanging="360"/>
+      </w:pPr>
+    </w:lvl>
+    <w:lvl w:ilvl="4" w:tentative="1">
+      <w:start w:val="1"/>
+      <w:numFmt w:val="decimal"/>
+      <w:lvlText w:val="%5."/>
+      <w:lvlJc w:val="left"/>
+      <w:pPr>
+        <w:tabs>
+          <w:tab w:val="num" w:pos="3600"/>
+        </w:tabs>
+        <w:ind w:left="3600" w:hanging="360"/>
+      </w:pPr>
+    </w:lvl>
+    <w:lvl w:ilvl="5" w:tentative="1">
+      <w:start w:val="1"/>
+      <w:numFmt w:val="decimal"/>
+      <w:lvlText w:val="%6."/>
+      <w:lvlJc w:val="left"/>
+      <w:pPr>
+        <w:tabs>
+          <w:tab w:val="num" w:pos="4320"/>
+        </w:tabs>
+        <w:ind w:left="4320" w:hanging="360"/>
+      </w:pPr>
+    </w:lvl>
+    <w:lvl w:ilvl="6" w:tentative="1">
+      <w:start w:val="1"/>
+      <w:numFmt w:val="decimal"/>
+      <w:lvlText w:val="%7."/>
+      <w:lvlJc w:val="left"/>
+      <w:pPr>
+        <w:tabs>
+          <w:tab w:val="num" w:pos="5040"/>
+        </w:tabs>
+        <w:ind w:left="5040" w:hanging="360"/>
+      </w:pPr>
+    </w:lvl>
+    <w:lvl w:ilvl="7" w:tentative="1">
+      <w:start w:val="1"/>
+      <w:numFmt w:val="decimal"/>
+      <w:lvlText w:val="%8."/>
+      <w:lvlJc w:val="left"/>
+      <w:pPr>
+        <w:tabs>
+          <w:tab w:val="num" w:pos="5760"/>
+        </w:tabs>
+        <w:ind w:left="5760" w:hanging="360"/>
+      </w:pPr>
+    </w:lvl>
+    <w:lvl w:ilvl="8" w:tentative="1">
+      <w:start w:val="1"/>
+      <w:numFmt w:val="decimal"/>
+      <w:lvlText w:val="%9."/>
+      <w:lvlJc w:val="left"/>
+      <w:pPr>
+        <w:tabs>
+          <w:tab w:val="num" w:pos="6480"/>
+        </w:tabs>
+        <w:ind w:left="6480" w:hanging="360"/>
+      </w:pPr>
+    </w:lvl>
+  </w:abstractNum>
+  <w:abstractNum w:abstractNumId="11" w15:restartNumberingAfterBreak="0">
+    <w:nsid w:val="455D545E"/>
+    <w:multiLevelType w:val="multilevel"/>
+    <w:tmpl w:val="E7D2FE0C"/>
+    <w:lvl w:ilvl="0">
+      <w:start w:val="1"/>
+      <w:numFmt w:val="decimal"/>
+      <w:lvlText w:val="%1."/>
+      <w:lvlJc w:val="left"/>
+      <w:pPr>
+        <w:tabs>
+          <w:tab w:val="num" w:pos="720"/>
+        </w:tabs>
+        <w:ind w:left="720" w:hanging="360"/>
+      </w:pPr>
+    </w:lvl>
+    <w:lvl w:ilvl="1" w:tentative="1">
+      <w:start w:val="1"/>
+      <w:numFmt w:val="decimal"/>
+      <w:lvlText w:val="%2."/>
+      <w:lvlJc w:val="left"/>
+      <w:pPr>
+        <w:tabs>
+          <w:tab w:val="num" w:pos="1440"/>
+        </w:tabs>
+        <w:ind w:left="1440" w:hanging="360"/>
+      </w:pPr>
+    </w:lvl>
+    <w:lvl w:ilvl="2" w:tentative="1">
+      <w:start w:val="1"/>
+      <w:numFmt w:val="decimal"/>
+      <w:lvlText w:val="%3."/>
+      <w:lvlJc w:val="left"/>
+      <w:pPr>
+        <w:tabs>
+          <w:tab w:val="num" w:pos="2160"/>
+        </w:tabs>
+        <w:ind w:left="2160" w:hanging="360"/>
+      </w:pPr>
+    </w:lvl>
+    <w:lvl w:ilvl="3" w:tentative="1">
+      <w:start w:val="1"/>
+      <w:numFmt w:val="decimal"/>
+      <w:lvlText w:val="%4."/>
+      <w:lvlJc w:val="left"/>
+      <w:pPr>
+        <w:tabs>
+          <w:tab w:val="num" w:pos="2880"/>
+        </w:tabs>
+        <w:ind w:left="2880" w:hanging="360"/>
+      </w:pPr>
+    </w:lvl>
+    <w:lvl w:ilvl="4" w:tentative="1">
+      <w:start w:val="1"/>
+      <w:numFmt w:val="decimal"/>
+      <w:lvlText w:val="%5."/>
+      <w:lvlJc w:val="left"/>
+      <w:pPr>
+        <w:tabs>
+          <w:tab w:val="num" w:pos="3600"/>
+        </w:tabs>
+        <w:ind w:left="3600" w:hanging="360"/>
+      </w:pPr>
+    </w:lvl>
+    <w:lvl w:ilvl="5" w:tentative="1">
+      <w:start w:val="1"/>
+      <w:numFmt w:val="decimal"/>
+      <w:lvlText w:val="%6."/>
+      <w:lvlJc w:val="left"/>
+      <w:pPr>
+        <w:tabs>
+          <w:tab w:val="num" w:pos="4320"/>
+        </w:tabs>
+        <w:ind w:left="4320" w:hanging="360"/>
+      </w:pPr>
+    </w:lvl>
+    <w:lvl w:ilvl="6" w:tentative="1">
+      <w:start w:val="1"/>
+      <w:numFmt w:val="decimal"/>
+      <w:lvlText w:val="%7."/>
+      <w:lvlJc w:val="left"/>
+      <w:pPr>
+        <w:tabs>
+          <w:tab w:val="num" w:pos="5040"/>
+        </w:tabs>
+        <w:ind w:left="5040" w:hanging="360"/>
+      </w:pPr>
+    </w:lvl>
+    <w:lvl w:ilvl="7" w:tentative="1">
+      <w:start w:val="1"/>
+      <w:numFmt w:val="decimal"/>
+      <w:lvlText w:val="%8."/>
+      <w:lvlJc w:val="left"/>
+      <w:pPr>
+        <w:tabs>
+          <w:tab w:val="num" w:pos="5760"/>
+        </w:tabs>
+        <w:ind w:left="5760" w:hanging="360"/>
+      </w:pPr>
+    </w:lvl>
+    <w:lvl w:ilvl="8" w:tentative="1">
+      <w:start w:val="1"/>
+      <w:numFmt w:val="decimal"/>
+      <w:lvlText w:val="%9."/>
+      <w:lvlJc w:val="left"/>
+      <w:pPr>
+        <w:tabs>
+          <w:tab w:val="num" w:pos="6480"/>
+        </w:tabs>
+        <w:ind w:left="6480" w:hanging="360"/>
+      </w:pPr>
+    </w:lvl>
+  </w:abstractNum>
+  <w:abstractNum w:abstractNumId="12" w15:restartNumberingAfterBreak="0">
+    <w:nsid w:val="53BC21F3"/>
+    <w:multiLevelType w:val="multilevel"/>
+    <w:tmpl w:val="2F9246DC"/>
+    <w:lvl w:ilvl="0">
+      <w:start w:val="1"/>
+      <w:numFmt w:val="bullet"/>
+      <w:lvlText w:val=""/>
+      <w:lvlJc w:val="left"/>
+      <w:pPr>
+        <w:tabs>
+          <w:tab w:val="num" w:pos="720"/>
+        </w:tabs>
+        <w:ind w:left="720" w:hanging="360"/>
+      </w:pPr>
+      <w:rPr>
+        <w:rFonts w:ascii="Symbol" w:hAnsi="Symbol" w:hint="default"/>
+        <w:sz w:val="20"/>
+      </w:rPr>
+    </w:lvl>
+    <w:lvl w:ilvl="1" w:tentative="1">
+      <w:start w:val="1"/>
+      <w:numFmt w:val="bullet"/>
+      <w:lvlText w:val="o"/>
+      <w:lvlJc w:val="left"/>
+      <w:pPr>
+        <w:tabs>
+          <w:tab w:val="num" w:pos="1440"/>
+        </w:tabs>
+        <w:ind w:left="1440" w:hanging="360"/>
+      </w:pPr>
+      <w:rPr>
+        <w:rFonts w:ascii="Courier New" w:hAnsi="Courier New" w:hint="default"/>
+        <w:sz w:val="20"/>
+      </w:rPr>
+    </w:lvl>
+    <w:lvl w:ilvl="2" w:tentative="1">
+      <w:start w:val="1"/>
+      <w:numFmt w:val="bullet"/>
+      <w:lvlText w:val=""/>
+      <w:lvlJc w:val="left"/>
+      <w:pPr>
+        <w:tabs>
+          <w:tab w:val="num" w:pos="2160"/>
+        </w:tabs>
+        <w:ind w:left="2160" w:hanging="360"/>
+      </w:pPr>
+      <w:rPr>
+        <w:rFonts w:ascii="Wingdings" w:hAnsi="Wingdings" w:hint="default"/>
+        <w:sz w:val="20"/>
+      </w:rPr>
+    </w:lvl>
+    <w:lvl w:ilvl="3" w:tentative="1">
+      <w:start w:val="1"/>
+      <w:numFmt w:val="bullet"/>
+      <w:lvlText w:val=""/>
+      <w:lvlJc w:val="left"/>
+      <w:pPr>
+        <w:tabs>
+          <w:tab w:val="num" w:pos="2880"/>
+        </w:tabs>
+        <w:ind w:left="2880" w:hanging="360"/>
+      </w:pPr>
+      <w:rPr>
+        <w:rFonts w:ascii="Wingdings" w:hAnsi="Wingdings" w:hint="default"/>
+        <w:sz w:val="20"/>
+      </w:rPr>
+    </w:lvl>
+    <w:lvl w:ilvl="4" w:tentative="1">
+      <w:start w:val="1"/>
+      <w:numFmt w:val="bullet"/>
+      <w:lvlText w:val=""/>
+      <w:lvlJc w:val="left"/>
+      <w:pPr>
+        <w:tabs>
+          <w:tab w:val="num" w:pos="3600"/>
+        </w:tabs>
+        <w:ind w:left="3600" w:hanging="360"/>
+      </w:pPr>
+      <w:rPr>
+        <w:rFonts w:ascii="Wingdings" w:hAnsi="Wingdings" w:hint="default"/>
+        <w:sz w:val="20"/>
+      </w:rPr>
+    </w:lvl>
+    <w:lvl w:ilvl="5" w:tentative="1">
+      <w:start w:val="1"/>
+      <w:numFmt w:val="bullet"/>
+      <w:lvlText w:val=""/>
+      <w:lvlJc w:val="left"/>
+      <w:pPr>
+        <w:tabs>
+          <w:tab w:val="num" w:pos="4320"/>
+        </w:tabs>
+        <w:ind w:left="4320" w:hanging="360"/>
+      </w:pPr>
+      <w:rPr>
+        <w:rFonts w:ascii="Wingdings" w:hAnsi="Wingdings" w:hint="default"/>
+        <w:sz w:val="20"/>
+      </w:rPr>
+    </w:lvl>
+    <w:lvl w:ilvl="6" w:tentative="1">
+      <w:start w:val="1"/>
+      <w:numFmt w:val="bullet"/>
+      <w:lvlText w:val=""/>
+      <w:lvlJc w:val="left"/>
+      <w:pPr>
+        <w:tabs>
+          <w:tab w:val="num" w:pos="5040"/>
+        </w:tabs>
+        <w:ind w:left="5040" w:hanging="360"/>
+      </w:pPr>
+      <w:rPr>
+        <w:rFonts w:ascii="Wingdings" w:hAnsi="Wingdings" w:hint="default"/>
+        <w:sz w:val="20"/>
+      </w:rPr>
+    </w:lvl>
+    <w:lvl w:ilvl="7" w:tentative="1">
+      <w:start w:val="1"/>
+      <w:numFmt w:val="bullet"/>
+      <w:lvlText w:val=""/>
+      <w:lvlJc w:val="left"/>
+      <w:pPr>
+        <w:tabs>
+          <w:tab w:val="num" w:pos="5760"/>
+        </w:tabs>
+        <w:ind w:left="5760" w:hanging="360"/>
+      </w:pPr>
+      <w:rPr>
+        <w:rFonts w:ascii="Wingdings" w:hAnsi="Wingdings" w:hint="default"/>
+        <w:sz w:val="20"/>
+      </w:rPr>
+    </w:lvl>
+    <w:lvl w:ilvl="8" w:tentative="1">
+      <w:start w:val="1"/>
+      <w:numFmt w:val="bullet"/>
+      <w:lvlText w:val=""/>
+      <w:lvlJc w:val="left"/>
+      <w:pPr>
+        <w:tabs>
+          <w:tab w:val="num" w:pos="6480"/>
+        </w:tabs>
+        <w:ind w:left="6480" w:hanging="360"/>
+      </w:pPr>
+      <w:rPr>
+        <w:rFonts w:ascii="Wingdings" w:hAnsi="Wingdings" w:hint="default"/>
+        <w:sz w:val="20"/>
+      </w:rPr>
+    </w:lvl>
+  </w:abstractNum>
+  <w:abstractNum w:abstractNumId="13" w15:restartNumberingAfterBreak="0">
+    <w:nsid w:val="55474384"/>
+    <w:multiLevelType w:val="multilevel"/>
+    <w:tmpl w:val="B920AB3C"/>
+    <w:lvl w:ilvl="0">
+      <w:start w:val="1"/>
+      <w:numFmt w:val="bullet"/>
+      <w:lvlText w:val=""/>
+      <w:lvlJc w:val="left"/>
+      <w:pPr>
+        <w:tabs>
+          <w:tab w:val="num" w:pos="720"/>
+        </w:tabs>
+        <w:ind w:left="720" w:hanging="360"/>
+      </w:pPr>
+      <w:rPr>
+        <w:rFonts w:ascii="Symbol" w:hAnsi="Symbol" w:hint="default"/>
+        <w:sz w:val="20"/>
+      </w:rPr>
+    </w:lvl>
+    <w:lvl w:ilvl="1" w:tentative="1">
+      <w:start w:val="1"/>
+      <w:numFmt w:val="bullet"/>
+      <w:lvlText w:val="o"/>
+      <w:lvlJc w:val="left"/>
+      <w:pPr>
+        <w:tabs>
+          <w:tab w:val="num" w:pos="1440"/>
+        </w:tabs>
+        <w:ind w:left="1440" w:hanging="360"/>
+      </w:pPr>
+      <w:rPr>
+        <w:rFonts w:ascii="Courier New" w:hAnsi="Courier New" w:hint="default"/>
+        <w:sz w:val="20"/>
+      </w:rPr>
+    </w:lvl>
+    <w:lvl w:ilvl="2" w:tentative="1">
+      <w:start w:val="1"/>
+      <w:numFmt w:val="bullet"/>
+      <w:lvlText w:val=""/>
+      <w:lvlJc w:val="left"/>
+      <w:pPr>
+        <w:tabs>
+          <w:tab w:val="num" w:pos="2160"/>
+        </w:tabs>
+        <w:ind w:left="2160" w:hanging="360"/>
+      </w:pPr>
+      <w:rPr>
+        <w:rFonts w:ascii="Wingdings" w:hAnsi="Wingdings" w:hint="default"/>
+        <w:sz w:val="20"/>
+      </w:rPr>
+    </w:lvl>
+    <w:lvl w:ilvl="3" w:tentative="1">
+      <w:start w:val="1"/>
+      <w:numFmt w:val="bullet"/>
+      <w:lvlText w:val=""/>
+      <w:lvlJc w:val="left"/>
+      <w:pPr>
+        <w:tabs>
+          <w:tab w:val="num" w:pos="2880"/>
+        </w:tabs>
+        <w:ind w:left="2880" w:hanging="360"/>
+      </w:pPr>
+      <w:rPr>
+        <w:rFonts w:ascii="Wingdings" w:hAnsi="Wingdings" w:hint="default"/>
+        <w:sz w:val="20"/>
+      </w:rPr>
+    </w:lvl>
+    <w:lvl w:ilvl="4" w:tentative="1">
+      <w:start w:val="1"/>
+      <w:numFmt w:val="bullet"/>
+      <w:lvlText w:val=""/>
+      <w:lvlJc w:val="left"/>
+      <w:pPr>
+        <w:tabs>
+          <w:tab w:val="num" w:pos="3600"/>
+        </w:tabs>
+        <w:ind w:left="3600" w:hanging="360"/>
+      </w:pPr>
+      <w:rPr>
+        <w:rFonts w:ascii="Wingdings" w:hAnsi="Wingdings" w:hint="default"/>
+        <w:sz w:val="20"/>
+      </w:rPr>
+    </w:lvl>
+    <w:lvl w:ilvl="5" w:tentative="1">
+      <w:start w:val="1"/>
+      <w:numFmt w:val="bullet"/>
+      <w:lvlText w:val=""/>
+      <w:lvlJc w:val="left"/>
+      <w:pPr>
+        <w:tabs>
+          <w:tab w:val="num" w:pos="4320"/>
+        </w:tabs>
+        <w:ind w:left="4320" w:hanging="360"/>
+      </w:pPr>
+      <w:rPr>
+        <w:rFonts w:ascii="Wingdings" w:hAnsi="Wingdings" w:hint="default"/>
+        <w:sz w:val="20"/>
+      </w:rPr>
+    </w:lvl>
+    <w:lvl w:ilvl="6" w:tentative="1">
+      <w:start w:val="1"/>
+      <w:numFmt w:val="bullet"/>
+      <w:lvlText w:val=""/>
+      <w:lvlJc w:val="left"/>
+      <w:pPr>
+        <w:tabs>
+          <w:tab w:val="num" w:pos="5040"/>
+        </w:tabs>
+        <w:ind w:left="5040" w:hanging="360"/>
+      </w:pPr>
+      <w:rPr>
+        <w:rFonts w:ascii="Wingdings" w:hAnsi="Wingdings" w:hint="default"/>
+        <w:sz w:val="20"/>
+      </w:rPr>
+    </w:lvl>
+    <w:lvl w:ilvl="7" w:tentative="1">
+      <w:start w:val="1"/>
+      <w:numFmt w:val="bullet"/>
+      <w:lvlText w:val=""/>
+      <w:lvlJc w:val="left"/>
+      <w:pPr>
+        <w:tabs>
+          <w:tab w:val="num" w:pos="5760"/>
+        </w:tabs>
+        <w:ind w:left="5760" w:hanging="360"/>
+      </w:pPr>
+      <w:rPr>
+        <w:rFonts w:ascii="Wingdings" w:hAnsi="Wingdings" w:hint="default"/>
+        <w:sz w:val="20"/>
+      </w:rPr>
+    </w:lvl>
+    <w:lvl w:ilvl="8" w:tentative="1">
+      <w:start w:val="1"/>
+      <w:numFmt w:val="bullet"/>
+      <w:lvlText w:val=""/>
+      <w:lvlJc w:val="left"/>
+      <w:pPr>
+        <w:tabs>
+          <w:tab w:val="num" w:pos="6480"/>
+        </w:tabs>
+        <w:ind w:left="6480" w:hanging="360"/>
+      </w:pPr>
+      <w:rPr>
+        <w:rFonts w:ascii="Wingdings" w:hAnsi="Wingdings" w:hint="default"/>
+        <w:sz w:val="20"/>
+      </w:rPr>
+    </w:lvl>
+  </w:abstractNum>
+  <w:abstractNum w:abstractNumId="14" w15:restartNumberingAfterBreak="0">
+    <w:nsid w:val="619310A7"/>
+    <w:multiLevelType w:val="multilevel"/>
+    <w:tmpl w:val="28500066"/>
+    <w:lvl w:ilvl="0">
+      <w:start w:val="1"/>
+      <w:numFmt w:val="decimal"/>
+      <w:lvlText w:val="%1."/>
+      <w:lvlJc w:val="left"/>
+      <w:pPr>
+        <w:tabs>
+          <w:tab w:val="num" w:pos="720"/>
+        </w:tabs>
+        <w:ind w:left="720" w:hanging="360"/>
+      </w:pPr>
+    </w:lvl>
+    <w:lvl w:ilvl="1" w:tentative="1">
+      <w:start w:val="1"/>
+      <w:numFmt w:val="decimal"/>
+      <w:lvlText w:val="%2."/>
+      <w:lvlJc w:val="left"/>
+      <w:pPr>
+        <w:tabs>
+          <w:tab w:val="num" w:pos="1440"/>
+        </w:tabs>
+        <w:ind w:left="1440" w:hanging="360"/>
+      </w:pPr>
+    </w:lvl>
+    <w:lvl w:ilvl="2" w:tentative="1">
+      <w:start w:val="1"/>
+      <w:numFmt w:val="decimal"/>
+      <w:lvlText w:val="%3."/>
+      <w:lvlJc w:val="left"/>
+      <w:pPr>
+        <w:tabs>
+          <w:tab w:val="num" w:pos="2160"/>
+        </w:tabs>
+        <w:ind w:left="2160" w:hanging="360"/>
+      </w:pPr>
+    </w:lvl>
+    <w:lvl w:ilvl="3" w:tentative="1">
+      <w:start w:val="1"/>
+      <w:numFmt w:val="decimal"/>
+      <w:lvlText w:val="%4."/>
+      <w:lvlJc w:val="left"/>
+      <w:pPr>
+        <w:tabs>
+          <w:tab w:val="num" w:pos="2880"/>
+        </w:tabs>
+        <w:ind w:left="2880" w:hanging="360"/>
+      </w:pPr>
+    </w:lvl>
+    <w:lvl w:ilvl="4" w:tentative="1">
+      <w:start w:val="1"/>
+      <w:numFmt w:val="decimal"/>
+      <w:lvlText w:val="%5."/>
+      <w:lvlJc w:val="left"/>
+      <w:pPr>
+        <w:tabs>
+          <w:tab w:val="num" w:pos="3600"/>
+        </w:tabs>
+        <w:ind w:left="3600" w:hanging="360"/>
+      </w:pPr>
+    </w:lvl>
+    <w:lvl w:ilvl="5" w:tentative="1">
+      <w:start w:val="1"/>
+      <w:numFmt w:val="decimal"/>
+      <w:lvlText w:val="%6."/>
+      <w:lvlJc w:val="left"/>
+      <w:pPr>
+        <w:tabs>
+          <w:tab w:val="num" w:pos="4320"/>
+        </w:tabs>
+        <w:ind w:left="4320" w:hanging="360"/>
+      </w:pPr>
+    </w:lvl>
+    <w:lvl w:ilvl="6" w:tentative="1">
+      <w:start w:val="1"/>
+      <w:numFmt w:val="decimal"/>
+      <w:lvlText w:val="%7."/>
+      <w:lvlJc w:val="left"/>
+      <w:pPr>
+        <w:tabs>
+          <w:tab w:val="num" w:pos="5040"/>
+        </w:tabs>
+        <w:ind w:left="5040" w:hanging="360"/>
+      </w:pPr>
+    </w:lvl>
+    <w:lvl w:ilvl="7" w:tentative="1">
+      <w:start w:val="1"/>
+      <w:numFmt w:val="decimal"/>
+      <w:lvlText w:val="%8."/>
+      <w:lvlJc w:val="left"/>
+      <w:pPr>
+        <w:tabs>
+          <w:tab w:val="num" w:pos="5760"/>
+        </w:tabs>
+        <w:ind w:left="5760" w:hanging="360"/>
+      </w:pPr>
+    </w:lvl>
+    <w:lvl w:ilvl="8" w:tentative="1">
+      <w:start w:val="1"/>
+      <w:numFmt w:val="decimal"/>
+      <w:lvlText w:val="%9."/>
+      <w:lvlJc w:val="left"/>
+      <w:pPr>
+        <w:tabs>
+          <w:tab w:val="num" w:pos="6480"/>
+        </w:tabs>
+        <w:ind w:left="6480" w:hanging="360"/>
+      </w:pPr>
+    </w:lvl>
+  </w:abstractNum>
+  <w:abstractNum w:abstractNumId="15" w15:restartNumberingAfterBreak="0">
+    <w:nsid w:val="64902DA2"/>
+    <w:multiLevelType w:val="multilevel"/>
+    <w:tmpl w:val="DC624960"/>
+    <w:lvl w:ilvl="0">
+      <w:start w:val="1"/>
+      <w:numFmt w:val="bullet"/>
+      <w:lvlText w:val=""/>
+      <w:lvlJc w:val="left"/>
+      <w:pPr>
+        <w:tabs>
+          <w:tab w:val="num" w:pos="720"/>
+        </w:tabs>
+        <w:ind w:left="720" w:hanging="360"/>
+      </w:pPr>
+      <w:rPr>
+        <w:rFonts w:ascii="Symbol" w:hAnsi="Symbol" w:hint="default"/>
+        <w:sz w:val="20"/>
+      </w:rPr>
+    </w:lvl>
+    <w:lvl w:ilvl="1" w:tentative="1">
+      <w:start w:val="1"/>
+      <w:numFmt w:val="bullet"/>
+      <w:lvlText w:val="o"/>
+      <w:lvlJc w:val="left"/>
+      <w:pPr>
+        <w:tabs>
+          <w:tab w:val="num" w:pos="1440"/>
+        </w:tabs>
+        <w:ind w:left="1440" w:hanging="360"/>
+      </w:pPr>
+      <w:rPr>
+        <w:rFonts w:ascii="Courier New" w:hAnsi="Courier New" w:hint="default"/>
+        <w:sz w:val="20"/>
+      </w:rPr>
+    </w:lvl>
+    <w:lvl w:ilvl="2" w:tentative="1">
+      <w:start w:val="1"/>
+      <w:numFmt w:val="bullet"/>
+      <w:lvlText w:val=""/>
+      <w:lvlJc w:val="left"/>
+      <w:pPr>
+        <w:tabs>
+          <w:tab w:val="num" w:pos="2160"/>
+        </w:tabs>
+        <w:ind w:left="2160" w:hanging="360"/>
+      </w:pPr>
+      <w:rPr>
+        <w:rFonts w:ascii="Wingdings" w:hAnsi="Wingdings" w:hint="default"/>
+        <w:sz w:val="20"/>
+      </w:rPr>
+    </w:lvl>
+    <w:lvl w:ilvl="3" w:tentative="1">
+      <w:start w:val="1"/>
+      <w:numFmt w:val="bullet"/>
+      <w:lvlText w:val=""/>
+      <w:lvlJc w:val="left"/>
+      <w:pPr>
+        <w:tabs>
+          <w:tab w:val="num" w:pos="2880"/>
+        </w:tabs>
+        <w:ind w:left="2880" w:hanging="360"/>
+      </w:pPr>
+      <w:rPr>
+        <w:rFonts w:ascii="Wingdings" w:hAnsi="Wingdings" w:hint="default"/>
+        <w:sz w:val="20"/>
+      </w:rPr>
+    </w:lvl>
+    <w:lvl w:ilvl="4" w:tentative="1">
+      <w:start w:val="1"/>
+      <w:numFmt w:val="bullet"/>
+      <w:lvlText w:val=""/>
+      <w:lvlJc w:val="left"/>
+      <w:pPr>
+        <w:tabs>
+          <w:tab w:val="num" w:pos="3600"/>
+        </w:tabs>
+        <w:ind w:left="3600" w:hanging="360"/>
+      </w:pPr>
+      <w:rPr>
+        <w:rFonts w:ascii="Wingdings" w:hAnsi="Wingdings" w:hint="default"/>
+        <w:sz w:val="20"/>
+      </w:rPr>
+    </w:lvl>
+    <w:lvl w:ilvl="5" w:tentative="1">
+      <w:start w:val="1"/>
+      <w:numFmt w:val="bullet"/>
+      <w:lvlText w:val=""/>
+      <w:lvlJc w:val="left"/>
+      <w:pPr>
+        <w:tabs>
+          <w:tab w:val="num" w:pos="4320"/>
+        </w:tabs>
+        <w:ind w:left="4320" w:hanging="360"/>
+      </w:pPr>
+      <w:rPr>
+        <w:rFonts w:ascii="Wingdings" w:hAnsi="Wingdings" w:hint="default"/>
+        <w:sz w:val="20"/>
+      </w:rPr>
+    </w:lvl>
+    <w:lvl w:ilvl="6" w:tentative="1">
+      <w:start w:val="1"/>
+      <w:numFmt w:val="bullet"/>
+      <w:lvlText w:val=""/>
+      <w:lvlJc w:val="left"/>
+      <w:pPr>
+        <w:tabs>
+          <w:tab w:val="num" w:pos="5040"/>
+        </w:tabs>
+        <w:ind w:left="5040" w:hanging="360"/>
+      </w:pPr>
+      <w:rPr>
+        <w:rFonts w:ascii="Wingdings" w:hAnsi="Wingdings" w:hint="default"/>
+        <w:sz w:val="20"/>
+      </w:rPr>
+    </w:lvl>
+    <w:lvl w:ilvl="7" w:tentative="1">
+      <w:start w:val="1"/>
+      <w:numFmt w:val="bullet"/>
+      <w:lvlText w:val=""/>
+      <w:lvlJc w:val="left"/>
+      <w:pPr>
+        <w:tabs>
+          <w:tab w:val="num" w:pos="5760"/>
+        </w:tabs>
+        <w:ind w:left="5760" w:hanging="360"/>
+      </w:pPr>
+      <w:rPr>
+        <w:rFonts w:ascii="Wingdings" w:hAnsi="Wingdings" w:hint="default"/>
+        <w:sz w:val="20"/>
+      </w:rPr>
+    </w:lvl>
+    <w:lvl w:ilvl="8" w:tentative="1">
+      <w:start w:val="1"/>
+      <w:numFmt w:val="bullet"/>
+      <w:lvlText w:val=""/>
+      <w:lvlJc w:val="left"/>
+      <w:pPr>
+        <w:tabs>
+          <w:tab w:val="num" w:pos="6480"/>
+        </w:tabs>
+        <w:ind w:left="6480" w:hanging="360"/>
+      </w:pPr>
+      <w:rPr>
+        <w:rFonts w:ascii="Wingdings" w:hAnsi="Wingdings" w:hint="default"/>
+        <w:sz w:val="20"/>
+      </w:rPr>
+    </w:lvl>
+  </w:abstractNum>
+  <w:abstractNum w:abstractNumId="16" w15:restartNumberingAfterBreak="0">
+    <w:nsid w:val="6791696D"/>
+    <w:multiLevelType w:val="multilevel"/>
+    <w:tmpl w:val="9F228382"/>
+    <w:lvl w:ilvl="0">
+      <w:start w:val="1"/>
+      <w:numFmt w:val="decimal"/>
+      <w:lvlText w:val="%1."/>
+      <w:lvlJc w:val="left"/>
+      <w:pPr>
+        <w:tabs>
+          <w:tab w:val="num" w:pos="720"/>
+        </w:tabs>
+        <w:ind w:left="720" w:hanging="360"/>
+      </w:pPr>
+    </w:lvl>
+    <w:lvl w:ilvl="1" w:tentative="1">
+      <w:start w:val="1"/>
+      <w:numFmt w:val="decimal"/>
+      <w:lvlText w:val="%2."/>
+      <w:lvlJc w:val="left"/>
+      <w:pPr>
+        <w:tabs>
+          <w:tab w:val="num" w:pos="1440"/>
+        </w:tabs>
+        <w:ind w:left="1440" w:hanging="360"/>
+      </w:pPr>
+    </w:lvl>
+    <w:lvl w:ilvl="2" w:tentative="1">
+      <w:start w:val="1"/>
+      <w:numFmt w:val="decimal"/>
+      <w:lvlText w:val="%3."/>
+      <w:lvlJc w:val="left"/>
+      <w:pPr>
+        <w:tabs>
+          <w:tab w:val="num" w:pos="2160"/>
+        </w:tabs>
+        <w:ind w:left="2160" w:hanging="360"/>
+      </w:pPr>
+    </w:lvl>
+    <w:lvl w:ilvl="3" w:tentative="1">
+      <w:start w:val="1"/>
+      <w:numFmt w:val="decimal"/>
+      <w:lvlText w:val="%4."/>
+      <w:lvlJc w:val="left"/>
+      <w:pPr>
+        <w:tabs>
+          <w:tab w:val="num" w:pos="2880"/>
+        </w:tabs>
+        <w:ind w:left="2880" w:hanging="360"/>
+      </w:pPr>
+    </w:lvl>
+    <w:lvl w:ilvl="4" w:tentative="1">
+      <w:start w:val="1"/>
+      <w:numFmt w:val="decimal"/>
+      <w:lvlText w:val="%5."/>
+      <w:lvlJc w:val="left"/>
+      <w:pPr>
+        <w:tabs>
+          <w:tab w:val="num" w:pos="3600"/>
+        </w:tabs>
+        <w:ind w:left="3600" w:hanging="360"/>
+      </w:pPr>
+    </w:lvl>
+    <w:lvl w:ilvl="5" w:tentative="1">
+      <w:start w:val="1"/>
+      <w:numFmt w:val="decimal"/>
+      <w:lvlText w:val="%6."/>
+      <w:lvlJc w:val="left"/>
+      <w:pPr>
+        <w:tabs>
+          <w:tab w:val="num" w:pos="4320"/>
+        </w:tabs>
+        <w:ind w:left="4320" w:hanging="360"/>
+      </w:pPr>
+    </w:lvl>
+    <w:lvl w:ilvl="6" w:tentative="1">
+      <w:start w:val="1"/>
+      <w:numFmt w:val="decimal"/>
+      <w:lvlText w:val="%7."/>
+      <w:lvlJc w:val="left"/>
+      <w:pPr>
+        <w:tabs>
+          <w:tab w:val="num" w:pos="5040"/>
+        </w:tabs>
+        <w:ind w:left="5040" w:hanging="360"/>
+      </w:pPr>
+    </w:lvl>
+    <w:lvl w:ilvl="7" w:tentative="1">
+      <w:start w:val="1"/>
+      <w:numFmt w:val="decimal"/>
+      <w:lvlText w:val="%8."/>
+      <w:lvlJc w:val="left"/>
+      <w:pPr>
+        <w:tabs>
+          <w:tab w:val="num" w:pos="5760"/>
+        </w:tabs>
+        <w:ind w:left="5760" w:hanging="360"/>
+      </w:pPr>
+    </w:lvl>
+    <w:lvl w:ilvl="8" w:tentative="1">
+      <w:start w:val="1"/>
+      <w:numFmt w:val="decimal"/>
+      <w:lvlText w:val="%9."/>
+      <w:lvlJc w:val="left"/>
+      <w:pPr>
+        <w:tabs>
+          <w:tab w:val="num" w:pos="6480"/>
+        </w:tabs>
+        <w:ind w:left="6480" w:hanging="360"/>
+      </w:pPr>
+    </w:lvl>
+  </w:abstractNum>
+  <w:abstractNum w:abstractNumId="17" w15:restartNumberingAfterBreak="0">
+    <w:nsid w:val="6A4936F8"/>
+    <w:multiLevelType w:val="multilevel"/>
+    <w:tmpl w:val="8BE66652"/>
+    <w:lvl w:ilvl="0">
+      <w:start w:val="1"/>
+      <w:numFmt w:val="decimal"/>
+      <w:lvlText w:val="%1."/>
+      <w:lvlJc w:val="left"/>
+      <w:pPr>
+        <w:tabs>
+          <w:tab w:val="num" w:pos="720"/>
+        </w:tabs>
+        <w:ind w:left="720" w:hanging="360"/>
+      </w:pPr>
+    </w:lvl>
+    <w:lvl w:ilvl="1" w:tentative="1">
+      <w:start w:val="1"/>
+      <w:numFmt w:val="decimal"/>
+      <w:lvlText w:val="%2."/>
+      <w:lvlJc w:val="left"/>
+      <w:pPr>
+        <w:tabs>
+          <w:tab w:val="num" w:pos="1440"/>
+        </w:tabs>
+        <w:ind w:left="1440" w:hanging="360"/>
+      </w:pPr>
+    </w:lvl>
+    <w:lvl w:ilvl="2" w:tentative="1">
+      <w:start w:val="1"/>
+      <w:numFmt w:val="decimal"/>
+      <w:lvlText w:val="%3."/>
+      <w:lvlJc w:val="left"/>
+      <w:pPr>
+        <w:tabs>
+          <w:tab w:val="num" w:pos="2160"/>
+        </w:tabs>
+        <w:ind w:left="2160" w:hanging="360"/>
+      </w:pPr>
+    </w:lvl>
+    <w:lvl w:ilvl="3" w:tentative="1">
+      <w:start w:val="1"/>
+      <w:numFmt w:val="decimal"/>
+      <w:lvlText w:val="%4."/>
+      <w:lvlJc w:val="left"/>
+      <w:pPr>
+        <w:tabs>
+          <w:tab w:val="num" w:pos="2880"/>
+        </w:tabs>
+        <w:ind w:left="2880" w:hanging="360"/>
+      </w:pPr>
+    </w:lvl>
+    <w:lvl w:ilvl="4" w:tentative="1">
+      <w:start w:val="1"/>
+      <w:numFmt w:val="decimal"/>
+      <w:lvlText w:val="%5."/>
+      <w:lvlJc w:val="left"/>
+      <w:pPr>
+        <w:tabs>
+          <w:tab w:val="num" w:pos="3600"/>
+        </w:tabs>
+        <w:ind w:left="3600" w:hanging="360"/>
+      </w:pPr>
+    </w:lvl>
+    <w:lvl w:ilvl="5" w:tentative="1">
+      <w:start w:val="1"/>
+      <w:numFmt w:val="decimal"/>
+      <w:lvlText w:val="%6."/>
+      <w:lvlJc w:val="left"/>
+      <w:pPr>
+        <w:tabs>
+          <w:tab w:val="num" w:pos="4320"/>
+        </w:tabs>
+        <w:ind w:left="4320" w:hanging="360"/>
+      </w:pPr>
+    </w:lvl>
+    <w:lvl w:ilvl="6" w:tentative="1">
+      <w:start w:val="1"/>
+      <w:numFmt w:val="decimal"/>
+      <w:lvlText w:val="%7."/>
+      <w:lvlJc w:val="left"/>
+      <w:pPr>
+        <w:tabs>
+          <w:tab w:val="num" w:pos="5040"/>
+        </w:tabs>
+        <w:ind w:left="5040" w:hanging="360"/>
+      </w:pPr>
+    </w:lvl>
+    <w:lvl w:ilvl="7" w:tentative="1">
+      <w:start w:val="1"/>
+      <w:numFmt w:val="decimal"/>
+      <w:lvlText w:val="%8."/>
+      <w:lvlJc w:val="left"/>
+      <w:pPr>
+        <w:tabs>
+          <w:tab w:val="num" w:pos="5760"/>
+        </w:tabs>
+        <w:ind w:left="5760" w:hanging="360"/>
+      </w:pPr>
+    </w:lvl>
+    <w:lvl w:ilvl="8" w:tentative="1">
+      <w:start w:val="1"/>
+      <w:numFmt w:val="decimal"/>
+      <w:lvlText w:val="%9."/>
+      <w:lvlJc w:val="left"/>
+      <w:pPr>
+        <w:tabs>
+          <w:tab w:val="num" w:pos="6480"/>
+        </w:tabs>
+        <w:ind w:left="6480" w:hanging="360"/>
+      </w:pPr>
+    </w:lvl>
+  </w:abstractNum>
+  <w:abstractNum w:abstractNumId="18" w15:restartNumberingAfterBreak="0">
+    <w:nsid w:val="7F9E1CB9"/>
+    <w:multiLevelType w:val="multilevel"/>
+    <w:tmpl w:val="37C03D18"/>
     <w:lvl w:ilvl="0">
       <w:start w:val="3"/>
       <w:numFmt w:val="decimal"/>
@@ -13725,1413 +15773,62 @@
       </w:pPr>
     </w:lvl>
   </w:abstractNum>
-  <w:abstractNum w:abstractNumId="8" w15:restartNumberingAfterBreak="0">
-    <w:nsid w:val="39DA2581"/>
-    <w:multiLevelType w:val="multilevel"/>
-    <w:tmpl w:val="EFFE79CE"/>
-    <w:lvl w:ilvl="0">
-      <w:start w:val="1"/>
-      <w:numFmt w:val="decimal"/>
-      <w:lvlText w:val="%1."/>
-      <w:lvlJc w:val="left"/>
-      <w:pPr>
-        <w:tabs>
-          <w:tab w:val="num" w:pos="720"/>
-        </w:tabs>
-        <w:ind w:left="720" w:hanging="360"/>
-      </w:pPr>
-    </w:lvl>
-    <w:lvl w:ilvl="1" w:tentative="1">
-      <w:start w:val="1"/>
-      <w:numFmt w:val="decimal"/>
-      <w:lvlText w:val="%2."/>
-      <w:lvlJc w:val="left"/>
-      <w:pPr>
-        <w:tabs>
-          <w:tab w:val="num" w:pos="1440"/>
-        </w:tabs>
-        <w:ind w:left="1440" w:hanging="360"/>
-      </w:pPr>
-    </w:lvl>
-    <w:lvl w:ilvl="2" w:tentative="1">
-      <w:start w:val="1"/>
-      <w:numFmt w:val="decimal"/>
-      <w:lvlText w:val="%3."/>
-      <w:lvlJc w:val="left"/>
-      <w:pPr>
-        <w:tabs>
-          <w:tab w:val="num" w:pos="2160"/>
-        </w:tabs>
-        <w:ind w:left="2160" w:hanging="360"/>
-      </w:pPr>
-    </w:lvl>
-    <w:lvl w:ilvl="3" w:tentative="1">
-      <w:start w:val="1"/>
-      <w:numFmt w:val="decimal"/>
-      <w:lvlText w:val="%4."/>
-      <w:lvlJc w:val="left"/>
-      <w:pPr>
-        <w:tabs>
-          <w:tab w:val="num" w:pos="2880"/>
-        </w:tabs>
-        <w:ind w:left="2880" w:hanging="360"/>
-      </w:pPr>
-    </w:lvl>
-    <w:lvl w:ilvl="4" w:tentative="1">
-      <w:start w:val="1"/>
-      <w:numFmt w:val="decimal"/>
-      <w:lvlText w:val="%5."/>
-      <w:lvlJc w:val="left"/>
-      <w:pPr>
-        <w:tabs>
-          <w:tab w:val="num" w:pos="3600"/>
-        </w:tabs>
-        <w:ind w:left="3600" w:hanging="360"/>
-      </w:pPr>
-    </w:lvl>
-    <w:lvl w:ilvl="5" w:tentative="1">
-      <w:start w:val="1"/>
-      <w:numFmt w:val="decimal"/>
-      <w:lvlText w:val="%6."/>
-      <w:lvlJc w:val="left"/>
-      <w:pPr>
-        <w:tabs>
-          <w:tab w:val="num" w:pos="4320"/>
-        </w:tabs>
-        <w:ind w:left="4320" w:hanging="360"/>
-      </w:pPr>
-    </w:lvl>
-    <w:lvl w:ilvl="6" w:tentative="1">
-      <w:start w:val="1"/>
-      <w:numFmt w:val="decimal"/>
-      <w:lvlText w:val="%7."/>
-      <w:lvlJc w:val="left"/>
-      <w:pPr>
-        <w:tabs>
-          <w:tab w:val="num" w:pos="5040"/>
-        </w:tabs>
-        <w:ind w:left="5040" w:hanging="360"/>
-      </w:pPr>
-    </w:lvl>
-    <w:lvl w:ilvl="7" w:tentative="1">
-      <w:start w:val="1"/>
-      <w:numFmt w:val="decimal"/>
-      <w:lvlText w:val="%8."/>
-      <w:lvlJc w:val="left"/>
-      <w:pPr>
-        <w:tabs>
-          <w:tab w:val="num" w:pos="5760"/>
-        </w:tabs>
-        <w:ind w:left="5760" w:hanging="360"/>
-      </w:pPr>
-    </w:lvl>
-    <w:lvl w:ilvl="8" w:tentative="1">
-      <w:start w:val="1"/>
-      <w:numFmt w:val="decimal"/>
-      <w:lvlText w:val="%9."/>
-      <w:lvlJc w:val="left"/>
-      <w:pPr>
-        <w:tabs>
-          <w:tab w:val="num" w:pos="6480"/>
-        </w:tabs>
-        <w:ind w:left="6480" w:hanging="360"/>
-      </w:pPr>
-    </w:lvl>
-  </w:abstractNum>
-  <w:abstractNum w:abstractNumId="9" w15:restartNumberingAfterBreak="0">
-    <w:nsid w:val="48A1146D"/>
-    <w:multiLevelType w:val="multilevel"/>
-    <w:tmpl w:val="81481FC2"/>
-    <w:lvl w:ilvl="0">
-      <w:start w:val="1"/>
-      <w:numFmt w:val="decimal"/>
-      <w:lvlText w:val="%1."/>
-      <w:lvlJc w:val="left"/>
-      <w:pPr>
-        <w:tabs>
-          <w:tab w:val="num" w:pos="720"/>
-        </w:tabs>
-        <w:ind w:left="720" w:hanging="360"/>
-      </w:pPr>
-    </w:lvl>
-    <w:lvl w:ilvl="1" w:tentative="1">
-      <w:start w:val="1"/>
-      <w:numFmt w:val="decimal"/>
-      <w:lvlText w:val="%2."/>
-      <w:lvlJc w:val="left"/>
-      <w:pPr>
-        <w:tabs>
-          <w:tab w:val="num" w:pos="1440"/>
-        </w:tabs>
-        <w:ind w:left="1440" w:hanging="360"/>
-      </w:pPr>
-    </w:lvl>
-    <w:lvl w:ilvl="2" w:tentative="1">
-      <w:start w:val="1"/>
-      <w:numFmt w:val="decimal"/>
-      <w:lvlText w:val="%3."/>
-      <w:lvlJc w:val="left"/>
-      <w:pPr>
-        <w:tabs>
-          <w:tab w:val="num" w:pos="2160"/>
-        </w:tabs>
-        <w:ind w:left="2160" w:hanging="360"/>
-      </w:pPr>
-    </w:lvl>
-    <w:lvl w:ilvl="3" w:tentative="1">
-      <w:start w:val="1"/>
-      <w:numFmt w:val="decimal"/>
-      <w:lvlText w:val="%4."/>
-      <w:lvlJc w:val="left"/>
-      <w:pPr>
-        <w:tabs>
-          <w:tab w:val="num" w:pos="2880"/>
-        </w:tabs>
-        <w:ind w:left="2880" w:hanging="360"/>
-      </w:pPr>
-    </w:lvl>
-    <w:lvl w:ilvl="4" w:tentative="1">
-      <w:start w:val="1"/>
-      <w:numFmt w:val="decimal"/>
-      <w:lvlText w:val="%5."/>
-      <w:lvlJc w:val="left"/>
-      <w:pPr>
-        <w:tabs>
-          <w:tab w:val="num" w:pos="3600"/>
-        </w:tabs>
-        <w:ind w:left="3600" w:hanging="360"/>
-      </w:pPr>
-    </w:lvl>
-    <w:lvl w:ilvl="5" w:tentative="1">
-      <w:start w:val="1"/>
-      <w:numFmt w:val="decimal"/>
-      <w:lvlText w:val="%6."/>
-      <w:lvlJc w:val="left"/>
-      <w:pPr>
-        <w:tabs>
-          <w:tab w:val="num" w:pos="4320"/>
-        </w:tabs>
-        <w:ind w:left="4320" w:hanging="360"/>
-      </w:pPr>
-    </w:lvl>
-    <w:lvl w:ilvl="6" w:tentative="1">
-      <w:start w:val="1"/>
-      <w:numFmt w:val="decimal"/>
-      <w:lvlText w:val="%7."/>
-      <w:lvlJc w:val="left"/>
-      <w:pPr>
-        <w:tabs>
-          <w:tab w:val="num" w:pos="5040"/>
-        </w:tabs>
-        <w:ind w:left="5040" w:hanging="360"/>
-      </w:pPr>
-    </w:lvl>
-    <w:lvl w:ilvl="7" w:tentative="1">
-      <w:start w:val="1"/>
-      <w:numFmt w:val="decimal"/>
-      <w:lvlText w:val="%8."/>
-      <w:lvlJc w:val="left"/>
-      <w:pPr>
-        <w:tabs>
-          <w:tab w:val="num" w:pos="5760"/>
-        </w:tabs>
-        <w:ind w:left="5760" w:hanging="360"/>
-      </w:pPr>
-    </w:lvl>
-    <w:lvl w:ilvl="8" w:tentative="1">
-      <w:start w:val="1"/>
-      <w:numFmt w:val="decimal"/>
-      <w:lvlText w:val="%9."/>
-      <w:lvlJc w:val="left"/>
-      <w:pPr>
-        <w:tabs>
-          <w:tab w:val="num" w:pos="6480"/>
-        </w:tabs>
-        <w:ind w:left="6480" w:hanging="360"/>
-      </w:pPr>
-    </w:lvl>
-  </w:abstractNum>
-  <w:abstractNum w:abstractNumId="10" w15:restartNumberingAfterBreak="0">
-    <w:nsid w:val="4D4B794E"/>
-    <w:multiLevelType w:val="multilevel"/>
-    <w:tmpl w:val="74426CC0"/>
-    <w:lvl w:ilvl="0">
-      <w:start w:val="1"/>
-      <w:numFmt w:val="decimal"/>
-      <w:lvlText w:val="%1."/>
-      <w:lvlJc w:val="left"/>
-      <w:pPr>
-        <w:tabs>
-          <w:tab w:val="num" w:pos="720"/>
-        </w:tabs>
-        <w:ind w:left="720" w:hanging="360"/>
-      </w:pPr>
-    </w:lvl>
-    <w:lvl w:ilvl="1" w:tentative="1">
-      <w:start w:val="1"/>
-      <w:numFmt w:val="decimal"/>
-      <w:lvlText w:val="%2."/>
-      <w:lvlJc w:val="left"/>
-      <w:pPr>
-        <w:tabs>
-          <w:tab w:val="num" w:pos="1440"/>
-        </w:tabs>
-        <w:ind w:left="1440" w:hanging="360"/>
-      </w:pPr>
-    </w:lvl>
-    <w:lvl w:ilvl="2" w:tentative="1">
-      <w:start w:val="1"/>
-      <w:numFmt w:val="decimal"/>
-      <w:lvlText w:val="%3."/>
-      <w:lvlJc w:val="left"/>
-      <w:pPr>
-        <w:tabs>
-          <w:tab w:val="num" w:pos="2160"/>
-        </w:tabs>
-        <w:ind w:left="2160" w:hanging="360"/>
-      </w:pPr>
-    </w:lvl>
-    <w:lvl w:ilvl="3" w:tentative="1">
-      <w:start w:val="1"/>
-      <w:numFmt w:val="decimal"/>
-      <w:lvlText w:val="%4."/>
-      <w:lvlJc w:val="left"/>
-      <w:pPr>
-        <w:tabs>
-          <w:tab w:val="num" w:pos="2880"/>
-        </w:tabs>
-        <w:ind w:left="2880" w:hanging="360"/>
-      </w:pPr>
-    </w:lvl>
-    <w:lvl w:ilvl="4" w:tentative="1">
-      <w:start w:val="1"/>
-      <w:numFmt w:val="decimal"/>
-      <w:lvlText w:val="%5."/>
-      <w:lvlJc w:val="left"/>
-      <w:pPr>
-        <w:tabs>
-          <w:tab w:val="num" w:pos="3600"/>
-        </w:tabs>
-        <w:ind w:left="3600" w:hanging="360"/>
-      </w:pPr>
-    </w:lvl>
-    <w:lvl w:ilvl="5" w:tentative="1">
-      <w:start w:val="1"/>
-      <w:numFmt w:val="decimal"/>
-      <w:lvlText w:val="%6."/>
-      <w:lvlJc w:val="left"/>
-      <w:pPr>
-        <w:tabs>
-          <w:tab w:val="num" w:pos="4320"/>
-        </w:tabs>
-        <w:ind w:left="4320" w:hanging="360"/>
-      </w:pPr>
-    </w:lvl>
-    <w:lvl w:ilvl="6" w:tentative="1">
-      <w:start w:val="1"/>
-      <w:numFmt w:val="decimal"/>
-      <w:lvlText w:val="%7."/>
-      <w:lvlJc w:val="left"/>
-      <w:pPr>
-        <w:tabs>
-          <w:tab w:val="num" w:pos="5040"/>
-        </w:tabs>
-        <w:ind w:left="5040" w:hanging="360"/>
-      </w:pPr>
-    </w:lvl>
-    <w:lvl w:ilvl="7" w:tentative="1">
-      <w:start w:val="1"/>
-      <w:numFmt w:val="decimal"/>
-      <w:lvlText w:val="%8."/>
-      <w:lvlJc w:val="left"/>
-      <w:pPr>
-        <w:tabs>
-          <w:tab w:val="num" w:pos="5760"/>
-        </w:tabs>
-        <w:ind w:left="5760" w:hanging="360"/>
-      </w:pPr>
-    </w:lvl>
-    <w:lvl w:ilvl="8" w:tentative="1">
-      <w:start w:val="1"/>
-      <w:numFmt w:val="decimal"/>
-      <w:lvlText w:val="%9."/>
-      <w:lvlJc w:val="left"/>
-      <w:pPr>
-        <w:tabs>
-          <w:tab w:val="num" w:pos="6480"/>
-        </w:tabs>
-        <w:ind w:left="6480" w:hanging="360"/>
-      </w:pPr>
-    </w:lvl>
-  </w:abstractNum>
-  <w:abstractNum w:abstractNumId="11" w15:restartNumberingAfterBreak="0">
-    <w:nsid w:val="56885C4A"/>
-    <w:multiLevelType w:val="multilevel"/>
-    <w:tmpl w:val="B1B63BA2"/>
-    <w:lvl w:ilvl="0">
-      <w:start w:val="1"/>
-      <w:numFmt w:val="decimal"/>
-      <w:lvlText w:val="%1."/>
-      <w:lvlJc w:val="left"/>
-      <w:pPr>
-        <w:tabs>
-          <w:tab w:val="num" w:pos="720"/>
-        </w:tabs>
-        <w:ind w:left="720" w:hanging="360"/>
-      </w:pPr>
-    </w:lvl>
-    <w:lvl w:ilvl="1" w:tentative="1">
-      <w:start w:val="1"/>
-      <w:numFmt w:val="decimal"/>
-      <w:lvlText w:val="%2."/>
-      <w:lvlJc w:val="left"/>
-      <w:pPr>
-        <w:tabs>
-          <w:tab w:val="num" w:pos="1440"/>
-        </w:tabs>
-        <w:ind w:left="1440" w:hanging="360"/>
-      </w:pPr>
-    </w:lvl>
-    <w:lvl w:ilvl="2" w:tentative="1">
-      <w:start w:val="1"/>
-      <w:numFmt w:val="decimal"/>
-      <w:lvlText w:val="%3."/>
-      <w:lvlJc w:val="left"/>
-      <w:pPr>
-        <w:tabs>
-          <w:tab w:val="num" w:pos="2160"/>
-        </w:tabs>
-        <w:ind w:left="2160" w:hanging="360"/>
-      </w:pPr>
-    </w:lvl>
-    <w:lvl w:ilvl="3" w:tentative="1">
-      <w:start w:val="1"/>
-      <w:numFmt w:val="decimal"/>
-      <w:lvlText w:val="%4."/>
-      <w:lvlJc w:val="left"/>
-      <w:pPr>
-        <w:tabs>
-          <w:tab w:val="num" w:pos="2880"/>
-        </w:tabs>
-        <w:ind w:left="2880" w:hanging="360"/>
-      </w:pPr>
-    </w:lvl>
-    <w:lvl w:ilvl="4" w:tentative="1">
-      <w:start w:val="1"/>
-      <w:numFmt w:val="decimal"/>
-      <w:lvlText w:val="%5."/>
-      <w:lvlJc w:val="left"/>
-      <w:pPr>
-        <w:tabs>
-          <w:tab w:val="num" w:pos="3600"/>
-        </w:tabs>
-        <w:ind w:left="3600" w:hanging="360"/>
-      </w:pPr>
-    </w:lvl>
-    <w:lvl w:ilvl="5" w:tentative="1">
-      <w:start w:val="1"/>
-      <w:numFmt w:val="decimal"/>
-      <w:lvlText w:val="%6."/>
-      <w:lvlJc w:val="left"/>
-      <w:pPr>
-        <w:tabs>
-          <w:tab w:val="num" w:pos="4320"/>
-        </w:tabs>
-        <w:ind w:left="4320" w:hanging="360"/>
-      </w:pPr>
-    </w:lvl>
-    <w:lvl w:ilvl="6" w:tentative="1">
-      <w:start w:val="1"/>
-      <w:numFmt w:val="decimal"/>
-      <w:lvlText w:val="%7."/>
-      <w:lvlJc w:val="left"/>
-      <w:pPr>
-        <w:tabs>
-          <w:tab w:val="num" w:pos="5040"/>
-        </w:tabs>
-        <w:ind w:left="5040" w:hanging="360"/>
-      </w:pPr>
-    </w:lvl>
-    <w:lvl w:ilvl="7" w:tentative="1">
-      <w:start w:val="1"/>
-      <w:numFmt w:val="decimal"/>
-      <w:lvlText w:val="%8."/>
-      <w:lvlJc w:val="left"/>
-      <w:pPr>
-        <w:tabs>
-          <w:tab w:val="num" w:pos="5760"/>
-        </w:tabs>
-        <w:ind w:left="5760" w:hanging="360"/>
-      </w:pPr>
-    </w:lvl>
-    <w:lvl w:ilvl="8" w:tentative="1">
-      <w:start w:val="1"/>
-      <w:numFmt w:val="decimal"/>
-      <w:lvlText w:val="%9."/>
-      <w:lvlJc w:val="left"/>
-      <w:pPr>
-        <w:tabs>
-          <w:tab w:val="num" w:pos="6480"/>
-        </w:tabs>
-        <w:ind w:left="6480" w:hanging="360"/>
-      </w:pPr>
-    </w:lvl>
-  </w:abstractNum>
-  <w:abstractNum w:abstractNumId="12" w15:restartNumberingAfterBreak="0">
-    <w:nsid w:val="60020615"/>
-    <w:multiLevelType w:val="multilevel"/>
-    <w:tmpl w:val="271CA2E2"/>
-    <w:lvl w:ilvl="0">
-      <w:start w:val="1"/>
-      <w:numFmt w:val="decimal"/>
-      <w:lvlText w:val="%1."/>
-      <w:lvlJc w:val="left"/>
-      <w:pPr>
-        <w:tabs>
-          <w:tab w:val="num" w:pos="720"/>
-        </w:tabs>
-        <w:ind w:left="720" w:hanging="360"/>
-      </w:pPr>
-    </w:lvl>
-    <w:lvl w:ilvl="1" w:tentative="1">
-      <w:start w:val="1"/>
-      <w:numFmt w:val="decimal"/>
-      <w:lvlText w:val="%2."/>
-      <w:lvlJc w:val="left"/>
-      <w:pPr>
-        <w:tabs>
-          <w:tab w:val="num" w:pos="1440"/>
-        </w:tabs>
-        <w:ind w:left="1440" w:hanging="360"/>
-      </w:pPr>
-    </w:lvl>
-    <w:lvl w:ilvl="2" w:tentative="1">
-      <w:start w:val="1"/>
-      <w:numFmt w:val="decimal"/>
-      <w:lvlText w:val="%3."/>
-      <w:lvlJc w:val="left"/>
-      <w:pPr>
-        <w:tabs>
-          <w:tab w:val="num" w:pos="2160"/>
-        </w:tabs>
-        <w:ind w:left="2160" w:hanging="360"/>
-      </w:pPr>
-    </w:lvl>
-    <w:lvl w:ilvl="3" w:tentative="1">
-      <w:start w:val="1"/>
-      <w:numFmt w:val="decimal"/>
-      <w:lvlText w:val="%4."/>
-      <w:lvlJc w:val="left"/>
-      <w:pPr>
-        <w:tabs>
-          <w:tab w:val="num" w:pos="2880"/>
-        </w:tabs>
-        <w:ind w:left="2880" w:hanging="360"/>
-      </w:pPr>
-    </w:lvl>
-    <w:lvl w:ilvl="4" w:tentative="1">
-      <w:start w:val="1"/>
-      <w:numFmt w:val="decimal"/>
-      <w:lvlText w:val="%5."/>
-      <w:lvlJc w:val="left"/>
-      <w:pPr>
-        <w:tabs>
-          <w:tab w:val="num" w:pos="3600"/>
-        </w:tabs>
-        <w:ind w:left="3600" w:hanging="360"/>
-      </w:pPr>
-    </w:lvl>
-    <w:lvl w:ilvl="5" w:tentative="1">
-      <w:start w:val="1"/>
-      <w:numFmt w:val="decimal"/>
-      <w:lvlText w:val="%6."/>
-      <w:lvlJc w:val="left"/>
-      <w:pPr>
-        <w:tabs>
-          <w:tab w:val="num" w:pos="4320"/>
-        </w:tabs>
-        <w:ind w:left="4320" w:hanging="360"/>
-      </w:pPr>
-    </w:lvl>
-    <w:lvl w:ilvl="6" w:tentative="1">
-      <w:start w:val="1"/>
-      <w:numFmt w:val="decimal"/>
-      <w:lvlText w:val="%7."/>
-      <w:lvlJc w:val="left"/>
-      <w:pPr>
-        <w:tabs>
-          <w:tab w:val="num" w:pos="5040"/>
-        </w:tabs>
-        <w:ind w:left="5040" w:hanging="360"/>
-      </w:pPr>
-    </w:lvl>
-    <w:lvl w:ilvl="7" w:tentative="1">
-      <w:start w:val="1"/>
-      <w:numFmt w:val="decimal"/>
-      <w:lvlText w:val="%8."/>
-      <w:lvlJc w:val="left"/>
-      <w:pPr>
-        <w:tabs>
-          <w:tab w:val="num" w:pos="5760"/>
-        </w:tabs>
-        <w:ind w:left="5760" w:hanging="360"/>
-      </w:pPr>
-    </w:lvl>
-    <w:lvl w:ilvl="8" w:tentative="1">
-      <w:start w:val="1"/>
-      <w:numFmt w:val="decimal"/>
-      <w:lvlText w:val="%9."/>
-      <w:lvlJc w:val="left"/>
-      <w:pPr>
-        <w:tabs>
-          <w:tab w:val="num" w:pos="6480"/>
-        </w:tabs>
-        <w:ind w:left="6480" w:hanging="360"/>
-      </w:pPr>
-    </w:lvl>
-  </w:abstractNum>
-  <w:abstractNum w:abstractNumId="13" w15:restartNumberingAfterBreak="0">
-    <w:nsid w:val="64450514"/>
-    <w:multiLevelType w:val="multilevel"/>
-    <w:tmpl w:val="0A7CB83E"/>
-    <w:lvl w:ilvl="0">
-      <w:start w:val="1"/>
-      <w:numFmt w:val="decimal"/>
-      <w:lvlText w:val="%1."/>
-      <w:lvlJc w:val="left"/>
-      <w:pPr>
-        <w:tabs>
-          <w:tab w:val="num" w:pos="720"/>
-        </w:tabs>
-        <w:ind w:left="720" w:hanging="360"/>
-      </w:pPr>
-    </w:lvl>
-    <w:lvl w:ilvl="1" w:tentative="1">
-      <w:start w:val="1"/>
-      <w:numFmt w:val="decimal"/>
-      <w:lvlText w:val="%2."/>
-      <w:lvlJc w:val="left"/>
-      <w:pPr>
-        <w:tabs>
-          <w:tab w:val="num" w:pos="1440"/>
-        </w:tabs>
-        <w:ind w:left="1440" w:hanging="360"/>
-      </w:pPr>
-    </w:lvl>
-    <w:lvl w:ilvl="2" w:tentative="1">
-      <w:start w:val="1"/>
-      <w:numFmt w:val="decimal"/>
-      <w:lvlText w:val="%3."/>
-      <w:lvlJc w:val="left"/>
-      <w:pPr>
-        <w:tabs>
-          <w:tab w:val="num" w:pos="2160"/>
-        </w:tabs>
-        <w:ind w:left="2160" w:hanging="360"/>
-      </w:pPr>
-    </w:lvl>
-    <w:lvl w:ilvl="3" w:tentative="1">
-      <w:start w:val="1"/>
-      <w:numFmt w:val="decimal"/>
-      <w:lvlText w:val="%4."/>
-      <w:lvlJc w:val="left"/>
-      <w:pPr>
-        <w:tabs>
-          <w:tab w:val="num" w:pos="2880"/>
-        </w:tabs>
-        <w:ind w:left="2880" w:hanging="360"/>
-      </w:pPr>
-    </w:lvl>
-    <w:lvl w:ilvl="4" w:tentative="1">
-      <w:start w:val="1"/>
-      <w:numFmt w:val="decimal"/>
-      <w:lvlText w:val="%5."/>
-      <w:lvlJc w:val="left"/>
-      <w:pPr>
-        <w:tabs>
-          <w:tab w:val="num" w:pos="3600"/>
-        </w:tabs>
-        <w:ind w:left="3600" w:hanging="360"/>
-      </w:pPr>
-    </w:lvl>
-    <w:lvl w:ilvl="5" w:tentative="1">
-      <w:start w:val="1"/>
-      <w:numFmt w:val="decimal"/>
-      <w:lvlText w:val="%6."/>
-      <w:lvlJc w:val="left"/>
-      <w:pPr>
-        <w:tabs>
-          <w:tab w:val="num" w:pos="4320"/>
-        </w:tabs>
-        <w:ind w:left="4320" w:hanging="360"/>
-      </w:pPr>
-    </w:lvl>
-    <w:lvl w:ilvl="6" w:tentative="1">
-      <w:start w:val="1"/>
-      <w:numFmt w:val="decimal"/>
-      <w:lvlText w:val="%7."/>
-      <w:lvlJc w:val="left"/>
-      <w:pPr>
-        <w:tabs>
-          <w:tab w:val="num" w:pos="5040"/>
-        </w:tabs>
-        <w:ind w:left="5040" w:hanging="360"/>
-      </w:pPr>
-    </w:lvl>
-    <w:lvl w:ilvl="7" w:tentative="1">
-      <w:start w:val="1"/>
-      <w:numFmt w:val="decimal"/>
-      <w:lvlText w:val="%8."/>
-      <w:lvlJc w:val="left"/>
-      <w:pPr>
-        <w:tabs>
-          <w:tab w:val="num" w:pos="5760"/>
-        </w:tabs>
-        <w:ind w:left="5760" w:hanging="360"/>
-      </w:pPr>
-    </w:lvl>
-    <w:lvl w:ilvl="8" w:tentative="1">
-      <w:start w:val="1"/>
-      <w:numFmt w:val="decimal"/>
-      <w:lvlText w:val="%9."/>
-      <w:lvlJc w:val="left"/>
-      <w:pPr>
-        <w:tabs>
-          <w:tab w:val="num" w:pos="6480"/>
-        </w:tabs>
-        <w:ind w:left="6480" w:hanging="360"/>
-      </w:pPr>
-    </w:lvl>
-  </w:abstractNum>
-  <w:abstractNum w:abstractNumId="14" w15:restartNumberingAfterBreak="0">
-    <w:nsid w:val="6F251AEB"/>
-    <w:multiLevelType w:val="multilevel"/>
-    <w:tmpl w:val="A3BAA626"/>
-    <w:lvl w:ilvl="0">
-      <w:start w:val="1"/>
-      <w:numFmt w:val="bullet"/>
-      <w:lvlText w:val=""/>
-      <w:lvlJc w:val="left"/>
-      <w:pPr>
-        <w:tabs>
-          <w:tab w:val="num" w:pos="720"/>
-        </w:tabs>
-        <w:ind w:left="720" w:hanging="360"/>
-      </w:pPr>
-      <w:rPr>
-        <w:rFonts w:ascii="Symbol" w:hAnsi="Symbol" w:hint="default"/>
-        <w:sz w:val="20"/>
-      </w:rPr>
-    </w:lvl>
-    <w:lvl w:ilvl="1" w:tentative="1">
-      <w:start w:val="1"/>
-      <w:numFmt w:val="bullet"/>
-      <w:lvlText w:val="o"/>
-      <w:lvlJc w:val="left"/>
-      <w:pPr>
-        <w:tabs>
-          <w:tab w:val="num" w:pos="1440"/>
-        </w:tabs>
-        <w:ind w:left="1440" w:hanging="360"/>
-      </w:pPr>
-      <w:rPr>
-        <w:rFonts w:ascii="Courier New" w:hAnsi="Courier New" w:hint="default"/>
-        <w:sz w:val="20"/>
-      </w:rPr>
-    </w:lvl>
-    <w:lvl w:ilvl="2" w:tentative="1">
-      <w:start w:val="1"/>
-      <w:numFmt w:val="bullet"/>
-      <w:lvlText w:val=""/>
-      <w:lvlJc w:val="left"/>
-      <w:pPr>
-        <w:tabs>
-          <w:tab w:val="num" w:pos="2160"/>
-        </w:tabs>
-        <w:ind w:left="2160" w:hanging="360"/>
-      </w:pPr>
-      <w:rPr>
-        <w:rFonts w:ascii="Wingdings" w:hAnsi="Wingdings" w:hint="default"/>
-        <w:sz w:val="20"/>
-      </w:rPr>
-    </w:lvl>
-    <w:lvl w:ilvl="3" w:tentative="1">
-      <w:start w:val="1"/>
-      <w:numFmt w:val="bullet"/>
-      <w:lvlText w:val=""/>
-      <w:lvlJc w:val="left"/>
-      <w:pPr>
-        <w:tabs>
-          <w:tab w:val="num" w:pos="2880"/>
-        </w:tabs>
-        <w:ind w:left="2880" w:hanging="360"/>
-      </w:pPr>
-      <w:rPr>
-        <w:rFonts w:ascii="Wingdings" w:hAnsi="Wingdings" w:hint="default"/>
-        <w:sz w:val="20"/>
-      </w:rPr>
-    </w:lvl>
-    <w:lvl w:ilvl="4" w:tentative="1">
-      <w:start w:val="1"/>
-      <w:numFmt w:val="bullet"/>
-      <w:lvlText w:val=""/>
-      <w:lvlJc w:val="left"/>
-      <w:pPr>
-        <w:tabs>
-          <w:tab w:val="num" w:pos="3600"/>
-        </w:tabs>
-        <w:ind w:left="3600" w:hanging="360"/>
-      </w:pPr>
-      <w:rPr>
-        <w:rFonts w:ascii="Wingdings" w:hAnsi="Wingdings" w:hint="default"/>
-        <w:sz w:val="20"/>
-      </w:rPr>
-    </w:lvl>
-    <w:lvl w:ilvl="5" w:tentative="1">
-      <w:start w:val="1"/>
-      <w:numFmt w:val="bullet"/>
-      <w:lvlText w:val=""/>
-      <w:lvlJc w:val="left"/>
-      <w:pPr>
-        <w:tabs>
-          <w:tab w:val="num" w:pos="4320"/>
-        </w:tabs>
-        <w:ind w:left="4320" w:hanging="360"/>
-      </w:pPr>
-      <w:rPr>
-        <w:rFonts w:ascii="Wingdings" w:hAnsi="Wingdings" w:hint="default"/>
-        <w:sz w:val="20"/>
-      </w:rPr>
-    </w:lvl>
-    <w:lvl w:ilvl="6" w:tentative="1">
-      <w:start w:val="1"/>
-      <w:numFmt w:val="bullet"/>
-      <w:lvlText w:val=""/>
-      <w:lvlJc w:val="left"/>
-      <w:pPr>
-        <w:tabs>
-          <w:tab w:val="num" w:pos="5040"/>
-        </w:tabs>
-        <w:ind w:left="5040" w:hanging="360"/>
-      </w:pPr>
-      <w:rPr>
-        <w:rFonts w:ascii="Wingdings" w:hAnsi="Wingdings" w:hint="default"/>
-        <w:sz w:val="20"/>
-      </w:rPr>
-    </w:lvl>
-    <w:lvl w:ilvl="7" w:tentative="1">
-      <w:start w:val="1"/>
-      <w:numFmt w:val="bullet"/>
-      <w:lvlText w:val=""/>
-      <w:lvlJc w:val="left"/>
-      <w:pPr>
-        <w:tabs>
-          <w:tab w:val="num" w:pos="5760"/>
-        </w:tabs>
-        <w:ind w:left="5760" w:hanging="360"/>
-      </w:pPr>
-      <w:rPr>
-        <w:rFonts w:ascii="Wingdings" w:hAnsi="Wingdings" w:hint="default"/>
-        <w:sz w:val="20"/>
-      </w:rPr>
-    </w:lvl>
-    <w:lvl w:ilvl="8" w:tentative="1">
-      <w:start w:val="1"/>
-      <w:numFmt w:val="bullet"/>
-      <w:lvlText w:val=""/>
-      <w:lvlJc w:val="left"/>
-      <w:pPr>
-        <w:tabs>
-          <w:tab w:val="num" w:pos="6480"/>
-        </w:tabs>
-        <w:ind w:left="6480" w:hanging="360"/>
-      </w:pPr>
-      <w:rPr>
-        <w:rFonts w:ascii="Wingdings" w:hAnsi="Wingdings" w:hint="default"/>
-        <w:sz w:val="20"/>
-      </w:rPr>
-    </w:lvl>
-  </w:abstractNum>
-  <w:abstractNum w:abstractNumId="15" w15:restartNumberingAfterBreak="0">
-    <w:nsid w:val="727A79D6"/>
-    <w:multiLevelType w:val="multilevel"/>
-    <w:tmpl w:val="8FD6AF54"/>
-    <w:lvl w:ilvl="0">
-      <w:start w:val="1"/>
-      <w:numFmt w:val="decimal"/>
-      <w:lvlText w:val="%1."/>
-      <w:lvlJc w:val="left"/>
-      <w:pPr>
-        <w:tabs>
-          <w:tab w:val="num" w:pos="720"/>
-        </w:tabs>
-        <w:ind w:left="720" w:hanging="360"/>
-      </w:pPr>
-    </w:lvl>
-    <w:lvl w:ilvl="1" w:tentative="1">
-      <w:start w:val="1"/>
-      <w:numFmt w:val="decimal"/>
-      <w:lvlText w:val="%2."/>
-      <w:lvlJc w:val="left"/>
-      <w:pPr>
-        <w:tabs>
-          <w:tab w:val="num" w:pos="1440"/>
-        </w:tabs>
-        <w:ind w:left="1440" w:hanging="360"/>
-      </w:pPr>
-    </w:lvl>
-    <w:lvl w:ilvl="2" w:tentative="1">
-      <w:start w:val="1"/>
-      <w:numFmt w:val="decimal"/>
-      <w:lvlText w:val="%3."/>
-      <w:lvlJc w:val="left"/>
-      <w:pPr>
-        <w:tabs>
-          <w:tab w:val="num" w:pos="2160"/>
-        </w:tabs>
-        <w:ind w:left="2160" w:hanging="360"/>
-      </w:pPr>
-    </w:lvl>
-    <w:lvl w:ilvl="3" w:tentative="1">
-      <w:start w:val="1"/>
-      <w:numFmt w:val="decimal"/>
-      <w:lvlText w:val="%4."/>
-      <w:lvlJc w:val="left"/>
-      <w:pPr>
-        <w:tabs>
-          <w:tab w:val="num" w:pos="2880"/>
-        </w:tabs>
-        <w:ind w:left="2880" w:hanging="360"/>
-      </w:pPr>
-    </w:lvl>
-    <w:lvl w:ilvl="4" w:tentative="1">
-      <w:start w:val="1"/>
-      <w:numFmt w:val="decimal"/>
-      <w:lvlText w:val="%5."/>
-      <w:lvlJc w:val="left"/>
-      <w:pPr>
-        <w:tabs>
-          <w:tab w:val="num" w:pos="3600"/>
-        </w:tabs>
-        <w:ind w:left="3600" w:hanging="360"/>
-      </w:pPr>
-    </w:lvl>
-    <w:lvl w:ilvl="5" w:tentative="1">
-      <w:start w:val="1"/>
-      <w:numFmt w:val="decimal"/>
-      <w:lvlText w:val="%6."/>
-      <w:lvlJc w:val="left"/>
-      <w:pPr>
-        <w:tabs>
-          <w:tab w:val="num" w:pos="4320"/>
-        </w:tabs>
-        <w:ind w:left="4320" w:hanging="360"/>
-      </w:pPr>
-    </w:lvl>
-    <w:lvl w:ilvl="6" w:tentative="1">
-      <w:start w:val="1"/>
-      <w:numFmt w:val="decimal"/>
-      <w:lvlText w:val="%7."/>
-      <w:lvlJc w:val="left"/>
-      <w:pPr>
-        <w:tabs>
-          <w:tab w:val="num" w:pos="5040"/>
-        </w:tabs>
-        <w:ind w:left="5040" w:hanging="360"/>
-      </w:pPr>
-    </w:lvl>
-    <w:lvl w:ilvl="7" w:tentative="1">
-      <w:start w:val="1"/>
-      <w:numFmt w:val="decimal"/>
-      <w:lvlText w:val="%8."/>
-      <w:lvlJc w:val="left"/>
-      <w:pPr>
-        <w:tabs>
-          <w:tab w:val="num" w:pos="5760"/>
-        </w:tabs>
-        <w:ind w:left="5760" w:hanging="360"/>
-      </w:pPr>
-    </w:lvl>
-    <w:lvl w:ilvl="8" w:tentative="1">
-      <w:start w:val="1"/>
-      <w:numFmt w:val="decimal"/>
-      <w:lvlText w:val="%9."/>
-      <w:lvlJc w:val="left"/>
-      <w:pPr>
-        <w:tabs>
-          <w:tab w:val="num" w:pos="6480"/>
-        </w:tabs>
-        <w:ind w:left="6480" w:hanging="360"/>
-      </w:pPr>
-    </w:lvl>
-  </w:abstractNum>
-  <w:abstractNum w:abstractNumId="16" w15:restartNumberingAfterBreak="0">
-    <w:nsid w:val="75D30321"/>
-    <w:multiLevelType w:val="multilevel"/>
-    <w:tmpl w:val="4BE2811A"/>
-    <w:lvl w:ilvl="0">
-      <w:start w:val="1"/>
-      <w:numFmt w:val="bullet"/>
-      <w:lvlText w:val=""/>
-      <w:lvlJc w:val="left"/>
-      <w:pPr>
-        <w:tabs>
-          <w:tab w:val="num" w:pos="720"/>
-        </w:tabs>
-        <w:ind w:left="720" w:hanging="360"/>
-      </w:pPr>
-      <w:rPr>
-        <w:rFonts w:ascii="Symbol" w:hAnsi="Symbol" w:hint="default"/>
-        <w:sz w:val="20"/>
-      </w:rPr>
-    </w:lvl>
-    <w:lvl w:ilvl="1" w:tentative="1">
-      <w:start w:val="1"/>
-      <w:numFmt w:val="bullet"/>
-      <w:lvlText w:val="o"/>
-      <w:lvlJc w:val="left"/>
-      <w:pPr>
-        <w:tabs>
-          <w:tab w:val="num" w:pos="1440"/>
-        </w:tabs>
-        <w:ind w:left="1440" w:hanging="360"/>
-      </w:pPr>
-      <w:rPr>
-        <w:rFonts w:ascii="Courier New" w:hAnsi="Courier New" w:hint="default"/>
-        <w:sz w:val="20"/>
-      </w:rPr>
-    </w:lvl>
-    <w:lvl w:ilvl="2" w:tentative="1">
-      <w:start w:val="1"/>
-      <w:numFmt w:val="bullet"/>
-      <w:lvlText w:val=""/>
-      <w:lvlJc w:val="left"/>
-      <w:pPr>
-        <w:tabs>
-          <w:tab w:val="num" w:pos="2160"/>
-        </w:tabs>
-        <w:ind w:left="2160" w:hanging="360"/>
-      </w:pPr>
-      <w:rPr>
-        <w:rFonts w:ascii="Wingdings" w:hAnsi="Wingdings" w:hint="default"/>
-        <w:sz w:val="20"/>
-      </w:rPr>
-    </w:lvl>
-    <w:lvl w:ilvl="3" w:tentative="1">
-      <w:start w:val="1"/>
-      <w:numFmt w:val="bullet"/>
-      <w:lvlText w:val=""/>
-      <w:lvlJc w:val="left"/>
-      <w:pPr>
-        <w:tabs>
-          <w:tab w:val="num" w:pos="2880"/>
-        </w:tabs>
-        <w:ind w:left="2880" w:hanging="360"/>
-      </w:pPr>
-      <w:rPr>
-        <w:rFonts w:ascii="Wingdings" w:hAnsi="Wingdings" w:hint="default"/>
-        <w:sz w:val="20"/>
-      </w:rPr>
-    </w:lvl>
-    <w:lvl w:ilvl="4" w:tentative="1">
-      <w:start w:val="1"/>
-      <w:numFmt w:val="bullet"/>
-      <w:lvlText w:val=""/>
-      <w:lvlJc w:val="left"/>
-      <w:pPr>
-        <w:tabs>
-          <w:tab w:val="num" w:pos="3600"/>
-        </w:tabs>
-        <w:ind w:left="3600" w:hanging="360"/>
-      </w:pPr>
-      <w:rPr>
-        <w:rFonts w:ascii="Wingdings" w:hAnsi="Wingdings" w:hint="default"/>
-        <w:sz w:val="20"/>
-      </w:rPr>
-    </w:lvl>
-    <w:lvl w:ilvl="5" w:tentative="1">
-      <w:start w:val="1"/>
-      <w:numFmt w:val="bullet"/>
-      <w:lvlText w:val=""/>
-      <w:lvlJc w:val="left"/>
-      <w:pPr>
-        <w:tabs>
-          <w:tab w:val="num" w:pos="4320"/>
-        </w:tabs>
-        <w:ind w:left="4320" w:hanging="360"/>
-      </w:pPr>
-      <w:rPr>
-        <w:rFonts w:ascii="Wingdings" w:hAnsi="Wingdings" w:hint="default"/>
-        <w:sz w:val="20"/>
-      </w:rPr>
-    </w:lvl>
-    <w:lvl w:ilvl="6" w:tentative="1">
-      <w:start w:val="1"/>
-      <w:numFmt w:val="bullet"/>
-      <w:lvlText w:val=""/>
-      <w:lvlJc w:val="left"/>
-      <w:pPr>
-        <w:tabs>
-          <w:tab w:val="num" w:pos="5040"/>
-        </w:tabs>
-        <w:ind w:left="5040" w:hanging="360"/>
-      </w:pPr>
-      <w:rPr>
-        <w:rFonts w:ascii="Wingdings" w:hAnsi="Wingdings" w:hint="default"/>
-        <w:sz w:val="20"/>
-      </w:rPr>
-    </w:lvl>
-    <w:lvl w:ilvl="7" w:tentative="1">
-      <w:start w:val="1"/>
-      <w:numFmt w:val="bullet"/>
-      <w:lvlText w:val=""/>
-      <w:lvlJc w:val="left"/>
-      <w:pPr>
-        <w:tabs>
-          <w:tab w:val="num" w:pos="5760"/>
-        </w:tabs>
-        <w:ind w:left="5760" w:hanging="360"/>
-      </w:pPr>
-      <w:rPr>
-        <w:rFonts w:ascii="Wingdings" w:hAnsi="Wingdings" w:hint="default"/>
-        <w:sz w:val="20"/>
-      </w:rPr>
-    </w:lvl>
-    <w:lvl w:ilvl="8" w:tentative="1">
-      <w:start w:val="1"/>
-      <w:numFmt w:val="bullet"/>
-      <w:lvlText w:val=""/>
-      <w:lvlJc w:val="left"/>
-      <w:pPr>
-        <w:tabs>
-          <w:tab w:val="num" w:pos="6480"/>
-        </w:tabs>
-        <w:ind w:left="6480" w:hanging="360"/>
-      </w:pPr>
-      <w:rPr>
-        <w:rFonts w:ascii="Wingdings" w:hAnsi="Wingdings" w:hint="default"/>
-        <w:sz w:val="20"/>
-      </w:rPr>
-    </w:lvl>
-  </w:abstractNum>
-  <w:abstractNum w:abstractNumId="17" w15:restartNumberingAfterBreak="0">
-    <w:nsid w:val="7656076B"/>
-    <w:multiLevelType w:val="multilevel"/>
-    <w:tmpl w:val="6F823C22"/>
-    <w:lvl w:ilvl="0">
-      <w:start w:val="1"/>
-      <w:numFmt w:val="decimal"/>
-      <w:lvlText w:val="%1."/>
-      <w:lvlJc w:val="left"/>
-      <w:pPr>
-        <w:tabs>
-          <w:tab w:val="num" w:pos="720"/>
-        </w:tabs>
-        <w:ind w:left="720" w:hanging="360"/>
-      </w:pPr>
-    </w:lvl>
-    <w:lvl w:ilvl="1" w:tentative="1">
-      <w:start w:val="1"/>
-      <w:numFmt w:val="decimal"/>
-      <w:lvlText w:val="%2."/>
-      <w:lvlJc w:val="left"/>
-      <w:pPr>
-        <w:tabs>
-          <w:tab w:val="num" w:pos="1440"/>
-        </w:tabs>
-        <w:ind w:left="1440" w:hanging="360"/>
-      </w:pPr>
-    </w:lvl>
-    <w:lvl w:ilvl="2" w:tentative="1">
-      <w:start w:val="1"/>
-      <w:numFmt w:val="decimal"/>
-      <w:lvlText w:val="%3."/>
-      <w:lvlJc w:val="left"/>
-      <w:pPr>
-        <w:tabs>
-          <w:tab w:val="num" w:pos="2160"/>
-        </w:tabs>
-        <w:ind w:left="2160" w:hanging="360"/>
-      </w:pPr>
-    </w:lvl>
-    <w:lvl w:ilvl="3" w:tentative="1">
-      <w:start w:val="1"/>
-      <w:numFmt w:val="decimal"/>
-      <w:lvlText w:val="%4."/>
-      <w:lvlJc w:val="left"/>
-      <w:pPr>
-        <w:tabs>
-          <w:tab w:val="num" w:pos="2880"/>
-        </w:tabs>
-        <w:ind w:left="2880" w:hanging="360"/>
-      </w:pPr>
-    </w:lvl>
-    <w:lvl w:ilvl="4" w:tentative="1">
-      <w:start w:val="1"/>
-      <w:numFmt w:val="decimal"/>
-      <w:lvlText w:val="%5."/>
-      <w:lvlJc w:val="left"/>
-      <w:pPr>
-        <w:tabs>
-          <w:tab w:val="num" w:pos="3600"/>
-        </w:tabs>
-        <w:ind w:left="3600" w:hanging="360"/>
-      </w:pPr>
-    </w:lvl>
-    <w:lvl w:ilvl="5" w:tentative="1">
-      <w:start w:val="1"/>
-      <w:numFmt w:val="decimal"/>
-      <w:lvlText w:val="%6."/>
-      <w:lvlJc w:val="left"/>
-      <w:pPr>
-        <w:tabs>
-          <w:tab w:val="num" w:pos="4320"/>
-        </w:tabs>
-        <w:ind w:left="4320" w:hanging="360"/>
-      </w:pPr>
-    </w:lvl>
-    <w:lvl w:ilvl="6" w:tentative="1">
-      <w:start w:val="1"/>
-      <w:numFmt w:val="decimal"/>
-      <w:lvlText w:val="%7."/>
-      <w:lvlJc w:val="left"/>
-      <w:pPr>
-        <w:tabs>
-          <w:tab w:val="num" w:pos="5040"/>
-        </w:tabs>
-        <w:ind w:left="5040" w:hanging="360"/>
-      </w:pPr>
-    </w:lvl>
-    <w:lvl w:ilvl="7" w:tentative="1">
-      <w:start w:val="1"/>
-      <w:numFmt w:val="decimal"/>
-      <w:lvlText w:val="%8."/>
-      <w:lvlJc w:val="left"/>
-      <w:pPr>
-        <w:tabs>
-          <w:tab w:val="num" w:pos="5760"/>
-        </w:tabs>
-        <w:ind w:left="5760" w:hanging="360"/>
-      </w:pPr>
-    </w:lvl>
-    <w:lvl w:ilvl="8" w:tentative="1">
-      <w:start w:val="1"/>
-      <w:numFmt w:val="decimal"/>
-      <w:lvlText w:val="%9."/>
-      <w:lvlJc w:val="left"/>
-      <w:pPr>
-        <w:tabs>
-          <w:tab w:val="num" w:pos="6480"/>
-        </w:tabs>
-        <w:ind w:left="6480" w:hanging="360"/>
-      </w:pPr>
-    </w:lvl>
-  </w:abstractNum>
-  <w:abstractNum w:abstractNumId="18" w15:restartNumberingAfterBreak="0">
-    <w:nsid w:val="7E1D6A95"/>
-    <w:multiLevelType w:val="multilevel"/>
-    <w:tmpl w:val="60E838EE"/>
-    <w:lvl w:ilvl="0">
-      <w:start w:val="1"/>
-      <w:numFmt w:val="bullet"/>
-      <w:lvlText w:val=""/>
-      <w:lvlJc w:val="left"/>
-      <w:pPr>
-        <w:tabs>
-          <w:tab w:val="num" w:pos="720"/>
-        </w:tabs>
-        <w:ind w:left="720" w:hanging="360"/>
-      </w:pPr>
-      <w:rPr>
-        <w:rFonts w:ascii="Symbol" w:hAnsi="Symbol" w:hint="default"/>
-        <w:sz w:val="20"/>
-      </w:rPr>
-    </w:lvl>
-    <w:lvl w:ilvl="1" w:tentative="1">
-      <w:start w:val="1"/>
-      <w:numFmt w:val="bullet"/>
-      <w:lvlText w:val="o"/>
-      <w:lvlJc w:val="left"/>
-      <w:pPr>
-        <w:tabs>
-          <w:tab w:val="num" w:pos="1440"/>
-        </w:tabs>
-        <w:ind w:left="1440" w:hanging="360"/>
-      </w:pPr>
-      <w:rPr>
-        <w:rFonts w:ascii="Courier New" w:hAnsi="Courier New" w:hint="default"/>
-        <w:sz w:val="20"/>
-      </w:rPr>
-    </w:lvl>
-    <w:lvl w:ilvl="2" w:tentative="1">
-      <w:start w:val="1"/>
-      <w:numFmt w:val="bullet"/>
-      <w:lvlText w:val=""/>
-      <w:lvlJc w:val="left"/>
-      <w:pPr>
-        <w:tabs>
-          <w:tab w:val="num" w:pos="2160"/>
-        </w:tabs>
-        <w:ind w:left="2160" w:hanging="360"/>
-      </w:pPr>
-      <w:rPr>
-        <w:rFonts w:ascii="Wingdings" w:hAnsi="Wingdings" w:hint="default"/>
-        <w:sz w:val="20"/>
-      </w:rPr>
-    </w:lvl>
-    <w:lvl w:ilvl="3" w:tentative="1">
-      <w:start w:val="1"/>
-      <w:numFmt w:val="bullet"/>
-      <w:lvlText w:val=""/>
-      <w:lvlJc w:val="left"/>
-      <w:pPr>
-        <w:tabs>
-          <w:tab w:val="num" w:pos="2880"/>
-        </w:tabs>
-        <w:ind w:left="2880" w:hanging="360"/>
-      </w:pPr>
-      <w:rPr>
-        <w:rFonts w:ascii="Wingdings" w:hAnsi="Wingdings" w:hint="default"/>
-        <w:sz w:val="20"/>
-      </w:rPr>
-    </w:lvl>
-    <w:lvl w:ilvl="4" w:tentative="1">
-      <w:start w:val="1"/>
-      <w:numFmt w:val="bullet"/>
-      <w:lvlText w:val=""/>
-      <w:lvlJc w:val="left"/>
-      <w:pPr>
-        <w:tabs>
-          <w:tab w:val="num" w:pos="3600"/>
-        </w:tabs>
-        <w:ind w:left="3600" w:hanging="360"/>
-      </w:pPr>
-      <w:rPr>
-        <w:rFonts w:ascii="Wingdings" w:hAnsi="Wingdings" w:hint="default"/>
-        <w:sz w:val="20"/>
-      </w:rPr>
-    </w:lvl>
-    <w:lvl w:ilvl="5" w:tentative="1">
-      <w:start w:val="1"/>
-      <w:numFmt w:val="bullet"/>
-      <w:lvlText w:val=""/>
-      <w:lvlJc w:val="left"/>
-      <w:pPr>
-        <w:tabs>
-          <w:tab w:val="num" w:pos="4320"/>
-        </w:tabs>
-        <w:ind w:left="4320" w:hanging="360"/>
-      </w:pPr>
-      <w:rPr>
-        <w:rFonts w:ascii="Wingdings" w:hAnsi="Wingdings" w:hint="default"/>
-        <w:sz w:val="20"/>
-      </w:rPr>
-    </w:lvl>
-    <w:lvl w:ilvl="6" w:tentative="1">
-      <w:start w:val="1"/>
-      <w:numFmt w:val="bullet"/>
-      <w:lvlText w:val=""/>
-      <w:lvlJc w:val="left"/>
-      <w:pPr>
-        <w:tabs>
-          <w:tab w:val="num" w:pos="5040"/>
-        </w:tabs>
-        <w:ind w:left="5040" w:hanging="360"/>
-      </w:pPr>
-      <w:rPr>
-        <w:rFonts w:ascii="Wingdings" w:hAnsi="Wingdings" w:hint="default"/>
-        <w:sz w:val="20"/>
-      </w:rPr>
-    </w:lvl>
-    <w:lvl w:ilvl="7" w:tentative="1">
-      <w:start w:val="1"/>
-      <w:numFmt w:val="bullet"/>
-      <w:lvlText w:val=""/>
-      <w:lvlJc w:val="left"/>
-      <w:pPr>
-        <w:tabs>
-          <w:tab w:val="num" w:pos="5760"/>
-        </w:tabs>
-        <w:ind w:left="5760" w:hanging="360"/>
-      </w:pPr>
-      <w:rPr>
-        <w:rFonts w:ascii="Wingdings" w:hAnsi="Wingdings" w:hint="default"/>
-        <w:sz w:val="20"/>
-      </w:rPr>
-    </w:lvl>
-    <w:lvl w:ilvl="8" w:tentative="1">
-      <w:start w:val="1"/>
-      <w:numFmt w:val="bullet"/>
-      <w:lvlText w:val=""/>
-      <w:lvlJc w:val="left"/>
-      <w:pPr>
-        <w:tabs>
-          <w:tab w:val="num" w:pos="6480"/>
-        </w:tabs>
-        <w:ind w:left="6480" w:hanging="360"/>
-      </w:pPr>
-      <w:rPr>
-        <w:rFonts w:ascii="Wingdings" w:hAnsi="Wingdings" w:hint="default"/>
-        <w:sz w:val="20"/>
-      </w:rPr>
-    </w:lvl>
-  </w:abstractNum>
-  <w:num w:numId="1" w16cid:durableId="763307630">
+  <w:num w:numId="1" w16cid:durableId="2079470987">
+    <w:abstractNumId w:val="17"/>
+  </w:num>
+  <w:num w:numId="2" w16cid:durableId="2090689239">
+    <w:abstractNumId w:val="3"/>
+  </w:num>
+  <w:num w:numId="3" w16cid:durableId="1553615385">
+    <w:abstractNumId w:val="11"/>
+  </w:num>
+  <w:num w:numId="4" w16cid:durableId="1330136072">
+    <w:abstractNumId w:val="13"/>
+  </w:num>
+  <w:num w:numId="5" w16cid:durableId="194318008">
+    <w:abstractNumId w:val="9"/>
+  </w:num>
+  <w:num w:numId="6" w16cid:durableId="558594917">
+    <w:abstractNumId w:val="15"/>
+  </w:num>
+  <w:num w:numId="7" w16cid:durableId="1652057464">
+    <w:abstractNumId w:val="4"/>
+  </w:num>
+  <w:num w:numId="8" w16cid:durableId="1517617766">
+    <w:abstractNumId w:val="12"/>
+  </w:num>
+  <w:num w:numId="9" w16cid:durableId="546793457">
+    <w:abstractNumId w:val="7"/>
+  </w:num>
+  <w:num w:numId="10" w16cid:durableId="477649814">
+    <w:abstractNumId w:val="6"/>
+  </w:num>
+  <w:num w:numId="11" w16cid:durableId="572203338">
+    <w:abstractNumId w:val="18"/>
+  </w:num>
+  <w:num w:numId="12" w16cid:durableId="557471442">
+    <w:abstractNumId w:val="5"/>
+  </w:num>
+  <w:num w:numId="13" w16cid:durableId="208224319">
+    <w:abstractNumId w:val="0"/>
+  </w:num>
+  <w:num w:numId="14" w16cid:durableId="1102458361">
+    <w:abstractNumId w:val="14"/>
+  </w:num>
+  <w:num w:numId="15" w16cid:durableId="1549150662">
+    <w:abstractNumId w:val="16"/>
+  </w:num>
+  <w:num w:numId="16" w16cid:durableId="431439309">
+    <w:abstractNumId w:val="8"/>
+  </w:num>
+  <w:num w:numId="17" w16cid:durableId="364990087">
+    <w:abstractNumId w:val="1"/>
+  </w:num>
+  <w:num w:numId="18" w16cid:durableId="2003923932">
     <w:abstractNumId w:val="10"/>
   </w:num>
-  <w:num w:numId="2" w16cid:durableId="1573470216">
-    <w:abstractNumId w:val="5"/>
-  </w:num>
-  <w:num w:numId="3" w16cid:durableId="789516599">
-    <w:abstractNumId w:val="17"/>
-  </w:num>
-  <w:num w:numId="4" w16cid:durableId="1451899850">
-    <w:abstractNumId w:val="6"/>
-  </w:num>
-  <w:num w:numId="5" w16cid:durableId="874540765">
-    <w:abstractNumId w:val="3"/>
-  </w:num>
-  <w:num w:numId="6" w16cid:durableId="1385369446">
-    <w:abstractNumId w:val="14"/>
-  </w:num>
-  <w:num w:numId="7" w16cid:durableId="1221359920">
-    <w:abstractNumId w:val="13"/>
-  </w:num>
-  <w:num w:numId="8" w16cid:durableId="676426891">
-    <w:abstractNumId w:val="18"/>
-  </w:num>
-  <w:num w:numId="9" w16cid:durableId="509565623">
-    <w:abstractNumId w:val="8"/>
-  </w:num>
-  <w:num w:numId="10" w16cid:durableId="1853762499">
-    <w:abstractNumId w:val="9"/>
-  </w:num>
-  <w:num w:numId="11" w16cid:durableId="2102754350">
-    <w:abstractNumId w:val="7"/>
-  </w:num>
-  <w:num w:numId="12" w16cid:durableId="1839035679">
+  <w:num w:numId="19" w16cid:durableId="2101221219">
     <w:abstractNumId w:val="2"/>
-  </w:num>
-  <w:num w:numId="13" w16cid:durableId="755133790">
-    <w:abstractNumId w:val="16"/>
-  </w:num>
-  <w:num w:numId="14" w16cid:durableId="407993940">
-    <w:abstractNumId w:val="12"/>
-  </w:num>
-  <w:num w:numId="15" w16cid:durableId="517962297">
-    <w:abstractNumId w:val="1"/>
-  </w:num>
-  <w:num w:numId="16" w16cid:durableId="896237133">
-    <w:abstractNumId w:val="4"/>
-  </w:num>
-  <w:num w:numId="17" w16cid:durableId="1467508808">
-    <w:abstractNumId w:val="0"/>
-  </w:num>
-  <w:num w:numId="18" w16cid:durableId="234511458">
-    <w:abstractNumId w:val="11"/>
-  </w:num>
-  <w:num w:numId="19" w16cid:durableId="1303072313">
-    <w:abstractNumId w:val="15"/>
   </w:num>
 </w:numbering>
 </file>

--- a/docs/Panduan_Pengguna_SPeRK.docx
+++ b/docs/Panduan_Pengguna_SPeRK.docx
@@ -393,7 +393,7 @@
           <w:szCs w:val="22"/>
           <w:lang w:val="ms-MY"/>
         </w:rPr>
-        <w:pict w14:anchorId="2A033A1C">
+        <w:pict w14:anchorId="7C5EFD07">
           <v:rect id="_x0000_i1025" style="width:0;height:1.5pt" o:hralign="center" o:hrstd="t" o:hr="t" fillcolor="#a0a0a0" stroked="f"/>
         </w:pict>
       </w:r>
@@ -684,7 +684,7 @@
           <w:szCs w:val="22"/>
           <w:lang w:val="ms-MY"/>
         </w:rPr>
-        <w:pict w14:anchorId="58D90B5A">
+        <w:pict w14:anchorId="631DE39C">
           <v:rect id="_x0000_i1026" style="width:0;height:1.5pt" o:hralign="center" o:hrstd="t" o:hr="t" fillcolor="#a0a0a0" stroked="f"/>
         </w:pict>
       </w:r>
@@ -1187,7 +1187,7 @@
     <w:p>
       <w:pPr>
         <w:pStyle w:val="NormalWeb"/>
-        <w:divId w:val="375006909"/>
+        <w:divId w:val="607857621"/>
         <w:rPr>
           <w:rFonts w:ascii="Calibri" w:hAnsi="Calibri" w:cs="Calibri"/>
           <w:color w:val="1F2937"/>
@@ -1267,7 +1267,7 @@
           <w:szCs w:val="22"/>
           <w:lang w:val="ms-MY"/>
         </w:rPr>
-        <w:pict w14:anchorId="19956AF7">
+        <w:pict w14:anchorId="0CB1D16F">
           <v:rect id="_x0000_i1027" style="width:0;height:1.5pt" o:hralign="center" o:hrstd="t" o:hr="t" fillcolor="#a0a0a0" stroked="f"/>
         </w:pict>
       </w:r>
@@ -1490,7 +1490,7 @@
           <w:lang w:val="ms-MY"/>
         </w:rPr>
         <w:drawing>
-          <wp:inline distT="0" distB="0" distL="0" distR="0" wp14:anchorId="14355575" wp14:editId="5D1C272B">
+          <wp:inline distT="0" distB="0" distL="0" distR="0" wp14:anchorId="1CBC492C" wp14:editId="7E4FD926">
             <wp:extent cx="13011150" cy="8572500"/>
             <wp:effectExtent l="0" t="0" r="0" b="0"/>
             <wp:docPr id="4" name="Picture 4" descr="Halaman log masuk"/>
@@ -1797,7 +1797,7 @@
           <w:szCs w:val="22"/>
           <w:lang w:val="ms-MY"/>
         </w:rPr>
-        <w:pict w14:anchorId="1C178945">
+        <w:pict w14:anchorId="584A8189">
           <v:rect id="_x0000_i1029" style="width:0;height:1.5pt" o:hralign="center" o:hrstd="t" o:hr="t" fillcolor="#a0a0a0" stroked="f"/>
         </w:pict>
       </w:r>
@@ -1861,9 +1861,9 @@
           <w:lang w:val="ms-MY"/>
         </w:rPr>
         <w:drawing>
-          <wp:inline distT="0" distB="0" distL="0" distR="0" wp14:anchorId="4DF9DE14" wp14:editId="05C98015">
-            <wp:extent cx="13011150" cy="10356850"/>
-            <wp:effectExtent l="0" t="0" r="0" b="6350"/>
+          <wp:inline distT="0" distB="0" distL="0" distR="0" wp14:anchorId="3D5852FD" wp14:editId="0074952C">
+            <wp:extent cx="13011150" cy="8572500"/>
+            <wp:effectExtent l="0" t="0" r="0" b="0"/>
             <wp:docPr id="6" name="Picture 6" descr="Papan Pemuka"/>
             <wp:cNvGraphicFramePr>
               <a:graphicFrameLocks xmlns:a="http://schemas.openxmlformats.org/drawingml/2006/main" noChangeAspect="1"/>
@@ -1893,7 +1893,7 @@
                   <pic:spPr bwMode="auto">
                     <a:xfrm>
                       <a:off x="0" y="0"/>
-                      <a:ext cx="13011150" cy="10356850"/>
+                      <a:ext cx="13011150" cy="8572500"/>
                     </a:xfrm>
                     <a:prstGeom prst="rect">
                       <a:avLst/>
@@ -1930,7 +1930,7 @@
           <w:szCs w:val="22"/>
           <w:lang w:val="ms-MY"/>
         </w:rPr>
-        <w:t>Papan Pemuka: statistik, kemajuan pendaftaran dan resit terkini.</w:t>
+        <w:t>Papan Pemuka: statistik, pintasan kerja dan resit terkini.</w:t>
       </w:r>
     </w:p>
     <w:p>
@@ -2384,46 +2384,13 @@
       </w:pPr>
       <w:r>
         <w:rPr>
-          <w:rStyle w:val="Strong"/>
-          <w:rFonts w:ascii="Calibri" w:hAnsi="Calibri" w:cs="Calibri"/>
-          <w:color w:val="1F2937"/>
-          <w:sz w:val="22"/>
-          <w:szCs w:val="22"/>
-          <w:lang w:val="ms-MY"/>
-        </w:rPr>
-        <w:t>Kemajuan Hari Pendaftaran</w:t>
-      </w:r>
-      <w:r>
-        <w:rPr>
-          <w:rFonts w:ascii="Calibri" w:hAnsi="Calibri" w:cs="Calibri"/>
-          <w:color w:val="1F2937"/>
-          <w:sz w:val="22"/>
-          <w:szCs w:val="22"/>
-          <w:lang w:val="ms-MY"/>
-        </w:rPr>
-        <w:t xml:space="preserve"> menunjukkan peratus murid yang sudah daftar dengan bar kemajuan.</w:t>
-      </w:r>
-    </w:p>
-    <w:p>
-      <w:pPr>
-        <w:pStyle w:val="NormalWeb"/>
-        <w:rPr>
-          <w:rFonts w:ascii="Calibri" w:hAnsi="Calibri" w:cs="Calibri"/>
-          <w:color w:val="1F2937"/>
-          <w:sz w:val="22"/>
-          <w:szCs w:val="22"/>
-          <w:lang w:val="ms-MY"/>
-        </w:rPr>
-      </w:pPr>
-      <w:r>
-        <w:rPr>
-          <w:rFonts w:ascii="Calibri" w:hAnsi="Calibri" w:cs="Calibri"/>
-          <w:color w:val="1F2937"/>
-          <w:sz w:val="22"/>
-          <w:szCs w:val="22"/>
-          <w:lang w:val="ms-MY"/>
-        </w:rPr>
-        <w:t>Dua butang pintasan disediakan:</w:t>
+          <w:rFonts w:ascii="Calibri" w:hAnsi="Calibri" w:cs="Calibri"/>
+          <w:color w:val="1F2937"/>
+          <w:sz w:val="22"/>
+          <w:szCs w:val="22"/>
+          <w:lang w:val="ms-MY"/>
+        </w:rPr>
+        <w:t>Di bawah kad statistik terdapat dua kad pintasan:</w:t>
       </w:r>
     </w:p>
     <w:p>
@@ -2450,17 +2417,17 @@
           <w:szCs w:val="22"/>
           <w:lang w:val="ms-MY"/>
         </w:rPr>
-        <w:t>Tandakan kehadiran murid</w:t>
-      </w:r>
-      <w:r>
-        <w:rPr>
-          <w:rFonts w:ascii="Calibri" w:eastAsia="Times New Roman" w:hAnsi="Calibri" w:cs="Calibri"/>
-          <w:color w:val="1F2937"/>
-          <w:sz w:val="22"/>
-          <w:szCs w:val="22"/>
-          <w:lang w:val="ms-MY"/>
-        </w:rPr>
-        <w:t xml:space="preserve"> → membuka halaman e-Daftar (kaunter pendaftaran).</w:t>
+        <w:t>e-Daftar</w:t>
+      </w:r>
+      <w:r>
+        <w:rPr>
+          <w:rFonts w:ascii="Calibri" w:eastAsia="Times New Roman" w:hAnsi="Calibri" w:cs="Calibri"/>
+          <w:color w:val="1F2937"/>
+          <w:sz w:val="22"/>
+          <w:szCs w:val="22"/>
+          <w:lang w:val="ms-MY"/>
+        </w:rPr>
+        <w:t xml:space="preserve"> → kaunter pendaftaran (menanda kehadiran murid).</w:t>
       </w:r>
     </w:p>
     <w:p>
@@ -2487,17 +2454,17 @@
           <w:szCs w:val="22"/>
           <w:lang w:val="ms-MY"/>
         </w:rPr>
-        <w:t>Jana resit koperasi</w:t>
-      </w:r>
-      <w:r>
-        <w:rPr>
-          <w:rFonts w:ascii="Calibri" w:eastAsia="Times New Roman" w:hAnsi="Calibri" w:cs="Calibri"/>
-          <w:color w:val="1F2937"/>
-          <w:sz w:val="22"/>
-          <w:szCs w:val="22"/>
-          <w:lang w:val="ms-MY"/>
-        </w:rPr>
-        <w:t xml:space="preserve"> → membuka halaman Jana Resit (kaunter koperasi).</w:t>
+        <w:t>e-Resit Koperasi</w:t>
+      </w:r>
+      <w:r>
+        <w:rPr>
+          <w:rFonts w:ascii="Calibri" w:eastAsia="Times New Roman" w:hAnsi="Calibri" w:cs="Calibri"/>
+          <w:color w:val="1F2937"/>
+          <w:sz w:val="22"/>
+          <w:szCs w:val="22"/>
+          <w:lang w:val="ms-MY"/>
+        </w:rPr>
+        <w:t xml:space="preserve"> → kaunter koperasi (menjana resit barangan).</w:t>
       </w:r>
     </w:p>
     <w:p>
@@ -2561,17 +2528,7 @@
           <w:szCs w:val="22"/>
           <w:lang w:val="ms-MY"/>
         </w:rPr>
-        <w:t xml:space="preserve"> </w:t>
-      </w:r>
-      <w:r>
-        <w:rPr>
-          <w:rFonts w:ascii="Calibri" w:hAnsi="Calibri" w:cs="Calibri"/>
-          <w:color w:val="1F2937"/>
-          <w:sz w:val="22"/>
-          <w:szCs w:val="22"/>
-          <w:lang w:val="ms-MY"/>
-        </w:rPr>
-        <w:t>dan senarai resit terkini (No. Resit, Tarikh, Murid, Jumlah, Bayaran). No. resit dan nama murid dalam senarai ini boleh ditekan untuk membuka butiran penuh resit.</w:t>
+        <w:t xml:space="preserve"> dan senarai resit terkini (No. Resit, Tarikh, Murid, Jumlah, Bayaran). No. resit dan nama murid dalam senarai ini boleh ditekan untuk membuka butiran penuh resit.</w:t>
       </w:r>
     </w:p>
     <w:p>
@@ -2592,7 +2549,7 @@
           <w:szCs w:val="22"/>
           <w:lang w:val="ms-MY"/>
         </w:rPr>
-        <w:pict w14:anchorId="1E435ECD">
+        <w:pict w14:anchorId="138B639F">
           <v:rect id="_x0000_i1031" style="width:0;height:1.5pt" o:hralign="center" o:hrstd="t" o:hr="t" fillcolor="#a0a0a0" stroked="f"/>
         </w:pict>
       </w:r>
@@ -2695,9 +2652,9 @@
           <w:lang w:val="ms-MY"/>
         </w:rPr>
         <w:drawing>
-          <wp:inline distT="0" distB="0" distL="0" distR="0" wp14:anchorId="1998A8A8" wp14:editId="108AE1C4">
-            <wp:extent cx="13011150" cy="13068300"/>
-            <wp:effectExtent l="0" t="0" r="0" b="0"/>
+          <wp:inline distT="0" distB="0" distL="0" distR="0" wp14:anchorId="65798BCC" wp14:editId="02F50FEE">
+            <wp:extent cx="13011150" cy="9309100"/>
+            <wp:effectExtent l="0" t="0" r="0" b="6350"/>
             <wp:docPr id="8" name="Picture 8" descr="Halaman e-Daftar"/>
             <wp:cNvGraphicFramePr>
               <a:graphicFrameLocks xmlns:a="http://schemas.openxmlformats.org/drawingml/2006/main" noChangeAspect="1"/>
@@ -2727,7 +2684,7 @@
                   <pic:spPr bwMode="auto">
                     <a:xfrm>
                       <a:off x="0" y="0"/>
-                      <a:ext cx="13011150" cy="13068300"/>
+                      <a:ext cx="13011150" cy="9309100"/>
                     </a:xfrm>
                     <a:prstGeom prst="rect">
                       <a:avLst/>
@@ -2764,7 +2721,7 @@
           <w:szCs w:val="22"/>
           <w:lang w:val="ms-MY"/>
         </w:rPr>
-        <w:t>Senarai murid dengan penapis, statistik dan butang tindakan.</w:t>
+        <w:t>Senarai murid dengan penapis dan butang tindakan.</w:t>
       </w:r>
     </w:p>
     <w:p>
@@ -2917,7 +2874,17 @@
           <w:szCs w:val="22"/>
           <w:lang w:val="ms-MY"/>
         </w:rPr>
-        <w:t xml:space="preserve"> (</w:t>
+        <w:t xml:space="preserve"> </w:t>
+      </w:r>
+      <w:r>
+        <w:rPr>
+          <w:rFonts w:ascii="Calibri" w:eastAsia="Times New Roman" w:hAnsi="Calibri" w:cs="Calibri"/>
+          <w:color w:val="1F2937"/>
+          <w:sz w:val="22"/>
+          <w:szCs w:val="22"/>
+          <w:lang w:val="ms-MY"/>
+        </w:rPr>
+        <w:t>(</w:t>
       </w:r>
       <w:r>
         <w:rPr>
@@ -3229,7 +3196,7 @@
           <w:szCs w:val="22"/>
           <w:lang w:val="ms-MY"/>
         </w:rPr>
-        <w:t xml:space="preserve"> berserta masa dan e-mel pengguna yang menandanya (contoh: </w:t>
+        <w:t xml:space="preserve"> berserta masa ia ditandakan (contoh: </w:t>
       </w:r>
       <w:r>
         <w:rPr>
@@ -3240,22 +3207,8 @@
           <w:szCs w:val="22"/>
           <w:lang w:val="ms-MY"/>
         </w:rPr>
-        <w:t xml:space="preserve">11:33 PG · </w:t>
-      </w:r>
-      <w:hyperlink r:id="rId10" w:history="1">
-        <w:r>
-          <w:rPr>
-            <w:rStyle w:val="Hyperlink"/>
-            <w:rFonts w:ascii="Calibri" w:hAnsi="Calibri" w:cs="Calibri"/>
-            <w:i/>
-            <w:iCs/>
-            <w:sz w:val="22"/>
-            <w:szCs w:val="22"/>
-            <w:lang w:val="ms-MY"/>
-          </w:rPr>
-          <w:t>sperk.smklohan@gmail.com</w:t>
-        </w:r>
-      </w:hyperlink>
+        <w:t>11:33 PG</w:t>
+      </w:r>
       <w:r>
         <w:rPr>
           <w:rFonts w:ascii="Calibri" w:hAnsi="Calibri" w:cs="Calibri"/>
@@ -3344,17 +3297,7 @@
           <w:szCs w:val="22"/>
           <w:lang w:val="ms-MY"/>
         </w:rPr>
-        <w:t xml:space="preserve"> </w:t>
-      </w:r>
-      <w:r>
-        <w:rPr>
-          <w:rFonts w:ascii="Calibri" w:hAnsi="Calibri" w:cs="Calibri"/>
-          <w:color w:val="1F2937"/>
-          <w:sz w:val="22"/>
-          <w:szCs w:val="22"/>
-          <w:lang w:val="ms-MY"/>
-        </w:rPr>
-        <w:t>pada baris murid untuk membetulkan maklumat sedia ada.</w:t>
+        <w:t xml:space="preserve"> pada baris murid untuk membetulkan maklumat sedia ada.</w:t>
       </w:r>
     </w:p>
     <w:p>
@@ -3378,7 +3321,7 @@
           <w:lang w:val="ms-MY"/>
         </w:rPr>
         <w:drawing>
-          <wp:inline distT="0" distB="0" distL="0" distR="0" wp14:anchorId="3B03E08A" wp14:editId="1EC9DAC9">
+          <wp:inline distT="0" distB="0" distL="0" distR="0" wp14:anchorId="0E70CE2B" wp14:editId="18A1FDA6">
             <wp:extent cx="13011150" cy="11430000"/>
             <wp:effectExtent l="0" t="0" r="0" b="0"/>
             <wp:docPr id="9" name="Picture 9" descr="Borang murid"/>
@@ -3395,7 +3338,7 @@
                     </pic:cNvPicPr>
                   </pic:nvPicPr>
                   <pic:blipFill>
-                    <a:blip r:embed="rId11">
+                    <a:blip r:embed="rId10">
                       <a:extLst>
                         <a:ext uri="{28A0092B-C50C-407E-A947-70E740481C1C}">
                           <a14:useLocalDpi xmlns:a14="http://schemas.microsoft.com/office/drawing/2010/main" val="0"/>
@@ -4308,23 +4251,13 @@
           <w:szCs w:val="22"/>
           <w:lang w:val="ms-MY"/>
         </w:rPr>
-        <w:t xml:space="preserve"> </w:t>
-      </w:r>
-      <w:r>
-        <w:rPr>
-          <w:rFonts w:ascii="Calibri" w:hAnsi="Calibri" w:cs="Calibri"/>
-          <w:color w:val="1F2937"/>
-          <w:sz w:val="22"/>
-          <w:szCs w:val="22"/>
-          <w:lang w:val="ms-MY"/>
-        </w:rPr>
-        <w:t>untuk keluar tanpa menyimpan.</w:t>
+        <w:t xml:space="preserve"> untuk keluar tanpa menyimpan.</w:t>
       </w:r>
     </w:p>
     <w:p>
       <w:pPr>
         <w:pStyle w:val="NormalWeb"/>
-        <w:divId w:val="2008435586"/>
+        <w:divId w:val="697586605"/>
         <w:rPr>
           <w:rFonts w:ascii="Calibri" w:hAnsi="Calibri" w:cs="Calibri"/>
           <w:color w:val="1F2937"/>
@@ -4457,7 +4390,17 @@
           <w:szCs w:val="22"/>
           <w:lang w:val="ms-MY"/>
         </w:rPr>
-        <w:t xml:space="preserve"> menapis senarai mengikut tingkatan.</w:t>
+        <w:t xml:space="preserve"> </w:t>
+      </w:r>
+      <w:r>
+        <w:rPr>
+          <w:rFonts w:ascii="Calibri" w:eastAsia="Times New Roman" w:hAnsi="Calibri" w:cs="Calibri"/>
+          <w:color w:val="1F2937"/>
+          <w:sz w:val="22"/>
+          <w:szCs w:val="22"/>
+          <w:lang w:val="ms-MY"/>
+        </w:rPr>
+        <w:t>menapis senarai mengikut tingkatan.</w:t>
       </w:r>
     </w:p>
     <w:p>
@@ -4661,7 +4604,7 @@
           <w:szCs w:val="22"/>
           <w:lang w:val="ms-MY"/>
         </w:rPr>
-        <w:pict w14:anchorId="40DB23E4">
+        <w:pict w14:anchorId="198C925D">
           <v:rect id="_x0000_i1034" style="width:0;height:1.5pt" o:hralign="center" o:hrstd="t" o:hr="t" fillcolor="#a0a0a0" stroked="f"/>
         </w:pict>
       </w:r>
@@ -4782,7 +4725,17 @@
           <w:szCs w:val="22"/>
           <w:lang w:val="ms-MY"/>
         </w:rPr>
-        <w:t xml:space="preserve"> pada hari kejadian.</w:t>
+        <w:t xml:space="preserve"> </w:t>
+      </w:r>
+      <w:r>
+        <w:rPr>
+          <w:rFonts w:ascii="Calibri" w:hAnsi="Calibri" w:cs="Calibri"/>
+          <w:color w:val="1F2937"/>
+          <w:sz w:val="22"/>
+          <w:szCs w:val="22"/>
+          <w:lang w:val="ms-MY"/>
+        </w:rPr>
+        <w:t>pada hari kejadian.</w:t>
       </w:r>
     </w:p>
     <w:p>
@@ -4806,7 +4759,7 @@
           <w:lang w:val="ms-MY"/>
         </w:rPr>
         <w:drawing>
-          <wp:inline distT="0" distB="0" distL="0" distR="0" wp14:anchorId="31FCB79F" wp14:editId="471D27C7">
+          <wp:inline distT="0" distB="0" distL="0" distR="0" wp14:anchorId="40D7B115" wp14:editId="2DB14E6B">
             <wp:extent cx="13011150" cy="8572500"/>
             <wp:effectExtent l="0" t="0" r="0" b="0"/>
             <wp:docPr id="11" name="Picture 11" descr="Halaman Import Data"/>
@@ -4823,7 +4776,7 @@
                     </pic:cNvPicPr>
                   </pic:nvPicPr>
                   <pic:blipFill>
-                    <a:blip r:embed="rId12">
+                    <a:blip r:embed="rId11">
                       <a:extLst>
                         <a:ext uri="{28A0092B-C50C-407E-A947-70E740481C1C}">
                           <a14:useLocalDpi xmlns:a14="http://schemas.microsoft.com/office/drawing/2010/main" val="0"/>
@@ -4938,7 +4891,70 @@
           <w:szCs w:val="22"/>
           <w:lang w:val="ms-MY"/>
         </w:rPr>
-        <w:t xml:space="preserve"> untuk mendapatkan fail contoh, atau gunakan fail sendiri dengan nama lajur seperti di bawah.</w:t>
+        <w:t xml:space="preserve"> untuk mendapatkan fail contoh. Kepala lajur dalam templat sudah ditanda </w:t>
+      </w:r>
+      <w:r>
+        <w:rPr>
+          <w:rStyle w:val="Strong"/>
+          <w:rFonts w:ascii="Calibri" w:eastAsia="Times New Roman" w:hAnsi="Calibri" w:cs="Calibri"/>
+          <w:color w:val="1F2937"/>
+          <w:sz w:val="22"/>
+          <w:szCs w:val="22"/>
+          <w:lang w:val="ms-MY"/>
+        </w:rPr>
+        <w:t>(wajib)</w:t>
+      </w:r>
+      <w:r>
+        <w:rPr>
+          <w:rFonts w:ascii="Calibri" w:eastAsia="Times New Roman" w:hAnsi="Calibri" w:cs="Calibri"/>
+          <w:color w:val="1F2937"/>
+          <w:sz w:val="22"/>
+          <w:szCs w:val="22"/>
+          <w:lang w:val="ms-MY"/>
+        </w:rPr>
+        <w:t xml:space="preserve"> atau </w:t>
+      </w:r>
+      <w:r>
+        <w:rPr>
+          <w:rStyle w:val="Strong"/>
+          <w:rFonts w:ascii="Calibri" w:eastAsia="Times New Roman" w:hAnsi="Calibri" w:cs="Calibri"/>
+          <w:color w:val="1F2937"/>
+          <w:sz w:val="22"/>
+          <w:szCs w:val="22"/>
+          <w:lang w:val="ms-MY"/>
+        </w:rPr>
+        <w:t>(pilihan)</w:t>
+      </w:r>
+      <w:r>
+        <w:rPr>
+          <w:rFonts w:ascii="Calibri" w:eastAsia="Times New Roman" w:hAnsi="Calibri" w:cs="Calibri"/>
+          <w:color w:val="1F2937"/>
+          <w:sz w:val="22"/>
+          <w:szCs w:val="22"/>
+          <w:lang w:val="ms-MY"/>
+        </w:rPr>
+        <w:t xml:space="preserve"> — isi lajur </w:t>
+      </w:r>
+      <w:r>
+        <w:rPr>
+          <w:rStyle w:val="Strong"/>
+          <w:rFonts w:ascii="Calibri" w:eastAsia="Times New Roman" w:hAnsi="Calibri" w:cs="Calibri"/>
+          <w:color w:val="1F2937"/>
+          <w:sz w:val="22"/>
+          <w:szCs w:val="22"/>
+          <w:lang w:val="ms-MY"/>
+        </w:rPr>
+        <w:t>(wajib)</w:t>
+      </w:r>
+      <w:r>
+        <w:rPr>
+          <w:rFonts w:ascii="Calibri" w:eastAsia="Times New Roman" w:hAnsi="Calibri" w:cs="Calibri"/>
+          <w:color w:val="1F2937"/>
+          <w:sz w:val="22"/>
+          <w:szCs w:val="22"/>
+          <w:lang w:val="ms-MY"/>
+        </w:rPr>
+        <w:t xml:space="preserve"> sahaja pun sudah cukup.</w:t>
       </w:r>
     </w:p>
     <w:p>
@@ -6596,7 +6612,28 @@
           <w:szCs w:val="22"/>
           <w:lang w:val="ms-MY"/>
         </w:rPr>
-        <w:t xml:space="preserve">Nama lajur tidak sensitif kepada huruf besar/kecil, ruang atau titik (contoh: </w:t>
+        <w:t xml:space="preserve">Nama lajur tidak sensitif kepada huruf besar/kecil, ruang, titik atau penanda </w:t>
+      </w:r>
+      <w:r>
+        <w:rPr>
+          <w:rStyle w:val="Strong"/>
+          <w:rFonts w:ascii="Calibri" w:hAnsi="Calibri" w:cs="Calibri"/>
+          <w:color w:val="1F2937"/>
+          <w:sz w:val="22"/>
+          <w:szCs w:val="22"/>
+          <w:lang w:val="ms-MY"/>
+        </w:rPr>
+        <w:t>(wajib)/(pilihan)</w:t>
+      </w:r>
+      <w:r>
+        <w:rPr>
+          <w:rFonts w:ascii="Calibri" w:hAnsi="Calibri" w:cs="Calibri"/>
+          <w:color w:val="1F2937"/>
+          <w:sz w:val="22"/>
+          <w:szCs w:val="22"/>
+          <w:lang w:val="ms-MY"/>
+        </w:rPr>
+        <w:t xml:space="preserve"> (contoh: </w:t>
       </w:r>
       <w:r>
         <w:rPr>
@@ -6607,7 +6644,7 @@
           <w:szCs w:val="22"/>
           <w:lang w:val="ms-MY"/>
         </w:rPr>
-        <w:t>No.IC</w:t>
+        <w:t>No.IC (wajib)</w:t>
       </w:r>
       <w:r>
         <w:rPr>
@@ -6638,7 +6675,7 @@
           <w:szCs w:val="22"/>
           <w:lang w:val="ms-MY"/>
         </w:rPr>
-        <w:t xml:space="preserve">, </w:t>
+        <w:t xml:space="preserve"> dan </w:t>
       </w:r>
       <w:r>
         <w:rPr>
@@ -7257,14 +7294,23 @@
           <w:szCs w:val="22"/>
           <w:lang w:val="ms-MY"/>
         </w:rPr>
-        <w:t xml:space="preserve"> untuk menanda status daftar murid pada hari pendaftaran.</w:t>
+        <w:t xml:space="preserve"> </w:t>
+      </w:r>
+      <w:r>
+        <w:rPr>
+          <w:rFonts w:ascii="Calibri" w:eastAsia="Times New Roman" w:hAnsi="Calibri" w:cs="Calibri"/>
+          <w:color w:val="1F2937"/>
+          <w:sz w:val="22"/>
+          <w:szCs w:val="22"/>
+          <w:lang w:val="ms-MY"/>
+        </w:rPr>
+        <w:t>untuk menanda status daftar murid pada hari pendaftaran.</w:t>
       </w:r>
     </w:p>
     <w:p>
       <w:pPr>
         <w:pStyle w:val="NormalWeb"/>
-        <w:ind w:right="720"/>
-        <w:divId w:val="1348289021"/>
+        <w:divId w:val="1798913863"/>
         <w:rPr>
           <w:rFonts w:ascii="Calibri" w:hAnsi="Calibri" w:cs="Calibri"/>
           <w:color w:val="1F2937"/>
@@ -7355,7 +7401,7 @@
           <w:szCs w:val="22"/>
           <w:lang w:val="ms-MY"/>
         </w:rPr>
-        <w:pict w14:anchorId="448BCF0A">
+        <w:pict w14:anchorId="061A25E8">
           <v:rect id="_x0000_i1036" style="width:0;height:1.5pt" o:hralign="center" o:hrstd="t" o:hr="t" fillcolor="#a0a0a0" stroked="f"/>
         </w:pict>
       </w:r>
@@ -7453,8 +7499,8 @@
           <w:lang w:val="ms-MY"/>
         </w:rPr>
         <w:drawing>
-          <wp:inline distT="0" distB="0" distL="0" distR="0" wp14:anchorId="429292FE" wp14:editId="0C1DE462">
-            <wp:extent cx="13011150" cy="14738350"/>
+          <wp:inline distT="0" distB="0" distL="0" distR="0" wp14:anchorId="342CF040" wp14:editId="3B099F37">
+            <wp:extent cx="13011150" cy="14357350"/>
             <wp:effectExtent l="0" t="0" r="0" b="6350"/>
             <wp:docPr id="13" name="Picture 13" descr="Carian murid"/>
             <wp:cNvGraphicFramePr>
@@ -7465,6 +7511,252 @@
                 <pic:pic xmlns:pic="http://schemas.openxmlformats.org/drawingml/2006/picture">
                   <pic:nvPicPr>
                     <pic:cNvPr id="0" name="Picture 13" descr="Carian murid"/>
+                    <pic:cNvPicPr>
+                      <a:picLocks noChangeAspect="1" noChangeArrowheads="1"/>
+                    </pic:cNvPicPr>
+                  </pic:nvPicPr>
+                  <pic:blipFill>
+                    <a:blip r:embed="rId12">
+                      <a:extLst>
+                        <a:ext uri="{28A0092B-C50C-407E-A947-70E740481C1C}">
+                          <a14:useLocalDpi xmlns:a14="http://schemas.microsoft.com/office/drawing/2010/main" val="0"/>
+                        </a:ext>
+                      </a:extLst>
+                    </a:blip>
+                    <a:srcRect/>
+                    <a:stretch>
+                      <a:fillRect/>
+                    </a:stretch>
+                  </pic:blipFill>
+                  <pic:spPr bwMode="auto">
+                    <a:xfrm>
+                      <a:off x="0" y="0"/>
+                      <a:ext cx="13011150" cy="14357350"/>
+                    </a:xfrm>
+                    <a:prstGeom prst="rect">
+                      <a:avLst/>
+                    </a:prstGeom>
+                    <a:noFill/>
+                    <a:ln>
+                      <a:noFill/>
+                    </a:ln>
+                  </pic:spPr>
+                </pic:pic>
+              </a:graphicData>
+            </a:graphic>
+          </wp:inline>
+        </w:drawing>
+      </w:r>
+    </w:p>
+    <w:p>
+      <w:pPr>
+        <w:pStyle w:val="NormalWeb"/>
+        <w:rPr>
+          <w:rFonts w:ascii="Calibri" w:hAnsi="Calibri" w:cs="Calibri"/>
+          <w:color w:val="1F2937"/>
+          <w:sz w:val="22"/>
+          <w:szCs w:val="22"/>
+          <w:lang w:val="ms-MY"/>
+        </w:rPr>
+      </w:pPr>
+      <w:r>
+        <w:rPr>
+          <w:rStyle w:val="Emphasis"/>
+          <w:rFonts w:ascii="Calibri" w:hAnsi="Calibri" w:cs="Calibri"/>
+          <w:color w:val="1F2937"/>
+          <w:sz w:val="22"/>
+          <w:szCs w:val="22"/>
+          <w:lang w:val="ms-MY"/>
+        </w:rPr>
+        <w:t>Langkah 1: cari murid mengikut nama atau No. IC.</w:t>
+      </w:r>
+    </w:p>
+    <w:p>
+      <w:pPr>
+        <w:pStyle w:val="NormalWeb"/>
+        <w:rPr>
+          <w:rFonts w:ascii="Calibri" w:hAnsi="Calibri" w:cs="Calibri"/>
+          <w:color w:val="1F2937"/>
+          <w:sz w:val="22"/>
+          <w:szCs w:val="22"/>
+          <w:lang w:val="ms-MY"/>
+        </w:rPr>
+      </w:pPr>
+      <w:r>
+        <w:rPr>
+          <w:rStyle w:val="Strong"/>
+          <w:rFonts w:ascii="Calibri" w:hAnsi="Calibri" w:cs="Calibri"/>
+          <w:color w:val="1F2937"/>
+          <w:sz w:val="22"/>
+          <w:szCs w:val="22"/>
+          <w:lang w:val="ms-MY"/>
+        </w:rPr>
+        <w:t>Langkah 1 — Murid</w:t>
+      </w:r>
+    </w:p>
+    <w:p>
+      <w:pPr>
+        <w:numPr>
+          <w:ilvl w:val="0"/>
+          <w:numId w:val="12"/>
+        </w:numPr>
+        <w:spacing w:before="100" w:beforeAutospacing="1" w:after="100" w:afterAutospacing="1"/>
+        <w:rPr>
+          <w:rFonts w:ascii="Calibri" w:eastAsia="Times New Roman" w:hAnsi="Calibri" w:cs="Calibri"/>
+          <w:color w:val="1F2937"/>
+          <w:sz w:val="22"/>
+          <w:szCs w:val="22"/>
+          <w:lang w:val="ms-MY"/>
+        </w:rPr>
+      </w:pPr>
+      <w:r>
+        <w:rPr>
+          <w:rFonts w:ascii="Calibri" w:eastAsia="Times New Roman" w:hAnsi="Calibri" w:cs="Calibri"/>
+          <w:color w:val="1F2937"/>
+          <w:sz w:val="22"/>
+          <w:szCs w:val="22"/>
+          <w:lang w:val="ms-MY"/>
+        </w:rPr>
+        <w:t>Taip sekurang-kurangnya 2 aksara nama atau No. IC murid.</w:t>
+      </w:r>
+    </w:p>
+    <w:p>
+      <w:pPr>
+        <w:numPr>
+          <w:ilvl w:val="0"/>
+          <w:numId w:val="12"/>
+        </w:numPr>
+        <w:spacing w:before="100" w:beforeAutospacing="1" w:after="100" w:afterAutospacing="1"/>
+        <w:rPr>
+          <w:rFonts w:ascii="Calibri" w:eastAsia="Times New Roman" w:hAnsi="Calibri" w:cs="Calibri"/>
+          <w:color w:val="1F2937"/>
+          <w:sz w:val="22"/>
+          <w:szCs w:val="22"/>
+          <w:lang w:val="ms-MY"/>
+        </w:rPr>
+      </w:pPr>
+      <w:r>
+        <w:rPr>
+          <w:rFonts w:ascii="Calibri" w:eastAsia="Times New Roman" w:hAnsi="Calibri" w:cs="Calibri"/>
+          <w:color w:val="1F2937"/>
+          <w:sz w:val="22"/>
+          <w:szCs w:val="22"/>
+          <w:lang w:val="ms-MY"/>
+        </w:rPr>
+        <w:t xml:space="preserve">Pilih nama murid daripada senarai keputusan (tekan </w:t>
+      </w:r>
+      <w:r>
+        <w:rPr>
+          <w:rStyle w:val="Strong"/>
+          <w:rFonts w:ascii="Calibri" w:eastAsia="Times New Roman" w:hAnsi="Calibri" w:cs="Calibri"/>
+          <w:color w:val="1F2937"/>
+          <w:sz w:val="22"/>
+          <w:szCs w:val="22"/>
+          <w:lang w:val="ms-MY"/>
+        </w:rPr>
+        <w:t>Enter</w:t>
+      </w:r>
+      <w:r>
+        <w:rPr>
+          <w:rFonts w:ascii="Calibri" w:eastAsia="Times New Roman" w:hAnsi="Calibri" w:cs="Calibri"/>
+          <w:color w:val="1F2937"/>
+          <w:sz w:val="22"/>
+          <w:szCs w:val="22"/>
+          <w:lang w:val="ms-MY"/>
+        </w:rPr>
+        <w:t xml:space="preserve"> </w:t>
+      </w:r>
+      <w:r>
+        <w:rPr>
+          <w:rFonts w:ascii="Calibri" w:eastAsia="Times New Roman" w:hAnsi="Calibri" w:cs="Calibri"/>
+          <w:color w:val="1F2937"/>
+          <w:sz w:val="22"/>
+          <w:szCs w:val="22"/>
+          <w:lang w:val="ms-MY"/>
+        </w:rPr>
+        <w:t>untuk memilih padanan pertama).</w:t>
+      </w:r>
+    </w:p>
+    <w:p>
+      <w:pPr>
+        <w:numPr>
+          <w:ilvl w:val="0"/>
+          <w:numId w:val="12"/>
+        </w:numPr>
+        <w:spacing w:before="100" w:beforeAutospacing="1" w:after="100" w:afterAutospacing="1"/>
+        <w:rPr>
+          <w:rFonts w:ascii="Calibri" w:eastAsia="Times New Roman" w:hAnsi="Calibri" w:cs="Calibri"/>
+          <w:color w:val="1F2937"/>
+          <w:sz w:val="22"/>
+          <w:szCs w:val="22"/>
+          <w:lang w:val="ms-MY"/>
+        </w:rPr>
+      </w:pPr>
+      <w:r>
+        <w:rPr>
+          <w:rFonts w:ascii="Calibri" w:eastAsia="Times New Roman" w:hAnsi="Calibri" w:cs="Calibri"/>
+          <w:color w:val="1F2937"/>
+          <w:sz w:val="22"/>
+          <w:szCs w:val="22"/>
+          <w:lang w:val="ms-MY"/>
+        </w:rPr>
+        <w:t xml:space="preserve">Murid terpilih akan dipaparkan bersama lencana tingkatan. Tekan </w:t>
+      </w:r>
+      <w:r>
+        <w:rPr>
+          <w:rStyle w:val="Strong"/>
+          <w:rFonts w:ascii="Calibri" w:eastAsia="Times New Roman" w:hAnsi="Calibri" w:cs="Calibri"/>
+          <w:color w:val="1F2937"/>
+          <w:sz w:val="22"/>
+          <w:szCs w:val="22"/>
+          <w:lang w:val="ms-MY"/>
+        </w:rPr>
+        <w:t>Tukar</w:t>
+      </w:r>
+      <w:r>
+        <w:rPr>
+          <w:rFonts w:ascii="Calibri" w:eastAsia="Times New Roman" w:hAnsi="Calibri" w:cs="Calibri"/>
+          <w:color w:val="1F2937"/>
+          <w:sz w:val="22"/>
+          <w:szCs w:val="22"/>
+          <w:lang w:val="ms-MY"/>
+        </w:rPr>
+        <w:t xml:space="preserve"> untuk menukar murid.</w:t>
+      </w:r>
+    </w:p>
+    <w:p>
+      <w:pPr>
+        <w:pStyle w:val="NormalWeb"/>
+        <w:rPr>
+          <w:rFonts w:ascii="Calibri" w:hAnsi="Calibri" w:cs="Calibri"/>
+          <w:color w:val="1F2937"/>
+          <w:sz w:val="22"/>
+          <w:szCs w:val="22"/>
+          <w:lang w:val="ms-MY"/>
+        </w:rPr>
+      </w:pPr>
+      <w:r>
+        <w:rPr>
+          <w:rFonts w:ascii="Calibri" w:hAnsi="Calibri" w:cs="Calibri"/>
+          <w:noProof/>
+          <w:color w:val="1F2937"/>
+          <w:sz w:val="22"/>
+          <w:szCs w:val="22"/>
+          <w:lang w:val="ms-MY"/>
+        </w:rPr>
+        <w:drawing>
+          <wp:inline distT="0" distB="0" distL="0" distR="0" wp14:anchorId="7B2DE442" wp14:editId="2A9AABAB">
+            <wp:extent cx="13011150" cy="14154150"/>
+            <wp:effectExtent l="0" t="0" r="0" b="0"/>
+            <wp:docPr id="14" name="Picture 14" descr="Borang jana resit yang lengkap"/>
+            <wp:cNvGraphicFramePr>
+              <a:graphicFrameLocks xmlns:a="http://schemas.openxmlformats.org/drawingml/2006/main" noChangeAspect="1"/>
+            </wp:cNvGraphicFramePr>
+            <a:graphic xmlns:a="http://schemas.openxmlformats.org/drawingml/2006/main">
+              <a:graphicData uri="http://schemas.openxmlformats.org/drawingml/2006/picture">
+                <pic:pic xmlns:pic="http://schemas.openxmlformats.org/drawingml/2006/picture">
+                  <pic:nvPicPr>
+                    <pic:cNvPr id="0" name="Picture 14" descr="Borang jana resit yang lengkap"/>
                     <pic:cNvPicPr>
                       <a:picLocks noChangeAspect="1" noChangeArrowheads="1"/>
                     </pic:cNvPicPr>
@@ -7485,7 +7777,7 @@
                   <pic:spPr bwMode="auto">
                     <a:xfrm>
                       <a:off x="0" y="0"/>
-                      <a:ext cx="13011150" cy="14738350"/>
+                      <a:ext cx="13011150" cy="14154150"/>
                     </a:xfrm>
                     <a:prstGeom prst="rect">
                       <a:avLst/>
@@ -7522,242 +7814,6 @@
           <w:szCs w:val="22"/>
           <w:lang w:val="ms-MY"/>
         </w:rPr>
-        <w:t>Langkah 1: cari murid mengikut nama atau No. IC.</w:t>
-      </w:r>
-    </w:p>
-    <w:p>
-      <w:pPr>
-        <w:pStyle w:val="NormalWeb"/>
-        <w:rPr>
-          <w:rFonts w:ascii="Calibri" w:hAnsi="Calibri" w:cs="Calibri"/>
-          <w:color w:val="1F2937"/>
-          <w:sz w:val="22"/>
-          <w:szCs w:val="22"/>
-          <w:lang w:val="ms-MY"/>
-        </w:rPr>
-      </w:pPr>
-      <w:r>
-        <w:rPr>
-          <w:rStyle w:val="Strong"/>
-          <w:rFonts w:ascii="Calibri" w:hAnsi="Calibri" w:cs="Calibri"/>
-          <w:color w:val="1F2937"/>
-          <w:sz w:val="22"/>
-          <w:szCs w:val="22"/>
-          <w:lang w:val="ms-MY"/>
-        </w:rPr>
-        <w:t>Langkah 1 — Murid</w:t>
-      </w:r>
-    </w:p>
-    <w:p>
-      <w:pPr>
-        <w:numPr>
-          <w:ilvl w:val="0"/>
-          <w:numId w:val="12"/>
-        </w:numPr>
-        <w:spacing w:before="100" w:beforeAutospacing="1" w:after="100" w:afterAutospacing="1"/>
-        <w:rPr>
-          <w:rFonts w:ascii="Calibri" w:eastAsia="Times New Roman" w:hAnsi="Calibri" w:cs="Calibri"/>
-          <w:color w:val="1F2937"/>
-          <w:sz w:val="22"/>
-          <w:szCs w:val="22"/>
-          <w:lang w:val="ms-MY"/>
-        </w:rPr>
-      </w:pPr>
-      <w:r>
-        <w:rPr>
-          <w:rFonts w:ascii="Calibri" w:eastAsia="Times New Roman" w:hAnsi="Calibri" w:cs="Calibri"/>
-          <w:color w:val="1F2937"/>
-          <w:sz w:val="22"/>
-          <w:szCs w:val="22"/>
-          <w:lang w:val="ms-MY"/>
-        </w:rPr>
-        <w:t>Taip sekurang-kurangnya 2 aksara nama atau No. IC murid.</w:t>
-      </w:r>
-    </w:p>
-    <w:p>
-      <w:pPr>
-        <w:numPr>
-          <w:ilvl w:val="0"/>
-          <w:numId w:val="12"/>
-        </w:numPr>
-        <w:spacing w:before="100" w:beforeAutospacing="1" w:after="100" w:afterAutospacing="1"/>
-        <w:rPr>
-          <w:rFonts w:ascii="Calibri" w:eastAsia="Times New Roman" w:hAnsi="Calibri" w:cs="Calibri"/>
-          <w:color w:val="1F2937"/>
-          <w:sz w:val="22"/>
-          <w:szCs w:val="22"/>
-          <w:lang w:val="ms-MY"/>
-        </w:rPr>
-      </w:pPr>
-      <w:r>
-        <w:rPr>
-          <w:rFonts w:ascii="Calibri" w:eastAsia="Times New Roman" w:hAnsi="Calibri" w:cs="Calibri"/>
-          <w:color w:val="1F2937"/>
-          <w:sz w:val="22"/>
-          <w:szCs w:val="22"/>
-          <w:lang w:val="ms-MY"/>
-        </w:rPr>
-        <w:t xml:space="preserve">Pilih nama murid daripada senarai keputusan (tekan </w:t>
-      </w:r>
-      <w:r>
-        <w:rPr>
-          <w:rStyle w:val="Strong"/>
-          <w:rFonts w:ascii="Calibri" w:eastAsia="Times New Roman" w:hAnsi="Calibri" w:cs="Calibri"/>
-          <w:color w:val="1F2937"/>
-          <w:sz w:val="22"/>
-          <w:szCs w:val="22"/>
-          <w:lang w:val="ms-MY"/>
-        </w:rPr>
-        <w:t>Enter</w:t>
-      </w:r>
-      <w:r>
-        <w:rPr>
-          <w:rFonts w:ascii="Calibri" w:eastAsia="Times New Roman" w:hAnsi="Calibri" w:cs="Calibri"/>
-          <w:color w:val="1F2937"/>
-          <w:sz w:val="22"/>
-          <w:szCs w:val="22"/>
-          <w:lang w:val="ms-MY"/>
-        </w:rPr>
-        <w:t xml:space="preserve"> untuk memilih padanan pertama).</w:t>
-      </w:r>
-    </w:p>
-    <w:p>
-      <w:pPr>
-        <w:numPr>
-          <w:ilvl w:val="0"/>
-          <w:numId w:val="12"/>
-        </w:numPr>
-        <w:spacing w:before="100" w:beforeAutospacing="1" w:after="100" w:afterAutospacing="1"/>
-        <w:rPr>
-          <w:rFonts w:ascii="Calibri" w:eastAsia="Times New Roman" w:hAnsi="Calibri" w:cs="Calibri"/>
-          <w:color w:val="1F2937"/>
-          <w:sz w:val="22"/>
-          <w:szCs w:val="22"/>
-          <w:lang w:val="ms-MY"/>
-        </w:rPr>
-      </w:pPr>
-      <w:r>
-        <w:rPr>
-          <w:rFonts w:ascii="Calibri" w:eastAsia="Times New Roman" w:hAnsi="Calibri" w:cs="Calibri"/>
-          <w:color w:val="1F2937"/>
-          <w:sz w:val="22"/>
-          <w:szCs w:val="22"/>
-          <w:lang w:val="ms-MY"/>
-        </w:rPr>
-        <w:t xml:space="preserve">Murid terpilih akan dipaparkan bersama lencana tingkatan. Tekan </w:t>
-      </w:r>
-      <w:r>
-        <w:rPr>
-          <w:rStyle w:val="Strong"/>
-          <w:rFonts w:ascii="Calibri" w:eastAsia="Times New Roman" w:hAnsi="Calibri" w:cs="Calibri"/>
-          <w:color w:val="1F2937"/>
-          <w:sz w:val="22"/>
-          <w:szCs w:val="22"/>
-          <w:lang w:val="ms-MY"/>
-        </w:rPr>
-        <w:t>Tukar</w:t>
-      </w:r>
-      <w:r>
-        <w:rPr>
-          <w:rFonts w:ascii="Calibri" w:eastAsia="Times New Roman" w:hAnsi="Calibri" w:cs="Calibri"/>
-          <w:color w:val="1F2937"/>
-          <w:sz w:val="22"/>
-          <w:szCs w:val="22"/>
-          <w:lang w:val="ms-MY"/>
-        </w:rPr>
-        <w:t xml:space="preserve"> untuk menukar murid.</w:t>
-      </w:r>
-    </w:p>
-    <w:p>
-      <w:pPr>
-        <w:pStyle w:val="NormalWeb"/>
-        <w:rPr>
-          <w:rFonts w:ascii="Calibri" w:hAnsi="Calibri" w:cs="Calibri"/>
-          <w:color w:val="1F2937"/>
-          <w:sz w:val="22"/>
-          <w:szCs w:val="22"/>
-          <w:lang w:val="ms-MY"/>
-        </w:rPr>
-      </w:pPr>
-      <w:r>
-        <w:rPr>
-          <w:rFonts w:ascii="Calibri" w:hAnsi="Calibri" w:cs="Calibri"/>
-          <w:noProof/>
-          <w:color w:val="1F2937"/>
-          <w:sz w:val="22"/>
-          <w:szCs w:val="22"/>
-          <w:lang w:val="ms-MY"/>
-        </w:rPr>
-        <w:drawing>
-          <wp:inline distT="0" distB="0" distL="0" distR="0" wp14:anchorId="71CF295D" wp14:editId="3372C39B">
-            <wp:extent cx="13011150" cy="14528800"/>
-            <wp:effectExtent l="0" t="0" r="0" b="6350"/>
-            <wp:docPr id="14" name="Picture 14" descr="Borang jana resit yang lengkap"/>
-            <wp:cNvGraphicFramePr>
-              <a:graphicFrameLocks xmlns:a="http://schemas.openxmlformats.org/drawingml/2006/main" noChangeAspect="1"/>
-            </wp:cNvGraphicFramePr>
-            <a:graphic xmlns:a="http://schemas.openxmlformats.org/drawingml/2006/main">
-              <a:graphicData uri="http://schemas.openxmlformats.org/drawingml/2006/picture">
-                <pic:pic xmlns:pic="http://schemas.openxmlformats.org/drawingml/2006/picture">
-                  <pic:nvPicPr>
-                    <pic:cNvPr id="0" name="Picture 14" descr="Borang jana resit yang lengkap"/>
-                    <pic:cNvPicPr>
-                      <a:picLocks noChangeAspect="1" noChangeArrowheads="1"/>
-                    </pic:cNvPicPr>
-                  </pic:nvPicPr>
-                  <pic:blipFill>
-                    <a:blip r:embed="rId14">
-                      <a:extLst>
-                        <a:ext uri="{28A0092B-C50C-407E-A947-70E740481C1C}">
-                          <a14:useLocalDpi xmlns:a14="http://schemas.microsoft.com/office/drawing/2010/main" val="0"/>
-                        </a:ext>
-                      </a:extLst>
-                    </a:blip>
-                    <a:srcRect/>
-                    <a:stretch>
-                      <a:fillRect/>
-                    </a:stretch>
-                  </pic:blipFill>
-                  <pic:spPr bwMode="auto">
-                    <a:xfrm>
-                      <a:off x="0" y="0"/>
-                      <a:ext cx="13011150" cy="14528800"/>
-                    </a:xfrm>
-                    <a:prstGeom prst="rect">
-                      <a:avLst/>
-                    </a:prstGeom>
-                    <a:noFill/>
-                    <a:ln>
-                      <a:noFill/>
-                    </a:ln>
-                  </pic:spPr>
-                </pic:pic>
-              </a:graphicData>
-            </a:graphic>
-          </wp:inline>
-        </w:drawing>
-      </w:r>
-    </w:p>
-    <w:p>
-      <w:pPr>
-        <w:pStyle w:val="NormalWeb"/>
-        <w:rPr>
-          <w:rFonts w:ascii="Calibri" w:hAnsi="Calibri" w:cs="Calibri"/>
-          <w:color w:val="1F2937"/>
-          <w:sz w:val="22"/>
-          <w:szCs w:val="22"/>
-          <w:lang w:val="ms-MY"/>
-        </w:rPr>
-      </w:pPr>
-      <w:r>
-        <w:rPr>
-          <w:rStyle w:val="Emphasis"/>
-          <w:rFonts w:ascii="Calibri" w:hAnsi="Calibri" w:cs="Calibri"/>
-          <w:color w:val="1F2937"/>
-          <w:sz w:val="22"/>
-          <w:szCs w:val="22"/>
-          <w:lang w:val="ms-MY"/>
-        </w:rPr>
         <w:t>Resit lengkap: barangan, ringkasan dan kaedah pembayaran sebelum disimpan.</w:t>
       </w:r>
     </w:p>
@@ -8120,17 +8176,7 @@
           <w:szCs w:val="22"/>
           <w:lang w:val="ms-MY"/>
         </w:rPr>
-        <w:t>) terus daripada panel</w:t>
-      </w:r>
-      <w:r>
-        <w:rPr>
-          <w:rFonts w:ascii="Calibri" w:eastAsia="Times New Roman" w:hAnsi="Calibri" w:cs="Calibri"/>
-          <w:color w:val="1F2937"/>
-          <w:sz w:val="22"/>
-          <w:szCs w:val="22"/>
-          <w:lang w:val="ms-MY"/>
-        </w:rPr>
-        <w:t xml:space="preserve"> </w:t>
+        <w:t xml:space="preserve">) terus daripada panel </w:t>
       </w:r>
       <w:r>
         <w:rPr>
@@ -8700,8 +8746,7 @@
     <w:p>
       <w:pPr>
         <w:pStyle w:val="NormalWeb"/>
-        <w:ind w:right="720"/>
-        <w:divId w:val="1917470522"/>
+        <w:divId w:val="629290610"/>
         <w:rPr>
           <w:rFonts w:ascii="Calibri" w:hAnsi="Calibri" w:cs="Calibri"/>
           <w:color w:val="1F2937"/>
@@ -8750,17 +8795,7 @@
           <w:szCs w:val="22"/>
           <w:lang w:val="ms-MY"/>
         </w:rPr>
-        <w:t xml:space="preserve"> </w:t>
-      </w:r>
-      <w:r>
-        <w:rPr>
-          <w:rFonts w:ascii="Calibri" w:hAnsi="Calibri" w:cs="Calibri"/>
-          <w:color w:val="1F2937"/>
-          <w:sz w:val="22"/>
-          <w:szCs w:val="22"/>
-          <w:lang w:val="ms-MY"/>
-        </w:rPr>
-        <w:t>terlebih dahulu — resit mungkin sudah tersimpan. Sistem juga melindungi daripada resit pendua yang sama tersimpan dua kali.</w:t>
+        <w:t xml:space="preserve"> terlebih dahulu — resit mungkin sudah tersimpan. Sistem juga melindungi daripada resit pendua yang sama tersimpan dua kali.</w:t>
       </w:r>
     </w:p>
     <w:p>
@@ -8800,8 +8835,8 @@
           <w:lang w:val="ms-MY"/>
         </w:rPr>
         <w:drawing>
-          <wp:inline distT="0" distB="0" distL="0" distR="0" wp14:anchorId="54C6DDA9" wp14:editId="6C3279C1">
-            <wp:extent cx="13011150" cy="9232900"/>
+          <wp:inline distT="0" distB="0" distL="0" distR="0" wp14:anchorId="0AB883FC" wp14:editId="63AC0B40">
+            <wp:extent cx="13011150" cy="8851900"/>
             <wp:effectExtent l="0" t="0" r="0" b="6350"/>
             <wp:docPr id="15" name="Picture 15" descr="Butiran resit"/>
             <wp:cNvGraphicFramePr>
@@ -8817,7 +8852,7 @@
                     </pic:cNvPicPr>
                   </pic:nvPicPr>
                   <pic:blipFill>
-                    <a:blip r:embed="rId15">
+                    <a:blip r:embed="rId14">
                       <a:extLst>
                         <a:ext uri="{28A0092B-C50C-407E-A947-70E740481C1C}">
                           <a14:useLocalDpi xmlns:a14="http://schemas.microsoft.com/office/drawing/2010/main" val="0"/>
@@ -8832,7 +8867,7 @@
                   <pic:spPr bwMode="auto">
                     <a:xfrm>
                       <a:off x="0" y="0"/>
-                      <a:ext cx="13011150" cy="9232900"/>
+                      <a:ext cx="13011150" cy="8851900"/>
                     </a:xfrm>
                     <a:prstGeom prst="rect">
                       <a:avLst/>
@@ -9525,18 +9560,7 @@
           <w:szCs w:val="22"/>
           <w:lang w:val="ms-MY"/>
         </w:rPr>
-        <w:t>"</w:t>
-      </w:r>
-      <w:r>
-        <w:rPr>
-          <w:rStyle w:val="Strong"/>
-          <w:rFonts w:ascii="Calibri" w:eastAsia="Times New Roman" w:hAnsi="Calibri" w:cs="Calibri"/>
-          <w:color w:val="1F2937"/>
-          <w:sz w:val="22"/>
-          <w:szCs w:val="22"/>
-          <w:lang w:val="ms-MY"/>
-        </w:rPr>
-        <w:t>Muat turun PDF resit supaya boleh dilampirkan"</w:t>
+        <w:t>"Muat turun PDF resit supaya boleh dilampirkan"</w:t>
       </w:r>
       <w:r>
         <w:rPr>
@@ -9729,7 +9753,7 @@
       <w:pPr>
         <w:pStyle w:val="NormalWeb"/>
         <w:ind w:right="720"/>
-        <w:divId w:val="1023704324"/>
+        <w:divId w:val="1096973672"/>
         <w:rPr>
           <w:rFonts w:ascii="Calibri" w:hAnsi="Calibri" w:cs="Calibri"/>
           <w:color w:val="1F2937"/>
@@ -9778,24 +9802,14 @@
           <w:szCs w:val="22"/>
           <w:lang w:val="ms-MY"/>
         </w:rPr>
-        <w:t xml:space="preserve"> </w:t>
-      </w:r>
-      <w:r>
-        <w:rPr>
-          <w:rFonts w:ascii="Calibri" w:hAnsi="Calibri" w:cs="Calibri"/>
-          <w:color w:val="1F2937"/>
-          <w:sz w:val="22"/>
-          <w:szCs w:val="22"/>
-          <w:lang w:val="ms-MY"/>
-        </w:rPr>
-        <w:t>membolehkan mesej dan PDF dihantar sekali gus — pilih WhatsApp daripada lembaran kongsi yang muncul.</w:t>
+        <w:t xml:space="preserve"> membolehkan mesej dan PDF dihantar sekali gus — pilih WhatsApp daripada lembaran kongsi yang muncul.</w:t>
       </w:r>
     </w:p>
     <w:p>
       <w:pPr>
         <w:pStyle w:val="NormalWeb"/>
         <w:ind w:right="720"/>
-        <w:divId w:val="739181987"/>
+        <w:divId w:val="460539475"/>
         <w:rPr>
           <w:rFonts w:ascii="Calibri" w:hAnsi="Calibri" w:cs="Calibri"/>
           <w:color w:val="1F2937"/>
@@ -9823,7 +9837,17 @@
           <w:szCs w:val="22"/>
           <w:lang w:val="ms-MY"/>
         </w:rPr>
-        <w:t xml:space="preserve"> WhatsApp tidak membenarkan laman web melampirkan fail secara automatik atas sebab keselamatan. SPeRK menyediakan kedua-duanya sekali klik (mesej + muat turun PDF) supaya anda hanya perlu memilih fail dalam WhatsApp.</w:t>
+        <w:t xml:space="preserve"> </w:t>
+      </w:r>
+      <w:r>
+        <w:rPr>
+          <w:rFonts w:ascii="Calibri" w:hAnsi="Calibri" w:cs="Calibri"/>
+          <w:color w:val="1F2937"/>
+          <w:sz w:val="22"/>
+          <w:szCs w:val="22"/>
+          <w:lang w:val="ms-MY"/>
+        </w:rPr>
+        <w:t>WhatsApp tidak membenarkan laman web melampirkan fail secara automatik atas sebab keselamatan. SPeRK menyediakan kedua-duanya sekali klik (mesej + muat turun PDF) supaya anda hanya perlu memilih fail dalam WhatsApp.</w:t>
       </w:r>
     </w:p>
     <w:p>
@@ -9903,7 +9927,7 @@
           <w:lang w:val="ms-MY"/>
         </w:rPr>
         <w:drawing>
-          <wp:inline distT="0" distB="0" distL="0" distR="0" wp14:anchorId="6775C763" wp14:editId="2C6F1EEC">
+          <wp:inline distT="0" distB="0" distL="0" distR="0" wp14:anchorId="5A3872A3" wp14:editId="4292AFA1">
             <wp:extent cx="13011150" cy="8572500"/>
             <wp:effectExtent l="0" t="0" r="0" b="0"/>
             <wp:docPr id="16" name="Picture 16" descr="Sejarah Resit"/>
@@ -9920,7 +9944,7 @@
                     </pic:cNvPicPr>
                   </pic:nvPicPr>
                   <pic:blipFill>
-                    <a:blip r:embed="rId16">
+                    <a:blip r:embed="rId15">
                       <a:extLst>
                         <a:ext uri="{28A0092B-C50C-407E-A947-70E740481C1C}">
                           <a14:useLocalDpi xmlns:a14="http://schemas.microsoft.com/office/drawing/2010/main" val="0"/>
@@ -10019,17 +10043,7 @@
           <w:szCs w:val="22"/>
           <w:lang w:val="ms-MY"/>
         </w:rPr>
-        <w:t xml:space="preserve"> </w:t>
-      </w:r>
-      <w:r>
-        <w:rPr>
-          <w:rFonts w:ascii="Calibri" w:eastAsia="Times New Roman" w:hAnsi="Calibri" w:cs="Calibri"/>
-          <w:color w:val="1F2937"/>
-          <w:sz w:val="22"/>
-          <w:szCs w:val="22"/>
-          <w:lang w:val="ms-MY"/>
-        </w:rPr>
-        <w:t xml:space="preserve">(contoh: </w:t>
+        <w:t xml:space="preserve"> (contoh: </w:t>
       </w:r>
       <w:r>
         <w:rPr>
@@ -10221,8 +10235,8 @@
           <w:lang w:val="ms-MY"/>
         </w:rPr>
         <w:drawing>
-          <wp:inline distT="0" distB="0" distL="0" distR="0" wp14:anchorId="3E02042C" wp14:editId="6E66EDEA">
-            <wp:extent cx="13011150" cy="9505950"/>
+          <wp:inline distT="0" distB="0" distL="0" distR="0" wp14:anchorId="10689A38" wp14:editId="17F10AF2">
+            <wp:extent cx="13011150" cy="9124950"/>
             <wp:effectExtent l="0" t="0" r="0" b="0"/>
             <wp:docPr id="17" name="Picture 17" descr="Senarai barangan"/>
             <wp:cNvGraphicFramePr>
@@ -10238,7 +10252,7 @@
                     </pic:cNvPicPr>
                   </pic:nvPicPr>
                   <pic:blipFill>
-                    <a:blip r:embed="rId17">
+                    <a:blip r:embed="rId16">
                       <a:extLst>
                         <a:ext uri="{28A0092B-C50C-407E-A947-70E740481C1C}">
                           <a14:useLocalDpi xmlns:a14="http://schemas.microsoft.com/office/drawing/2010/main" val="0"/>
@@ -10253,7 +10267,7 @@
                   <pic:spPr bwMode="auto">
                     <a:xfrm>
                       <a:off x="0" y="0"/>
-                      <a:ext cx="13011150" cy="9505950"/>
+                      <a:ext cx="13011150" cy="9124950"/>
                     </a:xfrm>
                     <a:prstGeom prst="rect">
                       <a:avLst/>
@@ -10558,16 +10572,7 @@
                 <w:sz w:val="20"/>
                 <w:szCs w:val="20"/>
               </w:rPr>
-              <w:t xml:space="preserve"> </w:t>
-            </w:r>
-            <w:r>
-              <w:rPr>
-                <w:rFonts w:ascii="Calibri" w:eastAsia="Times New Roman" w:hAnsi="Calibri" w:cs="Calibri"/>
-                <w:color w:val="1F2937"/>
-                <w:sz w:val="20"/>
-                <w:szCs w:val="20"/>
-              </w:rPr>
-              <w:t xml:space="preserve">— kuantiti dikunci; </w:t>
+              <w:t xml:space="preserve"> — kuantiti dikunci; </w:t>
             </w:r>
             <w:r>
               <w:rPr>
@@ -10673,7 +10678,16 @@
                 <w:sz w:val="20"/>
                 <w:szCs w:val="20"/>
               </w:rPr>
-              <w:t xml:space="preserve"> — boleh dijual; </w:t>
+              <w:t xml:space="preserve"> </w:t>
+            </w:r>
+            <w:r>
+              <w:rPr>
+                <w:rFonts w:ascii="Calibri" w:eastAsia="Times New Roman" w:hAnsi="Calibri" w:cs="Calibri"/>
+                <w:color w:val="1F2937"/>
+                <w:sz w:val="20"/>
+                <w:szCs w:val="20"/>
+              </w:rPr>
+              <w:t xml:space="preserve">— boleh dijual; </w:t>
             </w:r>
             <w:r>
               <w:rPr>
@@ -10702,7 +10716,7 @@
       <w:pPr>
         <w:pStyle w:val="NormalWeb"/>
         <w:ind w:right="720"/>
-        <w:divId w:val="2111388394"/>
+        <w:divId w:val="1413088822"/>
         <w:rPr>
           <w:rFonts w:ascii="Calibri" w:hAnsi="Calibri" w:cs="Calibri"/>
           <w:color w:val="1F2937"/>
@@ -10761,7 +10775,7 @@
           <w:szCs w:val="22"/>
           <w:lang w:val="ms-MY"/>
         </w:rPr>
-        <w:pict w14:anchorId="7DC2135B">
+        <w:pict w14:anchorId="153DAD06">
           <v:rect id="_x0000_i1042" style="width:0;height:1.5pt" o:hralign="center" o:hrstd="t" o:hr="t" fillcolor="#a0a0a0" stroked="f"/>
         </w:pict>
       </w:r>
@@ -10812,17 +10826,7 @@
           <w:szCs w:val="22"/>
           <w:lang w:val="ms-MY"/>
         </w:rPr>
-        <w:t xml:space="preserve"> </w:t>
-      </w:r>
-      <w:r>
-        <w:rPr>
-          <w:rFonts w:ascii="Calibri" w:hAnsi="Calibri" w:cs="Calibri"/>
-          <w:color w:val="1F2937"/>
-          <w:sz w:val="22"/>
-          <w:szCs w:val="22"/>
-          <w:lang w:val="ms-MY"/>
-        </w:rPr>
-        <w:t xml:space="preserve">Hubungi pentadbir sistem SPeRK. Pentadbir boleh menjana e-mel penetapan semula kata laluan daripada konsol Firebase (prosedur dalam </w:t>
+        <w:t xml:space="preserve"> Hubungi pentadbir sistem SPeRK. Pentadbir boleh menjana e-mel penetapan semula kata laluan daripada konsol Firebase (prosedur dalam </w:t>
       </w:r>
       <w:r>
         <w:rPr>
@@ -10909,17 +10913,7 @@
           <w:szCs w:val="22"/>
           <w:lang w:val="ms-MY"/>
         </w:rPr>
-        <w:t xml:space="preserve"> </w:t>
-      </w:r>
-      <w:r>
-        <w:rPr>
-          <w:rFonts w:ascii="Calibri" w:hAnsi="Calibri" w:cs="Calibri"/>
-          <w:color w:val="1F2937"/>
-          <w:sz w:val="22"/>
-          <w:szCs w:val="22"/>
-          <w:lang w:val="ms-MY"/>
-        </w:rPr>
-        <w:t>E-mel anda belum didaftarkan sebagai pengguna SPeRK. Hubungi pentadbir sistem untuk menambah e-mel anda (senarai pengguna dibenarkan dikawal oleh sistem).</w:t>
+        <w:t xml:space="preserve"> E-mel anda belum didaftarkan sebagai pengguna SPeRK. Hubungi pentadbir sistem untuk menambah e-mel anda (senarai pengguna dibenarkan dikawal oleh sistem).</w:t>
       </w:r>
     </w:p>
     <w:p>
@@ -11027,17 +11021,7 @@
           <w:szCs w:val="22"/>
           <w:lang w:val="ms-MY"/>
         </w:rPr>
-        <w:t xml:space="preserve"> </w:t>
-      </w:r>
-      <w:r>
-        <w:rPr>
-          <w:rFonts w:ascii="Calibri" w:hAnsi="Calibri" w:cs="Calibri"/>
-          <w:color w:val="1F2937"/>
-          <w:sz w:val="22"/>
-          <w:szCs w:val="22"/>
-          <w:lang w:val="ms-MY"/>
-        </w:rPr>
-        <w:t>Boleh. Setiap pengguna hendaklah log masuk pada komputernya sendiri. Senarai murid dikemas kini secara automatik setiap 30 saat, dan resit dikongsi serta-merta.</w:t>
+        <w:t xml:space="preserve"> Boleh. Setiap pengguna hendaklah log masuk pada komputernya sendiri. Senarai murid dikemas kini secara automatik setiap 30 saat, dan resit dikongsi serta-merta.</w:t>
       </w:r>
     </w:p>
     <w:p>
@@ -11177,17 +11161,7 @@
           <w:szCs w:val="22"/>
           <w:lang w:val="ms-MY"/>
         </w:rPr>
-        <w:t xml:space="preserve"> </w:t>
-      </w:r>
-      <w:r>
-        <w:rPr>
-          <w:rFonts w:ascii="Calibri" w:hAnsi="Calibri" w:cs="Calibri"/>
-          <w:color w:val="1F2937"/>
-          <w:sz w:val="22"/>
-          <w:szCs w:val="22"/>
-          <w:lang w:val="ms-MY"/>
-        </w:rPr>
-        <w:t>(sekali sepanjang tempoh persekolahan), bukan hanya hari ini.</w:t>
+        <w:t xml:space="preserve"> (sekali sepanjang tempoh persekolahan), bukan hanya hari ini.</w:t>
       </w:r>
     </w:p>
     <w:p>
@@ -11273,7 +11247,17 @@
           <w:szCs w:val="22"/>
           <w:lang w:val="ms-MY"/>
         </w:rPr>
-        <w:t xml:space="preserve"> tersebut sebelum menghantar. Pada telefon, butang </w:t>
+        <w:t xml:space="preserve"> </w:t>
+      </w:r>
+      <w:r>
+        <w:rPr>
+          <w:rFonts w:ascii="Calibri" w:hAnsi="Calibri" w:cs="Calibri"/>
+          <w:color w:val="1F2937"/>
+          <w:sz w:val="22"/>
+          <w:szCs w:val="22"/>
+          <w:lang w:val="ms-MY"/>
+        </w:rPr>
+        <w:t xml:space="preserve">tersebut sebelum menghantar. Pada telefon, butang </w:t>
       </w:r>
       <w:r>
         <w:rPr>
@@ -11369,17 +11353,7 @@
           <w:szCs w:val="22"/>
           <w:lang w:val="ms-MY"/>
         </w:rPr>
-        <w:t xml:space="preserve"> </w:t>
-      </w:r>
-      <w:r>
-        <w:rPr>
-          <w:rFonts w:ascii="Calibri" w:hAnsi="Calibri" w:cs="Calibri"/>
-          <w:color w:val="1F2937"/>
-          <w:sz w:val="22"/>
-          <w:szCs w:val="22"/>
-          <w:lang w:val="ms-MY"/>
-        </w:rPr>
-        <w:t>di bahagian bawah halaman dan pada halaman log masuk). Anda juga boleh menyimpan PDF ini untuk rujukan luar talian.</w:t>
+        <w:t xml:space="preserve"> di bahagian bawah halaman dan pada halaman log masuk). Anda juga boleh menyimpan PDF ini untuk rujukan luar talian.</w:t>
       </w:r>
     </w:p>
     <w:p>
@@ -11400,7 +11374,7 @@
           <w:szCs w:val="22"/>
           <w:lang w:val="ms-MY"/>
         </w:rPr>
-        <w:pict w14:anchorId="196D72E3">
+        <w:pict w14:anchorId="7A23811D">
           <v:rect id="_x0000_i1043" style="width:0;height:1.5pt" o:hralign="center" o:hrstd="t" o:hr="t" fillcolor="#a0a0a0" stroked="f"/>
         </w:pict>
       </w:r>
@@ -12638,7 +12612,7 @@
           <w:szCs w:val="22"/>
           <w:lang w:val="ms-MY"/>
         </w:rPr>
-        <w:pict w14:anchorId="16DD2670">
+        <w:pict w14:anchorId="3F1D2FBE">
           <v:rect id="_x0000_i1044" style="width:0;height:1.5pt" o:hralign="center" o:hrstd="t" o:hr="t" fillcolor="#a0a0a0" stroked="f"/>
         </w:pict>
       </w:r>
@@ -13144,7 +13118,28 @@
           <w:szCs w:val="22"/>
           <w:lang w:val="ms-MY"/>
         </w:rPr>
-        <w:t xml:space="preserve">Pantau kemajuan pada </w:t>
+        <w:t xml:space="preserve">Pantau bilangan </w:t>
+      </w:r>
+      <w:r>
+        <w:rPr>
+          <w:rStyle w:val="Strong"/>
+          <w:rFonts w:ascii="Calibri" w:eastAsia="Times New Roman" w:hAnsi="Calibri" w:cs="Calibri"/>
+          <w:color w:val="1F2937"/>
+          <w:sz w:val="22"/>
+          <w:szCs w:val="22"/>
+          <w:lang w:val="ms-MY"/>
+        </w:rPr>
+        <w:t>Sudah daftar</w:t>
+      </w:r>
+      <w:r>
+        <w:rPr>
+          <w:rFonts w:ascii="Calibri" w:eastAsia="Times New Roman" w:hAnsi="Calibri" w:cs="Calibri"/>
+          <w:color w:val="1F2937"/>
+          <w:sz w:val="22"/>
+          <w:szCs w:val="22"/>
+          <w:lang w:val="ms-MY"/>
+        </w:rPr>
+        <w:t xml:space="preserve"> (dan resit terkini) pada </w:t>
       </w:r>
       <w:r>
         <w:rPr>
@@ -13282,17 +13277,7 @@
           <w:szCs w:val="22"/>
           <w:lang w:val="ms-MY"/>
         </w:rPr>
-        <w:t xml:space="preserve"> </w:t>
-      </w:r>
-      <w:r>
-        <w:rPr>
-          <w:rFonts w:ascii="Calibri" w:eastAsia="Times New Roman" w:hAnsi="Calibri" w:cs="Calibri"/>
-          <w:color w:val="1F2937"/>
-          <w:sz w:val="22"/>
-          <w:szCs w:val="22"/>
-          <w:lang w:val="ms-MY"/>
-        </w:rPr>
-        <w:t>untuk semakan dan cetakan semula bila perlu.</w:t>
+        <w:t xml:space="preserve"> untuk semakan dan cetakan semula bila perlu.</w:t>
       </w:r>
     </w:p>
     <w:p>
@@ -13313,7 +13298,7 @@
           <w:szCs w:val="22"/>
           <w:lang w:val="ms-MY"/>
         </w:rPr>
-        <w:pict w14:anchorId="3D186477">
+        <w:pict w14:anchorId="5DBD6FC0">
           <v:rect id="_x0000_i1045" style="width:0;height:1.5pt" o:hralign="center" o:hrstd="t" o:hr="t" fillcolor="#a0a0a0" stroked="f"/>
         </w:pict>
       </w:r>
@@ -13375,9 +13360,9 @@
 <file path=word/numbering.xml><?xml version="1.0" encoding="utf-8"?>
 <w:numbering xmlns:wpc="http://schemas.microsoft.com/office/word/2010/wordprocessingCanvas" xmlns:cx="http://schemas.microsoft.com/office/drawing/2014/chartex" xmlns:cx1="http://schemas.microsoft.com/office/drawing/2015/9/8/chartex" xmlns:cx2="http://schemas.microsoft.com/office/drawing/2015/10/21/chartex" xmlns:cx3="http://schemas.microsoft.com/office/drawing/2016/5/9/chartex" xmlns:cx4="http://schemas.microsoft.com/office/drawing/2016/5/10/chartex" xmlns:cx5="http://schemas.microsoft.com/office/drawing/2016/5/11/chartex" xmlns:cx6="http://schemas.microsoft.com/office/drawing/2016/5/12/chartex" xmlns:cx7="http://schemas.microsoft.com/office/drawing/2016/5/13/chartex" xmlns:cx8="http://schemas.microsoft.com/office/drawing/2016/5/14/chartex" xmlns:mc="http://schemas.openxmlformats.org/markup-compatibility/2006" xmlns:aink="http://schemas.microsoft.com/office/drawing/2016/ink" xmlns:am3d="http://schemas.microsoft.com/office/drawing/2017/model3d" xmlns:o="urn:schemas-microsoft-com:office:office" xmlns:oel="http://schemas.microsoft.com/office/2019/extlst" xmlns:r="http://schemas.openxmlformats.org/officeDocument/2006/relationships" xmlns:m="http://schemas.openxmlformats.org/officeDocument/2006/math" xmlns:v="urn:schemas-microsoft-com:vml" xmlns:wp14="http://schemas.microsoft.com/office/word/2010/wordprocessingDrawing" xmlns:wp="http://schemas.openxmlformats.org/drawingml/2006/wordprocessingDrawing" xmlns:w10="urn:schemas-microsoft-com:office:word" xmlns:w="http://schemas.openxmlformats.org/wordprocessingml/2006/main" xmlns:w14="http://schemas.microsoft.com/office/word/2010/wordml" xmlns:w15="http://schemas.microsoft.com/office/word/2012/wordml" xmlns:w16cex="http://schemas.microsoft.com/office/word/2018/wordml/cex" xmlns:w16cid="http://schemas.microsoft.com/office/word/2016/wordml/cid" xmlns:w16="http://schemas.microsoft.com/office/word/2018/wordml" xmlns:w16du="http://schemas.microsoft.com/office/word/2023/wordml/word16du" xmlns:w16sdtdh="http://schemas.microsoft.com/office/word/2020/wordml/sdtdatahash" xmlns:w16sdtfl="http://schemas.microsoft.com/office/word/2024/wordml/sdtformatlock" xmlns:w16se="http://schemas.microsoft.com/office/word/2015/wordml/symex" xmlns:wpg="http://schemas.microsoft.com/office/word/2010/wordprocessingGroup" xmlns:wpi="http://schemas.microsoft.com/office/word/2010/wordprocessingInk" xmlns:wne="http://schemas.microsoft.com/office/word/2006/wordml" xmlns:wps="http://schemas.microsoft.com/office/word/2010/wordprocessingShape" mc:Ignorable="w14 w15 w16se w16cid w16 w16cex w16sdtdh w16sdtfl w16du wp14">
   <w:abstractNum w:abstractNumId="0" w15:restartNumberingAfterBreak="0">
-    <w:nsid w:val="0BBA21B8"/>
+    <w:nsid w:val="056070EE"/>
     <w:multiLevelType w:val="multilevel"/>
-    <w:tmpl w:val="845661A2"/>
+    <w:tmpl w:val="79F2C40C"/>
     <w:lvl w:ilvl="0">
       <w:start w:val="1"/>
       <w:numFmt w:val="bullet"/>
@@ -13524,9 +13509,9 @@
     </w:lvl>
   </w:abstractNum>
   <w:abstractNum w:abstractNumId="1" w15:restartNumberingAfterBreak="0">
-    <w:nsid w:val="0BE87E85"/>
+    <w:nsid w:val="0811132C"/>
     <w:multiLevelType w:val="multilevel"/>
-    <w:tmpl w:val="1CD21468"/>
+    <w:tmpl w:val="9CF01988"/>
     <w:lvl w:ilvl="0">
       <w:start w:val="1"/>
       <w:numFmt w:val="decimal"/>
@@ -13637,9 +13622,9 @@
     </w:lvl>
   </w:abstractNum>
   <w:abstractNum w:abstractNumId="2" w15:restartNumberingAfterBreak="0">
-    <w:nsid w:val="184B32A3"/>
+    <w:nsid w:val="0B323063"/>
     <w:multiLevelType w:val="multilevel"/>
-    <w:tmpl w:val="C76636A0"/>
+    <w:tmpl w:val="ECEE015A"/>
     <w:lvl w:ilvl="0">
       <w:start w:val="1"/>
       <w:numFmt w:val="decimal"/>
@@ -13750,9 +13735,235 @@
     </w:lvl>
   </w:abstractNum>
   <w:abstractNum w:abstractNumId="3" w15:restartNumberingAfterBreak="0">
-    <w:nsid w:val="1BDB56E6"/>
+    <w:nsid w:val="182D191F"/>
     <w:multiLevelType w:val="multilevel"/>
-    <w:tmpl w:val="FB22E028"/>
+    <w:tmpl w:val="CF600E98"/>
+    <w:lvl w:ilvl="0">
+      <w:start w:val="1"/>
+      <w:numFmt w:val="decimal"/>
+      <w:lvlText w:val="%1."/>
+      <w:lvlJc w:val="left"/>
+      <w:pPr>
+        <w:tabs>
+          <w:tab w:val="num" w:pos="720"/>
+        </w:tabs>
+        <w:ind w:left="720" w:hanging="360"/>
+      </w:pPr>
+    </w:lvl>
+    <w:lvl w:ilvl="1" w:tentative="1">
+      <w:start w:val="1"/>
+      <w:numFmt w:val="decimal"/>
+      <w:lvlText w:val="%2."/>
+      <w:lvlJc w:val="left"/>
+      <w:pPr>
+        <w:tabs>
+          <w:tab w:val="num" w:pos="1440"/>
+        </w:tabs>
+        <w:ind w:left="1440" w:hanging="360"/>
+      </w:pPr>
+    </w:lvl>
+    <w:lvl w:ilvl="2" w:tentative="1">
+      <w:start w:val="1"/>
+      <w:numFmt w:val="decimal"/>
+      <w:lvlText w:val="%3."/>
+      <w:lvlJc w:val="left"/>
+      <w:pPr>
+        <w:tabs>
+          <w:tab w:val="num" w:pos="2160"/>
+        </w:tabs>
+        <w:ind w:left="2160" w:hanging="360"/>
+      </w:pPr>
+    </w:lvl>
+    <w:lvl w:ilvl="3" w:tentative="1">
+      <w:start w:val="1"/>
+      <w:numFmt w:val="decimal"/>
+      <w:lvlText w:val="%4."/>
+      <w:lvlJc w:val="left"/>
+      <w:pPr>
+        <w:tabs>
+          <w:tab w:val="num" w:pos="2880"/>
+        </w:tabs>
+        <w:ind w:left="2880" w:hanging="360"/>
+      </w:pPr>
+    </w:lvl>
+    <w:lvl w:ilvl="4" w:tentative="1">
+      <w:start w:val="1"/>
+      <w:numFmt w:val="decimal"/>
+      <w:lvlText w:val="%5."/>
+      <w:lvlJc w:val="left"/>
+      <w:pPr>
+        <w:tabs>
+          <w:tab w:val="num" w:pos="3600"/>
+        </w:tabs>
+        <w:ind w:left="3600" w:hanging="360"/>
+      </w:pPr>
+    </w:lvl>
+    <w:lvl w:ilvl="5" w:tentative="1">
+      <w:start w:val="1"/>
+      <w:numFmt w:val="decimal"/>
+      <w:lvlText w:val="%6."/>
+      <w:lvlJc w:val="left"/>
+      <w:pPr>
+        <w:tabs>
+          <w:tab w:val="num" w:pos="4320"/>
+        </w:tabs>
+        <w:ind w:left="4320" w:hanging="360"/>
+      </w:pPr>
+    </w:lvl>
+    <w:lvl w:ilvl="6" w:tentative="1">
+      <w:start w:val="1"/>
+      <w:numFmt w:val="decimal"/>
+      <w:lvlText w:val="%7."/>
+      <w:lvlJc w:val="left"/>
+      <w:pPr>
+        <w:tabs>
+          <w:tab w:val="num" w:pos="5040"/>
+        </w:tabs>
+        <w:ind w:left="5040" w:hanging="360"/>
+      </w:pPr>
+    </w:lvl>
+    <w:lvl w:ilvl="7" w:tentative="1">
+      <w:start w:val="1"/>
+      <w:numFmt w:val="decimal"/>
+      <w:lvlText w:val="%8."/>
+      <w:lvlJc w:val="left"/>
+      <w:pPr>
+        <w:tabs>
+          <w:tab w:val="num" w:pos="5760"/>
+        </w:tabs>
+        <w:ind w:left="5760" w:hanging="360"/>
+      </w:pPr>
+    </w:lvl>
+    <w:lvl w:ilvl="8" w:tentative="1">
+      <w:start w:val="1"/>
+      <w:numFmt w:val="decimal"/>
+      <w:lvlText w:val="%9."/>
+      <w:lvlJc w:val="left"/>
+      <w:pPr>
+        <w:tabs>
+          <w:tab w:val="num" w:pos="6480"/>
+        </w:tabs>
+        <w:ind w:left="6480" w:hanging="360"/>
+      </w:pPr>
+    </w:lvl>
+  </w:abstractNum>
+  <w:abstractNum w:abstractNumId="4" w15:restartNumberingAfterBreak="0">
+    <w:nsid w:val="1AFB3535"/>
+    <w:multiLevelType w:val="multilevel"/>
+    <w:tmpl w:val="CFC2FFA0"/>
+    <w:lvl w:ilvl="0">
+      <w:start w:val="1"/>
+      <w:numFmt w:val="decimal"/>
+      <w:lvlText w:val="%1."/>
+      <w:lvlJc w:val="left"/>
+      <w:pPr>
+        <w:tabs>
+          <w:tab w:val="num" w:pos="720"/>
+        </w:tabs>
+        <w:ind w:left="720" w:hanging="360"/>
+      </w:pPr>
+    </w:lvl>
+    <w:lvl w:ilvl="1" w:tentative="1">
+      <w:start w:val="1"/>
+      <w:numFmt w:val="decimal"/>
+      <w:lvlText w:val="%2."/>
+      <w:lvlJc w:val="left"/>
+      <w:pPr>
+        <w:tabs>
+          <w:tab w:val="num" w:pos="1440"/>
+        </w:tabs>
+        <w:ind w:left="1440" w:hanging="360"/>
+      </w:pPr>
+    </w:lvl>
+    <w:lvl w:ilvl="2" w:tentative="1">
+      <w:start w:val="1"/>
+      <w:numFmt w:val="decimal"/>
+      <w:lvlText w:val="%3."/>
+      <w:lvlJc w:val="left"/>
+      <w:pPr>
+        <w:tabs>
+          <w:tab w:val="num" w:pos="2160"/>
+        </w:tabs>
+        <w:ind w:left="2160" w:hanging="360"/>
+      </w:pPr>
+    </w:lvl>
+    <w:lvl w:ilvl="3" w:tentative="1">
+      <w:start w:val="1"/>
+      <w:numFmt w:val="decimal"/>
+      <w:lvlText w:val="%4."/>
+      <w:lvlJc w:val="left"/>
+      <w:pPr>
+        <w:tabs>
+          <w:tab w:val="num" w:pos="2880"/>
+        </w:tabs>
+        <w:ind w:left="2880" w:hanging="360"/>
+      </w:pPr>
+    </w:lvl>
+    <w:lvl w:ilvl="4" w:tentative="1">
+      <w:start w:val="1"/>
+      <w:numFmt w:val="decimal"/>
+      <w:lvlText w:val="%5."/>
+      <w:lvlJc w:val="left"/>
+      <w:pPr>
+        <w:tabs>
+          <w:tab w:val="num" w:pos="3600"/>
+        </w:tabs>
+        <w:ind w:left="3600" w:hanging="360"/>
+      </w:pPr>
+    </w:lvl>
+    <w:lvl w:ilvl="5" w:tentative="1">
+      <w:start w:val="1"/>
+      <w:numFmt w:val="decimal"/>
+      <w:lvlText w:val="%6."/>
+      <w:lvlJc w:val="left"/>
+      <w:pPr>
+        <w:tabs>
+          <w:tab w:val="num" w:pos="4320"/>
+        </w:tabs>
+        <w:ind w:left="4320" w:hanging="360"/>
+      </w:pPr>
+    </w:lvl>
+    <w:lvl w:ilvl="6" w:tentative="1">
+      <w:start w:val="1"/>
+      <w:numFmt w:val="decimal"/>
+      <w:lvlText w:val="%7."/>
+      <w:lvlJc w:val="left"/>
+      <w:pPr>
+        <w:tabs>
+          <w:tab w:val="num" w:pos="5040"/>
+        </w:tabs>
+        <w:ind w:left="5040" w:hanging="360"/>
+      </w:pPr>
+    </w:lvl>
+    <w:lvl w:ilvl="7" w:tentative="1">
+      <w:start w:val="1"/>
+      <w:numFmt w:val="decimal"/>
+      <w:lvlText w:val="%8."/>
+      <w:lvlJc w:val="left"/>
+      <w:pPr>
+        <w:tabs>
+          <w:tab w:val="num" w:pos="5760"/>
+        </w:tabs>
+        <w:ind w:left="5760" w:hanging="360"/>
+      </w:pPr>
+    </w:lvl>
+    <w:lvl w:ilvl="8" w:tentative="1">
+      <w:start w:val="1"/>
+      <w:numFmt w:val="decimal"/>
+      <w:lvlText w:val="%9."/>
+      <w:lvlJc w:val="left"/>
+      <w:pPr>
+        <w:tabs>
+          <w:tab w:val="num" w:pos="6480"/>
+        </w:tabs>
+        <w:ind w:left="6480" w:hanging="360"/>
+      </w:pPr>
+    </w:lvl>
+  </w:abstractNum>
+  <w:abstractNum w:abstractNumId="5" w15:restartNumberingAfterBreak="0">
+    <w:nsid w:val="1EA5481B"/>
+    <w:multiLevelType w:val="multilevel"/>
+    <w:tmpl w:val="002CFCA2"/>
     <w:lvl w:ilvl="0">
       <w:start w:val="1"/>
       <w:numFmt w:val="bullet"/>
@@ -13898,10 +14109,10 @@
       </w:rPr>
     </w:lvl>
   </w:abstractNum>
-  <w:abstractNum w:abstractNumId="4" w15:restartNumberingAfterBreak="0">
-    <w:nsid w:val="21DB0512"/>
+  <w:abstractNum w:abstractNumId="6" w15:restartNumberingAfterBreak="0">
+    <w:nsid w:val="20464BBC"/>
     <w:multiLevelType w:val="multilevel"/>
-    <w:tmpl w:val="51D60D26"/>
+    <w:tmpl w:val="3F529624"/>
     <w:lvl w:ilvl="0">
       <w:start w:val="1"/>
       <w:numFmt w:val="decimal"/>
@@ -14011,10 +14222,10 @@
       </w:pPr>
     </w:lvl>
   </w:abstractNum>
-  <w:abstractNum w:abstractNumId="5" w15:restartNumberingAfterBreak="0">
-    <w:nsid w:val="233E3A75"/>
+  <w:abstractNum w:abstractNumId="7" w15:restartNumberingAfterBreak="0">
+    <w:nsid w:val="26ED155A"/>
     <w:multiLevelType w:val="multilevel"/>
-    <w:tmpl w:val="C2B41522"/>
+    <w:tmpl w:val="AC06099E"/>
     <w:lvl w:ilvl="0">
       <w:start w:val="1"/>
       <w:numFmt w:val="decimal"/>
@@ -14124,236 +14335,10 @@
       </w:pPr>
     </w:lvl>
   </w:abstractNum>
-  <w:abstractNum w:abstractNumId="6" w15:restartNumberingAfterBreak="0">
-    <w:nsid w:val="2C3E72EB"/>
+  <w:abstractNum w:abstractNumId="8" w15:restartNumberingAfterBreak="0">
+    <w:nsid w:val="2C184455"/>
     <w:multiLevelType w:val="multilevel"/>
-    <w:tmpl w:val="F3F224B2"/>
-    <w:lvl w:ilvl="0">
-      <w:start w:val="1"/>
-      <w:numFmt w:val="decimal"/>
-      <w:lvlText w:val="%1."/>
-      <w:lvlJc w:val="left"/>
-      <w:pPr>
-        <w:tabs>
-          <w:tab w:val="num" w:pos="720"/>
-        </w:tabs>
-        <w:ind w:left="720" w:hanging="360"/>
-      </w:pPr>
-    </w:lvl>
-    <w:lvl w:ilvl="1" w:tentative="1">
-      <w:start w:val="1"/>
-      <w:numFmt w:val="decimal"/>
-      <w:lvlText w:val="%2."/>
-      <w:lvlJc w:val="left"/>
-      <w:pPr>
-        <w:tabs>
-          <w:tab w:val="num" w:pos="1440"/>
-        </w:tabs>
-        <w:ind w:left="1440" w:hanging="360"/>
-      </w:pPr>
-    </w:lvl>
-    <w:lvl w:ilvl="2" w:tentative="1">
-      <w:start w:val="1"/>
-      <w:numFmt w:val="decimal"/>
-      <w:lvlText w:val="%3."/>
-      <w:lvlJc w:val="left"/>
-      <w:pPr>
-        <w:tabs>
-          <w:tab w:val="num" w:pos="2160"/>
-        </w:tabs>
-        <w:ind w:left="2160" w:hanging="360"/>
-      </w:pPr>
-    </w:lvl>
-    <w:lvl w:ilvl="3" w:tentative="1">
-      <w:start w:val="1"/>
-      <w:numFmt w:val="decimal"/>
-      <w:lvlText w:val="%4."/>
-      <w:lvlJc w:val="left"/>
-      <w:pPr>
-        <w:tabs>
-          <w:tab w:val="num" w:pos="2880"/>
-        </w:tabs>
-        <w:ind w:left="2880" w:hanging="360"/>
-      </w:pPr>
-    </w:lvl>
-    <w:lvl w:ilvl="4" w:tentative="1">
-      <w:start w:val="1"/>
-      <w:numFmt w:val="decimal"/>
-      <w:lvlText w:val="%5."/>
-      <w:lvlJc w:val="left"/>
-      <w:pPr>
-        <w:tabs>
-          <w:tab w:val="num" w:pos="3600"/>
-        </w:tabs>
-        <w:ind w:left="3600" w:hanging="360"/>
-      </w:pPr>
-    </w:lvl>
-    <w:lvl w:ilvl="5" w:tentative="1">
-      <w:start w:val="1"/>
-      <w:numFmt w:val="decimal"/>
-      <w:lvlText w:val="%6."/>
-      <w:lvlJc w:val="left"/>
-      <w:pPr>
-        <w:tabs>
-          <w:tab w:val="num" w:pos="4320"/>
-        </w:tabs>
-        <w:ind w:left="4320" w:hanging="360"/>
-      </w:pPr>
-    </w:lvl>
-    <w:lvl w:ilvl="6" w:tentative="1">
-      <w:start w:val="1"/>
-      <w:numFmt w:val="decimal"/>
-      <w:lvlText w:val="%7."/>
-      <w:lvlJc w:val="left"/>
-      <w:pPr>
-        <w:tabs>
-          <w:tab w:val="num" w:pos="5040"/>
-        </w:tabs>
-        <w:ind w:left="5040" w:hanging="360"/>
-      </w:pPr>
-    </w:lvl>
-    <w:lvl w:ilvl="7" w:tentative="1">
-      <w:start w:val="1"/>
-      <w:numFmt w:val="decimal"/>
-      <w:lvlText w:val="%8."/>
-      <w:lvlJc w:val="left"/>
-      <w:pPr>
-        <w:tabs>
-          <w:tab w:val="num" w:pos="5760"/>
-        </w:tabs>
-        <w:ind w:left="5760" w:hanging="360"/>
-      </w:pPr>
-    </w:lvl>
-    <w:lvl w:ilvl="8" w:tentative="1">
-      <w:start w:val="1"/>
-      <w:numFmt w:val="decimal"/>
-      <w:lvlText w:val="%9."/>
-      <w:lvlJc w:val="left"/>
-      <w:pPr>
-        <w:tabs>
-          <w:tab w:val="num" w:pos="6480"/>
-        </w:tabs>
-        <w:ind w:left="6480" w:hanging="360"/>
-      </w:pPr>
-    </w:lvl>
-  </w:abstractNum>
-  <w:abstractNum w:abstractNumId="7" w15:restartNumberingAfterBreak="0">
-    <w:nsid w:val="34211085"/>
-    <w:multiLevelType w:val="multilevel"/>
-    <w:tmpl w:val="EEF03720"/>
-    <w:lvl w:ilvl="0">
-      <w:start w:val="1"/>
-      <w:numFmt w:val="decimal"/>
-      <w:lvlText w:val="%1."/>
-      <w:lvlJc w:val="left"/>
-      <w:pPr>
-        <w:tabs>
-          <w:tab w:val="num" w:pos="720"/>
-        </w:tabs>
-        <w:ind w:left="720" w:hanging="360"/>
-      </w:pPr>
-    </w:lvl>
-    <w:lvl w:ilvl="1" w:tentative="1">
-      <w:start w:val="1"/>
-      <w:numFmt w:val="decimal"/>
-      <w:lvlText w:val="%2."/>
-      <w:lvlJc w:val="left"/>
-      <w:pPr>
-        <w:tabs>
-          <w:tab w:val="num" w:pos="1440"/>
-        </w:tabs>
-        <w:ind w:left="1440" w:hanging="360"/>
-      </w:pPr>
-    </w:lvl>
-    <w:lvl w:ilvl="2" w:tentative="1">
-      <w:start w:val="1"/>
-      <w:numFmt w:val="decimal"/>
-      <w:lvlText w:val="%3."/>
-      <w:lvlJc w:val="left"/>
-      <w:pPr>
-        <w:tabs>
-          <w:tab w:val="num" w:pos="2160"/>
-        </w:tabs>
-        <w:ind w:left="2160" w:hanging="360"/>
-      </w:pPr>
-    </w:lvl>
-    <w:lvl w:ilvl="3" w:tentative="1">
-      <w:start w:val="1"/>
-      <w:numFmt w:val="decimal"/>
-      <w:lvlText w:val="%4."/>
-      <w:lvlJc w:val="left"/>
-      <w:pPr>
-        <w:tabs>
-          <w:tab w:val="num" w:pos="2880"/>
-        </w:tabs>
-        <w:ind w:left="2880" w:hanging="360"/>
-      </w:pPr>
-    </w:lvl>
-    <w:lvl w:ilvl="4" w:tentative="1">
-      <w:start w:val="1"/>
-      <w:numFmt w:val="decimal"/>
-      <w:lvlText w:val="%5."/>
-      <w:lvlJc w:val="left"/>
-      <w:pPr>
-        <w:tabs>
-          <w:tab w:val="num" w:pos="3600"/>
-        </w:tabs>
-        <w:ind w:left="3600" w:hanging="360"/>
-      </w:pPr>
-    </w:lvl>
-    <w:lvl w:ilvl="5" w:tentative="1">
-      <w:start w:val="1"/>
-      <w:numFmt w:val="decimal"/>
-      <w:lvlText w:val="%6."/>
-      <w:lvlJc w:val="left"/>
-      <w:pPr>
-        <w:tabs>
-          <w:tab w:val="num" w:pos="4320"/>
-        </w:tabs>
-        <w:ind w:left="4320" w:hanging="360"/>
-      </w:pPr>
-    </w:lvl>
-    <w:lvl w:ilvl="6" w:tentative="1">
-      <w:start w:val="1"/>
-      <w:numFmt w:val="decimal"/>
-      <w:lvlText w:val="%7."/>
-      <w:lvlJc w:val="left"/>
-      <w:pPr>
-        <w:tabs>
-          <w:tab w:val="num" w:pos="5040"/>
-        </w:tabs>
-        <w:ind w:left="5040" w:hanging="360"/>
-      </w:pPr>
-    </w:lvl>
-    <w:lvl w:ilvl="7" w:tentative="1">
-      <w:start w:val="1"/>
-      <w:numFmt w:val="decimal"/>
-      <w:lvlText w:val="%8."/>
-      <w:lvlJc w:val="left"/>
-      <w:pPr>
-        <w:tabs>
-          <w:tab w:val="num" w:pos="5760"/>
-        </w:tabs>
-        <w:ind w:left="5760" w:hanging="360"/>
-      </w:pPr>
-    </w:lvl>
-    <w:lvl w:ilvl="8" w:tentative="1">
-      <w:start w:val="1"/>
-      <w:numFmt w:val="decimal"/>
-      <w:lvlText w:val="%9."/>
-      <w:lvlJc w:val="left"/>
-      <w:pPr>
-        <w:tabs>
-          <w:tab w:val="num" w:pos="6480"/>
-        </w:tabs>
-        <w:ind w:left="6480" w:hanging="360"/>
-      </w:pPr>
-    </w:lvl>
-  </w:abstractNum>
-  <w:abstractNum w:abstractNumId="8" w15:restartNumberingAfterBreak="0">
-    <w:nsid w:val="438C269E"/>
-    <w:multiLevelType w:val="multilevel"/>
-    <w:tmpl w:val="60B8D48A"/>
+    <w:tmpl w:val="714A7D66"/>
     <w:lvl w:ilvl="0">
       <w:start w:val="1"/>
       <w:numFmt w:val="bullet"/>
@@ -14500,9 +14485,348 @@
     </w:lvl>
   </w:abstractNum>
   <w:abstractNum w:abstractNumId="9" w15:restartNumberingAfterBreak="0">
-    <w:nsid w:val="44606C8E"/>
+    <w:nsid w:val="305F694A"/>
     <w:multiLevelType w:val="multilevel"/>
-    <w:tmpl w:val="BC14EE6A"/>
+    <w:tmpl w:val="0A805608"/>
+    <w:lvl w:ilvl="0">
+      <w:start w:val="1"/>
+      <w:numFmt w:val="decimal"/>
+      <w:lvlText w:val="%1."/>
+      <w:lvlJc w:val="left"/>
+      <w:pPr>
+        <w:tabs>
+          <w:tab w:val="num" w:pos="720"/>
+        </w:tabs>
+        <w:ind w:left="720" w:hanging="360"/>
+      </w:pPr>
+    </w:lvl>
+    <w:lvl w:ilvl="1" w:tentative="1">
+      <w:start w:val="1"/>
+      <w:numFmt w:val="decimal"/>
+      <w:lvlText w:val="%2."/>
+      <w:lvlJc w:val="left"/>
+      <w:pPr>
+        <w:tabs>
+          <w:tab w:val="num" w:pos="1440"/>
+        </w:tabs>
+        <w:ind w:left="1440" w:hanging="360"/>
+      </w:pPr>
+    </w:lvl>
+    <w:lvl w:ilvl="2" w:tentative="1">
+      <w:start w:val="1"/>
+      <w:numFmt w:val="decimal"/>
+      <w:lvlText w:val="%3."/>
+      <w:lvlJc w:val="left"/>
+      <w:pPr>
+        <w:tabs>
+          <w:tab w:val="num" w:pos="2160"/>
+        </w:tabs>
+        <w:ind w:left="2160" w:hanging="360"/>
+      </w:pPr>
+    </w:lvl>
+    <w:lvl w:ilvl="3" w:tentative="1">
+      <w:start w:val="1"/>
+      <w:numFmt w:val="decimal"/>
+      <w:lvlText w:val="%4."/>
+      <w:lvlJc w:val="left"/>
+      <w:pPr>
+        <w:tabs>
+          <w:tab w:val="num" w:pos="2880"/>
+        </w:tabs>
+        <w:ind w:left="2880" w:hanging="360"/>
+      </w:pPr>
+    </w:lvl>
+    <w:lvl w:ilvl="4" w:tentative="1">
+      <w:start w:val="1"/>
+      <w:numFmt w:val="decimal"/>
+      <w:lvlText w:val="%5."/>
+      <w:lvlJc w:val="left"/>
+      <w:pPr>
+        <w:tabs>
+          <w:tab w:val="num" w:pos="3600"/>
+        </w:tabs>
+        <w:ind w:left="3600" w:hanging="360"/>
+      </w:pPr>
+    </w:lvl>
+    <w:lvl w:ilvl="5" w:tentative="1">
+      <w:start w:val="1"/>
+      <w:numFmt w:val="decimal"/>
+      <w:lvlText w:val="%6."/>
+      <w:lvlJc w:val="left"/>
+      <w:pPr>
+        <w:tabs>
+          <w:tab w:val="num" w:pos="4320"/>
+        </w:tabs>
+        <w:ind w:left="4320" w:hanging="360"/>
+      </w:pPr>
+    </w:lvl>
+    <w:lvl w:ilvl="6" w:tentative="1">
+      <w:start w:val="1"/>
+      <w:numFmt w:val="decimal"/>
+      <w:lvlText w:val="%7."/>
+      <w:lvlJc w:val="left"/>
+      <w:pPr>
+        <w:tabs>
+          <w:tab w:val="num" w:pos="5040"/>
+        </w:tabs>
+        <w:ind w:left="5040" w:hanging="360"/>
+      </w:pPr>
+    </w:lvl>
+    <w:lvl w:ilvl="7" w:tentative="1">
+      <w:start w:val="1"/>
+      <w:numFmt w:val="decimal"/>
+      <w:lvlText w:val="%8."/>
+      <w:lvlJc w:val="left"/>
+      <w:pPr>
+        <w:tabs>
+          <w:tab w:val="num" w:pos="5760"/>
+        </w:tabs>
+        <w:ind w:left="5760" w:hanging="360"/>
+      </w:pPr>
+    </w:lvl>
+    <w:lvl w:ilvl="8" w:tentative="1">
+      <w:start w:val="1"/>
+      <w:numFmt w:val="decimal"/>
+      <w:lvlText w:val="%9."/>
+      <w:lvlJc w:val="left"/>
+      <w:pPr>
+        <w:tabs>
+          <w:tab w:val="num" w:pos="6480"/>
+        </w:tabs>
+        <w:ind w:left="6480" w:hanging="360"/>
+      </w:pPr>
+    </w:lvl>
+  </w:abstractNum>
+  <w:abstractNum w:abstractNumId="10" w15:restartNumberingAfterBreak="0">
+    <w:nsid w:val="3ACB494C"/>
+    <w:multiLevelType w:val="multilevel"/>
+    <w:tmpl w:val="6B725C94"/>
+    <w:lvl w:ilvl="0">
+      <w:start w:val="3"/>
+      <w:numFmt w:val="decimal"/>
+      <w:lvlText w:val="%1."/>
+      <w:lvlJc w:val="left"/>
+      <w:pPr>
+        <w:tabs>
+          <w:tab w:val="num" w:pos="720"/>
+        </w:tabs>
+        <w:ind w:left="720" w:hanging="360"/>
+      </w:pPr>
+    </w:lvl>
+    <w:lvl w:ilvl="1" w:tentative="1">
+      <w:start w:val="1"/>
+      <w:numFmt w:val="decimal"/>
+      <w:lvlText w:val="%2."/>
+      <w:lvlJc w:val="left"/>
+      <w:pPr>
+        <w:tabs>
+          <w:tab w:val="num" w:pos="1440"/>
+        </w:tabs>
+        <w:ind w:left="1440" w:hanging="360"/>
+      </w:pPr>
+    </w:lvl>
+    <w:lvl w:ilvl="2" w:tentative="1">
+      <w:start w:val="1"/>
+      <w:numFmt w:val="decimal"/>
+      <w:lvlText w:val="%3."/>
+      <w:lvlJc w:val="left"/>
+      <w:pPr>
+        <w:tabs>
+          <w:tab w:val="num" w:pos="2160"/>
+        </w:tabs>
+        <w:ind w:left="2160" w:hanging="360"/>
+      </w:pPr>
+    </w:lvl>
+    <w:lvl w:ilvl="3" w:tentative="1">
+      <w:start w:val="1"/>
+      <w:numFmt w:val="decimal"/>
+      <w:lvlText w:val="%4."/>
+      <w:lvlJc w:val="left"/>
+      <w:pPr>
+        <w:tabs>
+          <w:tab w:val="num" w:pos="2880"/>
+        </w:tabs>
+        <w:ind w:left="2880" w:hanging="360"/>
+      </w:pPr>
+    </w:lvl>
+    <w:lvl w:ilvl="4" w:tentative="1">
+      <w:start w:val="1"/>
+      <w:numFmt w:val="decimal"/>
+      <w:lvlText w:val="%5."/>
+      <w:lvlJc w:val="left"/>
+      <w:pPr>
+        <w:tabs>
+          <w:tab w:val="num" w:pos="3600"/>
+        </w:tabs>
+        <w:ind w:left="3600" w:hanging="360"/>
+      </w:pPr>
+    </w:lvl>
+    <w:lvl w:ilvl="5" w:tentative="1">
+      <w:start w:val="1"/>
+      <w:numFmt w:val="decimal"/>
+      <w:lvlText w:val="%6."/>
+      <w:lvlJc w:val="left"/>
+      <w:pPr>
+        <w:tabs>
+          <w:tab w:val="num" w:pos="4320"/>
+        </w:tabs>
+        <w:ind w:left="4320" w:hanging="360"/>
+      </w:pPr>
+    </w:lvl>
+    <w:lvl w:ilvl="6" w:tentative="1">
+      <w:start w:val="1"/>
+      <w:numFmt w:val="decimal"/>
+      <w:lvlText w:val="%7."/>
+      <w:lvlJc w:val="left"/>
+      <w:pPr>
+        <w:tabs>
+          <w:tab w:val="num" w:pos="5040"/>
+        </w:tabs>
+        <w:ind w:left="5040" w:hanging="360"/>
+      </w:pPr>
+    </w:lvl>
+    <w:lvl w:ilvl="7" w:tentative="1">
+      <w:start w:val="1"/>
+      <w:numFmt w:val="decimal"/>
+      <w:lvlText w:val="%8."/>
+      <w:lvlJc w:val="left"/>
+      <w:pPr>
+        <w:tabs>
+          <w:tab w:val="num" w:pos="5760"/>
+        </w:tabs>
+        <w:ind w:left="5760" w:hanging="360"/>
+      </w:pPr>
+    </w:lvl>
+    <w:lvl w:ilvl="8" w:tentative="1">
+      <w:start w:val="1"/>
+      <w:numFmt w:val="decimal"/>
+      <w:lvlText w:val="%9."/>
+      <w:lvlJc w:val="left"/>
+      <w:pPr>
+        <w:tabs>
+          <w:tab w:val="num" w:pos="6480"/>
+        </w:tabs>
+        <w:ind w:left="6480" w:hanging="360"/>
+      </w:pPr>
+    </w:lvl>
+  </w:abstractNum>
+  <w:abstractNum w:abstractNumId="11" w15:restartNumberingAfterBreak="0">
+    <w:nsid w:val="42945985"/>
+    <w:multiLevelType w:val="multilevel"/>
+    <w:tmpl w:val="02222A5A"/>
+    <w:lvl w:ilvl="0">
+      <w:start w:val="1"/>
+      <w:numFmt w:val="decimal"/>
+      <w:lvlText w:val="%1."/>
+      <w:lvlJc w:val="left"/>
+      <w:pPr>
+        <w:tabs>
+          <w:tab w:val="num" w:pos="720"/>
+        </w:tabs>
+        <w:ind w:left="720" w:hanging="360"/>
+      </w:pPr>
+    </w:lvl>
+    <w:lvl w:ilvl="1" w:tentative="1">
+      <w:start w:val="1"/>
+      <w:numFmt w:val="decimal"/>
+      <w:lvlText w:val="%2."/>
+      <w:lvlJc w:val="left"/>
+      <w:pPr>
+        <w:tabs>
+          <w:tab w:val="num" w:pos="1440"/>
+        </w:tabs>
+        <w:ind w:left="1440" w:hanging="360"/>
+      </w:pPr>
+    </w:lvl>
+    <w:lvl w:ilvl="2" w:tentative="1">
+      <w:start w:val="1"/>
+      <w:numFmt w:val="decimal"/>
+      <w:lvlText w:val="%3."/>
+      <w:lvlJc w:val="left"/>
+      <w:pPr>
+        <w:tabs>
+          <w:tab w:val="num" w:pos="2160"/>
+        </w:tabs>
+        <w:ind w:left="2160" w:hanging="360"/>
+      </w:pPr>
+    </w:lvl>
+    <w:lvl w:ilvl="3" w:tentative="1">
+      <w:start w:val="1"/>
+      <w:numFmt w:val="decimal"/>
+      <w:lvlText w:val="%4."/>
+      <w:lvlJc w:val="left"/>
+      <w:pPr>
+        <w:tabs>
+          <w:tab w:val="num" w:pos="2880"/>
+        </w:tabs>
+        <w:ind w:left="2880" w:hanging="360"/>
+      </w:pPr>
+    </w:lvl>
+    <w:lvl w:ilvl="4" w:tentative="1">
+      <w:start w:val="1"/>
+      <w:numFmt w:val="decimal"/>
+      <w:lvlText w:val="%5."/>
+      <w:lvlJc w:val="left"/>
+      <w:pPr>
+        <w:tabs>
+          <w:tab w:val="num" w:pos="3600"/>
+        </w:tabs>
+        <w:ind w:left="3600" w:hanging="360"/>
+      </w:pPr>
+    </w:lvl>
+    <w:lvl w:ilvl="5" w:tentative="1">
+      <w:start w:val="1"/>
+      <w:numFmt w:val="decimal"/>
+      <w:lvlText w:val="%6."/>
+      <w:lvlJc w:val="left"/>
+      <w:pPr>
+        <w:tabs>
+          <w:tab w:val="num" w:pos="4320"/>
+        </w:tabs>
+        <w:ind w:left="4320" w:hanging="360"/>
+      </w:pPr>
+    </w:lvl>
+    <w:lvl w:ilvl="6" w:tentative="1">
+      <w:start w:val="1"/>
+      <w:numFmt w:val="decimal"/>
+      <w:lvlText w:val="%7."/>
+      <w:lvlJc w:val="left"/>
+      <w:pPr>
+        <w:tabs>
+          <w:tab w:val="num" w:pos="5040"/>
+        </w:tabs>
+        <w:ind w:left="5040" w:hanging="360"/>
+      </w:pPr>
+    </w:lvl>
+    <w:lvl w:ilvl="7" w:tentative="1">
+      <w:start w:val="1"/>
+      <w:numFmt w:val="decimal"/>
+      <w:lvlText w:val="%8."/>
+      <w:lvlJc w:val="left"/>
+      <w:pPr>
+        <w:tabs>
+          <w:tab w:val="num" w:pos="5760"/>
+        </w:tabs>
+        <w:ind w:left="5760" w:hanging="360"/>
+      </w:pPr>
+    </w:lvl>
+    <w:lvl w:ilvl="8" w:tentative="1">
+      <w:start w:val="1"/>
+      <w:numFmt w:val="decimal"/>
+      <w:lvlText w:val="%9."/>
+      <w:lvlJc w:val="left"/>
+      <w:pPr>
+        <w:tabs>
+          <w:tab w:val="num" w:pos="6480"/>
+        </w:tabs>
+        <w:ind w:left="6480" w:hanging="360"/>
+      </w:pPr>
+    </w:lvl>
+  </w:abstractNum>
+  <w:abstractNum w:abstractNumId="12" w15:restartNumberingAfterBreak="0">
+    <w:nsid w:val="44E71DEC"/>
+    <w:multiLevelType w:val="multilevel"/>
+    <w:tmpl w:val="2A38F4FE"/>
     <w:lvl w:ilvl="0">
       <w:start w:val="1"/>
       <w:numFmt w:val="bullet"/>
@@ -14648,10 +14972,10 @@
       </w:rPr>
     </w:lvl>
   </w:abstractNum>
-  <w:abstractNum w:abstractNumId="10" w15:restartNumberingAfterBreak="0">
-    <w:nsid w:val="44BB0EB0"/>
+  <w:abstractNum w:abstractNumId="13" w15:restartNumberingAfterBreak="0">
+    <w:nsid w:val="461A087A"/>
     <w:multiLevelType w:val="multilevel"/>
-    <w:tmpl w:val="5E869EA6"/>
+    <w:tmpl w:val="DE249A4E"/>
     <w:lvl w:ilvl="0">
       <w:start w:val="1"/>
       <w:numFmt w:val="decimal"/>
@@ -14761,123 +15085,10 @@
       </w:pPr>
     </w:lvl>
   </w:abstractNum>
-  <w:abstractNum w:abstractNumId="11" w15:restartNumberingAfterBreak="0">
-    <w:nsid w:val="455D545E"/>
+  <w:abstractNum w:abstractNumId="14" w15:restartNumberingAfterBreak="0">
+    <w:nsid w:val="4EF54D56"/>
     <w:multiLevelType w:val="multilevel"/>
-    <w:tmpl w:val="E7D2FE0C"/>
-    <w:lvl w:ilvl="0">
-      <w:start w:val="1"/>
-      <w:numFmt w:val="decimal"/>
-      <w:lvlText w:val="%1."/>
-      <w:lvlJc w:val="left"/>
-      <w:pPr>
-        <w:tabs>
-          <w:tab w:val="num" w:pos="720"/>
-        </w:tabs>
-        <w:ind w:left="720" w:hanging="360"/>
-      </w:pPr>
-    </w:lvl>
-    <w:lvl w:ilvl="1" w:tentative="1">
-      <w:start w:val="1"/>
-      <w:numFmt w:val="decimal"/>
-      <w:lvlText w:val="%2."/>
-      <w:lvlJc w:val="left"/>
-      <w:pPr>
-        <w:tabs>
-          <w:tab w:val="num" w:pos="1440"/>
-        </w:tabs>
-        <w:ind w:left="1440" w:hanging="360"/>
-      </w:pPr>
-    </w:lvl>
-    <w:lvl w:ilvl="2" w:tentative="1">
-      <w:start w:val="1"/>
-      <w:numFmt w:val="decimal"/>
-      <w:lvlText w:val="%3."/>
-      <w:lvlJc w:val="left"/>
-      <w:pPr>
-        <w:tabs>
-          <w:tab w:val="num" w:pos="2160"/>
-        </w:tabs>
-        <w:ind w:left="2160" w:hanging="360"/>
-      </w:pPr>
-    </w:lvl>
-    <w:lvl w:ilvl="3" w:tentative="1">
-      <w:start w:val="1"/>
-      <w:numFmt w:val="decimal"/>
-      <w:lvlText w:val="%4."/>
-      <w:lvlJc w:val="left"/>
-      <w:pPr>
-        <w:tabs>
-          <w:tab w:val="num" w:pos="2880"/>
-        </w:tabs>
-        <w:ind w:left="2880" w:hanging="360"/>
-      </w:pPr>
-    </w:lvl>
-    <w:lvl w:ilvl="4" w:tentative="1">
-      <w:start w:val="1"/>
-      <w:numFmt w:val="decimal"/>
-      <w:lvlText w:val="%5."/>
-      <w:lvlJc w:val="left"/>
-      <w:pPr>
-        <w:tabs>
-          <w:tab w:val="num" w:pos="3600"/>
-        </w:tabs>
-        <w:ind w:left="3600" w:hanging="360"/>
-      </w:pPr>
-    </w:lvl>
-    <w:lvl w:ilvl="5" w:tentative="1">
-      <w:start w:val="1"/>
-      <w:numFmt w:val="decimal"/>
-      <w:lvlText w:val="%6."/>
-      <w:lvlJc w:val="left"/>
-      <w:pPr>
-        <w:tabs>
-          <w:tab w:val="num" w:pos="4320"/>
-        </w:tabs>
-        <w:ind w:left="4320" w:hanging="360"/>
-      </w:pPr>
-    </w:lvl>
-    <w:lvl w:ilvl="6" w:tentative="1">
-      <w:start w:val="1"/>
-      <w:numFmt w:val="decimal"/>
-      <w:lvlText w:val="%7."/>
-      <w:lvlJc w:val="left"/>
-      <w:pPr>
-        <w:tabs>
-          <w:tab w:val="num" w:pos="5040"/>
-        </w:tabs>
-        <w:ind w:left="5040" w:hanging="360"/>
-      </w:pPr>
-    </w:lvl>
-    <w:lvl w:ilvl="7" w:tentative="1">
-      <w:start w:val="1"/>
-      <w:numFmt w:val="decimal"/>
-      <w:lvlText w:val="%8."/>
-      <w:lvlJc w:val="left"/>
-      <w:pPr>
-        <w:tabs>
-          <w:tab w:val="num" w:pos="5760"/>
-        </w:tabs>
-        <w:ind w:left="5760" w:hanging="360"/>
-      </w:pPr>
-    </w:lvl>
-    <w:lvl w:ilvl="8" w:tentative="1">
-      <w:start w:val="1"/>
-      <w:numFmt w:val="decimal"/>
-      <w:lvlText w:val="%9."/>
-      <w:lvlJc w:val="left"/>
-      <w:pPr>
-        <w:tabs>
-          <w:tab w:val="num" w:pos="6480"/>
-        </w:tabs>
-        <w:ind w:left="6480" w:hanging="360"/>
-      </w:pPr>
-    </w:lvl>
-  </w:abstractNum>
-  <w:abstractNum w:abstractNumId="12" w15:restartNumberingAfterBreak="0">
-    <w:nsid w:val="53BC21F3"/>
-    <w:multiLevelType w:val="multilevel"/>
-    <w:tmpl w:val="2F9246DC"/>
+    <w:tmpl w:val="4B5A0EB2"/>
     <w:lvl w:ilvl="0">
       <w:start w:val="1"/>
       <w:numFmt w:val="bullet"/>
@@ -15023,10 +15234,123 @@
       </w:rPr>
     </w:lvl>
   </w:abstractNum>
-  <w:abstractNum w:abstractNumId="13" w15:restartNumberingAfterBreak="0">
-    <w:nsid w:val="55474384"/>
+  <w:abstractNum w:abstractNumId="15" w15:restartNumberingAfterBreak="0">
+    <w:nsid w:val="586B4903"/>
     <w:multiLevelType w:val="multilevel"/>
-    <w:tmpl w:val="B920AB3C"/>
+    <w:tmpl w:val="917A97C6"/>
+    <w:lvl w:ilvl="0">
+      <w:start w:val="1"/>
+      <w:numFmt w:val="decimal"/>
+      <w:lvlText w:val="%1."/>
+      <w:lvlJc w:val="left"/>
+      <w:pPr>
+        <w:tabs>
+          <w:tab w:val="num" w:pos="720"/>
+        </w:tabs>
+        <w:ind w:left="720" w:hanging="360"/>
+      </w:pPr>
+    </w:lvl>
+    <w:lvl w:ilvl="1" w:tentative="1">
+      <w:start w:val="1"/>
+      <w:numFmt w:val="decimal"/>
+      <w:lvlText w:val="%2."/>
+      <w:lvlJc w:val="left"/>
+      <w:pPr>
+        <w:tabs>
+          <w:tab w:val="num" w:pos="1440"/>
+        </w:tabs>
+        <w:ind w:left="1440" w:hanging="360"/>
+      </w:pPr>
+    </w:lvl>
+    <w:lvl w:ilvl="2" w:tentative="1">
+      <w:start w:val="1"/>
+      <w:numFmt w:val="decimal"/>
+      <w:lvlText w:val="%3."/>
+      <w:lvlJc w:val="left"/>
+      <w:pPr>
+        <w:tabs>
+          <w:tab w:val="num" w:pos="2160"/>
+        </w:tabs>
+        <w:ind w:left="2160" w:hanging="360"/>
+      </w:pPr>
+    </w:lvl>
+    <w:lvl w:ilvl="3" w:tentative="1">
+      <w:start w:val="1"/>
+      <w:numFmt w:val="decimal"/>
+      <w:lvlText w:val="%4."/>
+      <w:lvlJc w:val="left"/>
+      <w:pPr>
+        <w:tabs>
+          <w:tab w:val="num" w:pos="2880"/>
+        </w:tabs>
+        <w:ind w:left="2880" w:hanging="360"/>
+      </w:pPr>
+    </w:lvl>
+    <w:lvl w:ilvl="4" w:tentative="1">
+      <w:start w:val="1"/>
+      <w:numFmt w:val="decimal"/>
+      <w:lvlText w:val="%5."/>
+      <w:lvlJc w:val="left"/>
+      <w:pPr>
+        <w:tabs>
+          <w:tab w:val="num" w:pos="3600"/>
+        </w:tabs>
+        <w:ind w:left="3600" w:hanging="360"/>
+      </w:pPr>
+    </w:lvl>
+    <w:lvl w:ilvl="5" w:tentative="1">
+      <w:start w:val="1"/>
+      <w:numFmt w:val="decimal"/>
+      <w:lvlText w:val="%6."/>
+      <w:lvlJc w:val="left"/>
+      <w:pPr>
+        <w:tabs>
+          <w:tab w:val="num" w:pos="4320"/>
+        </w:tabs>
+        <w:ind w:left="4320" w:hanging="360"/>
+      </w:pPr>
+    </w:lvl>
+    <w:lvl w:ilvl="6" w:tentative="1">
+      <w:start w:val="1"/>
+      <w:numFmt w:val="decimal"/>
+      <w:lvlText w:val="%7."/>
+      <w:lvlJc w:val="left"/>
+      <w:pPr>
+        <w:tabs>
+          <w:tab w:val="num" w:pos="5040"/>
+        </w:tabs>
+        <w:ind w:left="5040" w:hanging="360"/>
+      </w:pPr>
+    </w:lvl>
+    <w:lvl w:ilvl="7" w:tentative="1">
+      <w:start w:val="1"/>
+      <w:numFmt w:val="decimal"/>
+      <w:lvlText w:val="%8."/>
+      <w:lvlJc w:val="left"/>
+      <w:pPr>
+        <w:tabs>
+          <w:tab w:val="num" w:pos="5760"/>
+        </w:tabs>
+        <w:ind w:left="5760" w:hanging="360"/>
+      </w:pPr>
+    </w:lvl>
+    <w:lvl w:ilvl="8" w:tentative="1">
+      <w:start w:val="1"/>
+      <w:numFmt w:val="decimal"/>
+      <w:lvlText w:val="%9."/>
+      <w:lvlJc w:val="left"/>
+      <w:pPr>
+        <w:tabs>
+          <w:tab w:val="num" w:pos="6480"/>
+        </w:tabs>
+        <w:ind w:left="6480" w:hanging="360"/>
+      </w:pPr>
+    </w:lvl>
+  </w:abstractNum>
+  <w:abstractNum w:abstractNumId="16" w15:restartNumberingAfterBreak="0">
+    <w:nsid w:val="6D35517E"/>
+    <w:multiLevelType w:val="multilevel"/>
+    <w:tmpl w:val="194CC896"/>
     <w:lvl w:ilvl="0">
       <w:start w:val="1"/>
       <w:numFmt w:val="bullet"/>
@@ -15172,10 +15496,10 @@
       </w:rPr>
     </w:lvl>
   </w:abstractNum>
-  <w:abstractNum w:abstractNumId="14" w15:restartNumberingAfterBreak="0">
-    <w:nsid w:val="619310A7"/>
+  <w:abstractNum w:abstractNumId="17" w15:restartNumberingAfterBreak="0">
+    <w:nsid w:val="6E046F33"/>
     <w:multiLevelType w:val="multilevel"/>
-    <w:tmpl w:val="28500066"/>
+    <w:tmpl w:val="7B0037D4"/>
     <w:lvl w:ilvl="0">
       <w:start w:val="1"/>
       <w:numFmt w:val="decimal"/>
@@ -15285,10 +15609,10 @@
       </w:pPr>
     </w:lvl>
   </w:abstractNum>
-  <w:abstractNum w:abstractNumId="15" w15:restartNumberingAfterBreak="0">
-    <w:nsid w:val="64902DA2"/>
+  <w:abstractNum w:abstractNumId="18" w15:restartNumberingAfterBreak="0">
+    <w:nsid w:val="7C9D7721"/>
     <w:multiLevelType w:val="multilevel"/>
-    <w:tmpl w:val="DC624960"/>
+    <w:tmpl w:val="E8E2A74E"/>
     <w:lvl w:ilvl="0">
       <w:start w:val="1"/>
       <w:numFmt w:val="bullet"/>
@@ -15434,401 +15758,62 @@
       </w:rPr>
     </w:lvl>
   </w:abstractNum>
-  <w:abstractNum w:abstractNumId="16" w15:restartNumberingAfterBreak="0">
-    <w:nsid w:val="6791696D"/>
-    <w:multiLevelType w:val="multilevel"/>
-    <w:tmpl w:val="9F228382"/>
-    <w:lvl w:ilvl="0">
-      <w:start w:val="1"/>
-      <w:numFmt w:val="decimal"/>
-      <w:lvlText w:val="%1."/>
-      <w:lvlJc w:val="left"/>
-      <w:pPr>
-        <w:tabs>
-          <w:tab w:val="num" w:pos="720"/>
-        </w:tabs>
-        <w:ind w:left="720" w:hanging="360"/>
-      </w:pPr>
-    </w:lvl>
-    <w:lvl w:ilvl="1" w:tentative="1">
-      <w:start w:val="1"/>
-      <w:numFmt w:val="decimal"/>
-      <w:lvlText w:val="%2."/>
-      <w:lvlJc w:val="left"/>
-      <w:pPr>
-        <w:tabs>
-          <w:tab w:val="num" w:pos="1440"/>
-        </w:tabs>
-        <w:ind w:left="1440" w:hanging="360"/>
-      </w:pPr>
-    </w:lvl>
-    <w:lvl w:ilvl="2" w:tentative="1">
-      <w:start w:val="1"/>
-      <w:numFmt w:val="decimal"/>
-      <w:lvlText w:val="%3."/>
-      <w:lvlJc w:val="left"/>
-      <w:pPr>
-        <w:tabs>
-          <w:tab w:val="num" w:pos="2160"/>
-        </w:tabs>
-        <w:ind w:left="2160" w:hanging="360"/>
-      </w:pPr>
-    </w:lvl>
-    <w:lvl w:ilvl="3" w:tentative="1">
-      <w:start w:val="1"/>
-      <w:numFmt w:val="decimal"/>
-      <w:lvlText w:val="%4."/>
-      <w:lvlJc w:val="left"/>
-      <w:pPr>
-        <w:tabs>
-          <w:tab w:val="num" w:pos="2880"/>
-        </w:tabs>
-        <w:ind w:left="2880" w:hanging="360"/>
-      </w:pPr>
-    </w:lvl>
-    <w:lvl w:ilvl="4" w:tentative="1">
-      <w:start w:val="1"/>
-      <w:numFmt w:val="decimal"/>
-      <w:lvlText w:val="%5."/>
-      <w:lvlJc w:val="left"/>
-      <w:pPr>
-        <w:tabs>
-          <w:tab w:val="num" w:pos="3600"/>
-        </w:tabs>
-        <w:ind w:left="3600" w:hanging="360"/>
-      </w:pPr>
-    </w:lvl>
-    <w:lvl w:ilvl="5" w:tentative="1">
-      <w:start w:val="1"/>
-      <w:numFmt w:val="decimal"/>
-      <w:lvlText w:val="%6."/>
-      <w:lvlJc w:val="left"/>
-      <w:pPr>
-        <w:tabs>
-          <w:tab w:val="num" w:pos="4320"/>
-        </w:tabs>
-        <w:ind w:left="4320" w:hanging="360"/>
-      </w:pPr>
-    </w:lvl>
-    <w:lvl w:ilvl="6" w:tentative="1">
-      <w:start w:val="1"/>
-      <w:numFmt w:val="decimal"/>
-      <w:lvlText w:val="%7."/>
-      <w:lvlJc w:val="left"/>
-      <w:pPr>
-        <w:tabs>
-          <w:tab w:val="num" w:pos="5040"/>
-        </w:tabs>
-        <w:ind w:left="5040" w:hanging="360"/>
-      </w:pPr>
-    </w:lvl>
-    <w:lvl w:ilvl="7" w:tentative="1">
-      <w:start w:val="1"/>
-      <w:numFmt w:val="decimal"/>
-      <w:lvlText w:val="%8."/>
-      <w:lvlJc w:val="left"/>
-      <w:pPr>
-        <w:tabs>
-          <w:tab w:val="num" w:pos="5760"/>
-        </w:tabs>
-        <w:ind w:left="5760" w:hanging="360"/>
-      </w:pPr>
-    </w:lvl>
-    <w:lvl w:ilvl="8" w:tentative="1">
-      <w:start w:val="1"/>
-      <w:numFmt w:val="decimal"/>
-      <w:lvlText w:val="%9."/>
-      <w:lvlJc w:val="left"/>
-      <w:pPr>
-        <w:tabs>
-          <w:tab w:val="num" w:pos="6480"/>
-        </w:tabs>
-        <w:ind w:left="6480" w:hanging="360"/>
-      </w:pPr>
-    </w:lvl>
-  </w:abstractNum>
-  <w:abstractNum w:abstractNumId="17" w15:restartNumberingAfterBreak="0">
-    <w:nsid w:val="6A4936F8"/>
-    <w:multiLevelType w:val="multilevel"/>
-    <w:tmpl w:val="8BE66652"/>
-    <w:lvl w:ilvl="0">
-      <w:start w:val="1"/>
-      <w:numFmt w:val="decimal"/>
-      <w:lvlText w:val="%1."/>
-      <w:lvlJc w:val="left"/>
-      <w:pPr>
-        <w:tabs>
-          <w:tab w:val="num" w:pos="720"/>
-        </w:tabs>
-        <w:ind w:left="720" w:hanging="360"/>
-      </w:pPr>
-    </w:lvl>
-    <w:lvl w:ilvl="1" w:tentative="1">
-      <w:start w:val="1"/>
-      <w:numFmt w:val="decimal"/>
-      <w:lvlText w:val="%2."/>
-      <w:lvlJc w:val="left"/>
-      <w:pPr>
-        <w:tabs>
-          <w:tab w:val="num" w:pos="1440"/>
-        </w:tabs>
-        <w:ind w:left="1440" w:hanging="360"/>
-      </w:pPr>
-    </w:lvl>
-    <w:lvl w:ilvl="2" w:tentative="1">
-      <w:start w:val="1"/>
-      <w:numFmt w:val="decimal"/>
-      <w:lvlText w:val="%3."/>
-      <w:lvlJc w:val="left"/>
-      <w:pPr>
-        <w:tabs>
-          <w:tab w:val="num" w:pos="2160"/>
-        </w:tabs>
-        <w:ind w:left="2160" w:hanging="360"/>
-      </w:pPr>
-    </w:lvl>
-    <w:lvl w:ilvl="3" w:tentative="1">
-      <w:start w:val="1"/>
-      <w:numFmt w:val="decimal"/>
-      <w:lvlText w:val="%4."/>
-      <w:lvlJc w:val="left"/>
-      <w:pPr>
-        <w:tabs>
-          <w:tab w:val="num" w:pos="2880"/>
-        </w:tabs>
-        <w:ind w:left="2880" w:hanging="360"/>
-      </w:pPr>
-    </w:lvl>
-    <w:lvl w:ilvl="4" w:tentative="1">
-      <w:start w:val="1"/>
-      <w:numFmt w:val="decimal"/>
-      <w:lvlText w:val="%5."/>
-      <w:lvlJc w:val="left"/>
-      <w:pPr>
-        <w:tabs>
-          <w:tab w:val="num" w:pos="3600"/>
-        </w:tabs>
-        <w:ind w:left="3600" w:hanging="360"/>
-      </w:pPr>
-    </w:lvl>
-    <w:lvl w:ilvl="5" w:tentative="1">
-      <w:start w:val="1"/>
-      <w:numFmt w:val="decimal"/>
-      <w:lvlText w:val="%6."/>
-      <w:lvlJc w:val="left"/>
-      <w:pPr>
-        <w:tabs>
-          <w:tab w:val="num" w:pos="4320"/>
-        </w:tabs>
-        <w:ind w:left="4320" w:hanging="360"/>
-      </w:pPr>
-    </w:lvl>
-    <w:lvl w:ilvl="6" w:tentative="1">
-      <w:start w:val="1"/>
-      <w:numFmt w:val="decimal"/>
-      <w:lvlText w:val="%7."/>
-      <w:lvlJc w:val="left"/>
-      <w:pPr>
-        <w:tabs>
-          <w:tab w:val="num" w:pos="5040"/>
-        </w:tabs>
-        <w:ind w:left="5040" w:hanging="360"/>
-      </w:pPr>
-    </w:lvl>
-    <w:lvl w:ilvl="7" w:tentative="1">
-      <w:start w:val="1"/>
-      <w:numFmt w:val="decimal"/>
-      <w:lvlText w:val="%8."/>
-      <w:lvlJc w:val="left"/>
-      <w:pPr>
-        <w:tabs>
-          <w:tab w:val="num" w:pos="5760"/>
-        </w:tabs>
-        <w:ind w:left="5760" w:hanging="360"/>
-      </w:pPr>
-    </w:lvl>
-    <w:lvl w:ilvl="8" w:tentative="1">
-      <w:start w:val="1"/>
-      <w:numFmt w:val="decimal"/>
-      <w:lvlText w:val="%9."/>
-      <w:lvlJc w:val="left"/>
-      <w:pPr>
-        <w:tabs>
-          <w:tab w:val="num" w:pos="6480"/>
-        </w:tabs>
-        <w:ind w:left="6480" w:hanging="360"/>
-      </w:pPr>
-    </w:lvl>
-  </w:abstractNum>
-  <w:abstractNum w:abstractNumId="18" w15:restartNumberingAfterBreak="0">
-    <w:nsid w:val="7F9E1CB9"/>
-    <w:multiLevelType w:val="multilevel"/>
-    <w:tmpl w:val="37C03D18"/>
-    <w:lvl w:ilvl="0">
-      <w:start w:val="3"/>
-      <w:numFmt w:val="decimal"/>
-      <w:lvlText w:val="%1."/>
-      <w:lvlJc w:val="left"/>
-      <w:pPr>
-        <w:tabs>
-          <w:tab w:val="num" w:pos="720"/>
-        </w:tabs>
-        <w:ind w:left="720" w:hanging="360"/>
-      </w:pPr>
-    </w:lvl>
-    <w:lvl w:ilvl="1" w:tentative="1">
-      <w:start w:val="1"/>
-      <w:numFmt w:val="decimal"/>
-      <w:lvlText w:val="%2."/>
-      <w:lvlJc w:val="left"/>
-      <w:pPr>
-        <w:tabs>
-          <w:tab w:val="num" w:pos="1440"/>
-        </w:tabs>
-        <w:ind w:left="1440" w:hanging="360"/>
-      </w:pPr>
-    </w:lvl>
-    <w:lvl w:ilvl="2" w:tentative="1">
-      <w:start w:val="1"/>
-      <w:numFmt w:val="decimal"/>
-      <w:lvlText w:val="%3."/>
-      <w:lvlJc w:val="left"/>
-      <w:pPr>
-        <w:tabs>
-          <w:tab w:val="num" w:pos="2160"/>
-        </w:tabs>
-        <w:ind w:left="2160" w:hanging="360"/>
-      </w:pPr>
-    </w:lvl>
-    <w:lvl w:ilvl="3" w:tentative="1">
-      <w:start w:val="1"/>
-      <w:numFmt w:val="decimal"/>
-      <w:lvlText w:val="%4."/>
-      <w:lvlJc w:val="left"/>
-      <w:pPr>
-        <w:tabs>
-          <w:tab w:val="num" w:pos="2880"/>
-        </w:tabs>
-        <w:ind w:left="2880" w:hanging="360"/>
-      </w:pPr>
-    </w:lvl>
-    <w:lvl w:ilvl="4" w:tentative="1">
-      <w:start w:val="1"/>
-      <w:numFmt w:val="decimal"/>
-      <w:lvlText w:val="%5."/>
-      <w:lvlJc w:val="left"/>
-      <w:pPr>
-        <w:tabs>
-          <w:tab w:val="num" w:pos="3600"/>
-        </w:tabs>
-        <w:ind w:left="3600" w:hanging="360"/>
-      </w:pPr>
-    </w:lvl>
-    <w:lvl w:ilvl="5" w:tentative="1">
-      <w:start w:val="1"/>
-      <w:numFmt w:val="decimal"/>
-      <w:lvlText w:val="%6."/>
-      <w:lvlJc w:val="left"/>
-      <w:pPr>
-        <w:tabs>
-          <w:tab w:val="num" w:pos="4320"/>
-        </w:tabs>
-        <w:ind w:left="4320" w:hanging="360"/>
-      </w:pPr>
-    </w:lvl>
-    <w:lvl w:ilvl="6" w:tentative="1">
-      <w:start w:val="1"/>
-      <w:numFmt w:val="decimal"/>
-      <w:lvlText w:val="%7."/>
-      <w:lvlJc w:val="left"/>
-      <w:pPr>
-        <w:tabs>
-          <w:tab w:val="num" w:pos="5040"/>
-        </w:tabs>
-        <w:ind w:left="5040" w:hanging="360"/>
-      </w:pPr>
-    </w:lvl>
-    <w:lvl w:ilvl="7" w:tentative="1">
-      <w:start w:val="1"/>
-      <w:numFmt w:val="decimal"/>
-      <w:lvlText w:val="%8."/>
-      <w:lvlJc w:val="left"/>
-      <w:pPr>
-        <w:tabs>
-          <w:tab w:val="num" w:pos="5760"/>
-        </w:tabs>
-        <w:ind w:left="5760" w:hanging="360"/>
-      </w:pPr>
-    </w:lvl>
-    <w:lvl w:ilvl="8" w:tentative="1">
-      <w:start w:val="1"/>
-      <w:numFmt w:val="decimal"/>
-      <w:lvlText w:val="%9."/>
-      <w:lvlJc w:val="left"/>
-      <w:pPr>
-        <w:tabs>
-          <w:tab w:val="num" w:pos="6480"/>
-        </w:tabs>
-        <w:ind w:left="6480" w:hanging="360"/>
-      </w:pPr>
-    </w:lvl>
-  </w:abstractNum>
-  <w:num w:numId="1" w16cid:durableId="2079470987">
+  <w:num w:numId="1" w16cid:durableId="1770852764">
+    <w:abstractNumId w:val="1"/>
+  </w:num>
+  <w:num w:numId="2" w16cid:durableId="498741238">
+    <w:abstractNumId w:val="14"/>
+  </w:num>
+  <w:num w:numId="3" w16cid:durableId="2092458678">
+    <w:abstractNumId w:val="9"/>
+  </w:num>
+  <w:num w:numId="4" w16cid:durableId="765492675">
+    <w:abstractNumId w:val="5"/>
+  </w:num>
+  <w:num w:numId="5" w16cid:durableId="747767510">
+    <w:abstractNumId w:val="8"/>
+  </w:num>
+  <w:num w:numId="6" w16cid:durableId="1407608832">
+    <w:abstractNumId w:val="16"/>
+  </w:num>
+  <w:num w:numId="7" w16cid:durableId="504629806">
+    <w:abstractNumId w:val="3"/>
+  </w:num>
+  <w:num w:numId="8" w16cid:durableId="1064984821">
+    <w:abstractNumId w:val="12"/>
+  </w:num>
+  <w:num w:numId="9" w16cid:durableId="409811699">
     <w:abstractNumId w:val="17"/>
   </w:num>
-  <w:num w:numId="2" w16cid:durableId="2090689239">
-    <w:abstractNumId w:val="3"/>
+  <w:num w:numId="10" w16cid:durableId="232467334">
+    <w:abstractNumId w:val="2"/>
   </w:num>
-  <w:num w:numId="3" w16cid:durableId="1553615385">
+  <w:num w:numId="11" w16cid:durableId="243418906">
+    <w:abstractNumId w:val="10"/>
+  </w:num>
+  <w:num w:numId="12" w16cid:durableId="555122593">
+    <w:abstractNumId w:val="4"/>
+  </w:num>
+  <w:num w:numId="13" w16cid:durableId="1401057529">
+    <w:abstractNumId w:val="0"/>
+  </w:num>
+  <w:num w:numId="14" w16cid:durableId="442652595">
     <w:abstractNumId w:val="11"/>
   </w:num>
-  <w:num w:numId="4" w16cid:durableId="1330136072">
+  <w:num w:numId="15" w16cid:durableId="440347678">
+    <w:abstractNumId w:val="7"/>
+  </w:num>
+  <w:num w:numId="16" w16cid:durableId="1725132456">
+    <w:abstractNumId w:val="18"/>
+  </w:num>
+  <w:num w:numId="17" w16cid:durableId="383531230">
     <w:abstractNumId w:val="13"/>
   </w:num>
-  <w:num w:numId="5" w16cid:durableId="194318008">
-    <w:abstractNumId w:val="9"/>
-  </w:num>
-  <w:num w:numId="6" w16cid:durableId="558594917">
+  <w:num w:numId="18" w16cid:durableId="270746548">
     <w:abstractNumId w:val="15"/>
   </w:num>
-  <w:num w:numId="7" w16cid:durableId="1652057464">
-    <w:abstractNumId w:val="4"/>
-  </w:num>
-  <w:num w:numId="8" w16cid:durableId="1517617766">
-    <w:abstractNumId w:val="12"/>
-  </w:num>
-  <w:num w:numId="9" w16cid:durableId="546793457">
-    <w:abstractNumId w:val="7"/>
-  </w:num>
-  <w:num w:numId="10" w16cid:durableId="477649814">
+  <w:num w:numId="19" w16cid:durableId="700477895">
     <w:abstractNumId w:val="6"/>
-  </w:num>
-  <w:num w:numId="11" w16cid:durableId="572203338">
-    <w:abstractNumId w:val="18"/>
-  </w:num>
-  <w:num w:numId="12" w16cid:durableId="557471442">
-    <w:abstractNumId w:val="5"/>
-  </w:num>
-  <w:num w:numId="13" w16cid:durableId="208224319">
-    <w:abstractNumId w:val="0"/>
-  </w:num>
-  <w:num w:numId="14" w16cid:durableId="1102458361">
-    <w:abstractNumId w:val="14"/>
-  </w:num>
-  <w:num w:numId="15" w16cid:durableId="1549150662">
-    <w:abstractNumId w:val="16"/>
-  </w:num>
-  <w:num w:numId="16" w16cid:durableId="431439309">
-    <w:abstractNumId w:val="8"/>
-  </w:num>
-  <w:num w:numId="17" w16cid:durableId="364990087">
-    <w:abstractNumId w:val="1"/>
-  </w:num>
-  <w:num w:numId="18" w16cid:durableId="2003923932">
-    <w:abstractNumId w:val="10"/>
-  </w:num>
-  <w:num w:numId="19" w16cid:durableId="2101221219">
-    <w:abstractNumId w:val="2"/>
   </w:num>
 </w:numbering>
 </file>
